--- a/Docs/CombatDesign/CharacterDesings/PC/WX_main_character.docx
+++ b/Docs/CombatDesign/CharacterDesings/PC/WX_main_character.docx
@@ -343,7 +343,17 @@
                 <w:color w:val="2F75B5"/>
                 <w:sz w:val="17"/>
               </w:rPr>
-              <w:t>전투 레퍼런스</w:t>
+              <w:t xml:space="preserve">전투 </w:t>
+            </w:r>
+            <w:proofErr w:type="gramStart"/>
+            <w:r>
+              <w:rPr>
+                <w:rFonts w:ascii="맑은 고딕" w:eastAsia="맑은 고딕" w:hAnsi="맑은 고딕"/>
+                <w:b/>
+                <w:color w:val="2F75B5"/>
+                <w:sz w:val="17"/>
+              </w:rPr>
+              <w:t>레퍼런스</w:t>
             </w:r>
             <w:r>
               <w:rPr>
@@ -353,6 +363,7 @@
               </w:rPr>
               <w:t xml:space="preserve">  스텔라블레이드</w:t>
             </w:r>
+            <w:proofErr w:type="gramEnd"/>
           </w:p>
           <w:p>
             <w:pPr>
@@ -570,7 +581,17 @@
                 <w:color w:val="2F75B5"/>
                 <w:sz w:val="17"/>
               </w:rPr>
-              <w:t>외형 레퍼런스 1</w:t>
+              <w:t xml:space="preserve">외형 레퍼런스 </w:t>
+            </w:r>
+            <w:proofErr w:type="gramStart"/>
+            <w:r>
+              <w:rPr>
+                <w:rFonts w:ascii="맑은 고딕" w:eastAsia="맑은 고딕" w:hAnsi="맑은 고딕"/>
+                <w:b/>
+                <w:color w:val="2F75B5"/>
+                <w:sz w:val="17"/>
+              </w:rPr>
+              <w:t>1</w:t>
             </w:r>
             <w:r>
               <w:rPr>
@@ -578,7 +599,16 @@
                 <w:b/>
                 <w:color w:val="263238"/>
               </w:rPr>
-              <w:t xml:space="preserve">  페이트 샤를마뉴</w:t>
+              <w:t xml:space="preserve">  페이트</w:t>
+            </w:r>
+            <w:proofErr w:type="gramEnd"/>
+            <w:r>
+              <w:rPr>
+                <w:rFonts w:ascii="맑은 고딕" w:eastAsia="맑은 고딕" w:hAnsi="맑은 고딕"/>
+                <w:b/>
+                <w:color w:val="263238"/>
+              </w:rPr>
+              <w:t xml:space="preserve"> 샤를마뉴</w:t>
             </w:r>
           </w:p>
           <w:p>
@@ -750,7 +780,17 @@
                 <w:color w:val="2F75B5"/>
                 <w:sz w:val="17"/>
               </w:rPr>
-              <w:t>성격 레퍼런스 1</w:t>
+              <w:t xml:space="preserve">성격 레퍼런스 </w:t>
+            </w:r>
+            <w:proofErr w:type="gramStart"/>
+            <w:r>
+              <w:rPr>
+                <w:rFonts w:ascii="맑은 고딕" w:eastAsia="맑은 고딕" w:hAnsi="맑은 고딕"/>
+                <w:b/>
+                <w:color w:val="2F75B5"/>
+                <w:sz w:val="17"/>
+              </w:rPr>
+              <w:t>1</w:t>
             </w:r>
             <w:r>
               <w:rPr>
@@ -758,7 +798,16 @@
                 <w:b/>
                 <w:color w:val="263238"/>
               </w:rPr>
-              <w:t xml:space="preserve">  더블Z건담 쥬도 아시타</w:t>
+              <w:t xml:space="preserve">  더블</w:t>
+            </w:r>
+            <w:proofErr w:type="gramEnd"/>
+            <w:r>
+              <w:rPr>
+                <w:rFonts w:ascii="맑은 고딕" w:eastAsia="맑은 고딕" w:hAnsi="맑은 고딕"/>
+                <w:b/>
+                <w:color w:val="263238"/>
+              </w:rPr>
+              <w:t>Z건담 쥬도 아시타</w:t>
             </w:r>
           </w:p>
           <w:p>
@@ -774,13 +823,23 @@
               </w:rPr>
               <w:t xml:space="preserve">• </w:t>
             </w:r>
+            <w:proofErr w:type="gramStart"/>
             <w:r>
               <w:rPr>
                 <w:rFonts w:ascii="맑은 고딕" w:eastAsia="맑은 고딕" w:hAnsi="맑은 고딕"/>
                 <w:color w:val="111111"/>
                 <w:sz w:val="18"/>
               </w:rPr>
-              <w:t>열혈남 / 부조리를 절대 참지 않음</w:t>
+              <w:t>열혈남 /</w:t>
+            </w:r>
+            <w:proofErr w:type="gramEnd"/>
+            <w:r>
+              <w:rPr>
+                <w:rFonts w:ascii="맑은 고딕" w:eastAsia="맑은 고딕" w:hAnsi="맑은 고딕"/>
+                <w:color w:val="111111"/>
+                <w:sz w:val="18"/>
+              </w:rPr>
+              <w:t xml:space="preserve"> 부조리를 절대 참지 않음</w:t>
             </w:r>
           </w:p>
           <w:p>
@@ -1036,7 +1095,17 @@
                 <w:color w:val="2F75B5"/>
                 <w:sz w:val="17"/>
               </w:rPr>
-              <w:t>위기 상황 성격 레퍼런스</w:t>
+              <w:t xml:space="preserve">위기 상황 성격 </w:t>
+            </w:r>
+            <w:proofErr w:type="gramStart"/>
+            <w:r>
+              <w:rPr>
+                <w:rFonts w:ascii="맑은 고딕" w:eastAsia="맑은 고딕" w:hAnsi="맑은 고딕"/>
+                <w:b/>
+                <w:color w:val="2F75B5"/>
+                <w:sz w:val="17"/>
+              </w:rPr>
+              <w:t>레퍼런스</w:t>
             </w:r>
             <w:r>
               <w:rPr>
@@ -1044,7 +1113,16 @@
                 <w:b/>
                 <w:color w:val="263238"/>
               </w:rPr>
-              <w:t xml:space="preserve">  데메크 네로</w:t>
+              <w:t xml:space="preserve">  데메크</w:t>
+            </w:r>
+            <w:proofErr w:type="gramEnd"/>
+            <w:r>
+              <w:rPr>
+                <w:rFonts w:ascii="맑은 고딕" w:eastAsia="맑은 고딕" w:hAnsi="맑은 고딕"/>
+                <w:b/>
+                <w:color w:val="263238"/>
+              </w:rPr>
+              <w:t xml:space="preserve"> 네로</w:t>
             </w:r>
           </w:p>
           <w:p>
@@ -1233,7 +1311,17 @@
                 <w:color w:val="2F75B5"/>
                 <w:sz w:val="17"/>
               </w:rPr>
-              <w:t>무기 레퍼런스</w:t>
+              <w:t xml:space="preserve">무기 </w:t>
+            </w:r>
+            <w:proofErr w:type="gramStart"/>
+            <w:r>
+              <w:rPr>
+                <w:rFonts w:ascii="맑은 고딕" w:eastAsia="맑은 고딕" w:hAnsi="맑은 고딕"/>
+                <w:b/>
+                <w:color w:val="2F75B5"/>
+                <w:sz w:val="17"/>
+              </w:rPr>
+              <w:t>레퍼런스</w:t>
             </w:r>
             <w:r>
               <w:rPr>
@@ -1241,7 +1329,16 @@
                 <w:b/>
                 <w:color w:val="263238"/>
               </w:rPr>
-              <w:t xml:space="preserve">  데빌메이크라이 레드퀸</w:t>
+              <w:t xml:space="preserve">  데빌메이크라이</w:t>
+            </w:r>
+            <w:proofErr w:type="gramEnd"/>
+            <w:r>
+              <w:rPr>
+                <w:rFonts w:ascii="맑은 고딕" w:eastAsia="맑은 고딕" w:hAnsi="맑은 고딕"/>
+                <w:b/>
+                <w:color w:val="263238"/>
+              </w:rPr>
+              <w:t xml:space="preserve"> 레드퀸</w:t>
             </w:r>
           </w:p>
           <w:p>
@@ -1293,11 +1390,6 @@
     </w:tbl>
     <w:p/>
     <w:p>
-      <w:pPr>
-        <w:rPr>
-          <w:rFonts w:hint="eastAsia"/>
-        </w:rPr>
-      </w:pPr>
       <w:r>
         <w:rPr>
           <w:b/>
@@ -1692,7 +1784,6 @@
         <w:pStyle w:val="a6"/>
         <w:ind w:left="800"/>
         <w:rPr>
-          <w:rFonts w:hint="eastAsia"/>
           <w:b/>
         </w:rPr>
       </w:pPr>
@@ -2110,21 +2201,28 @@
               <w:rPr>
                 <w:rFonts w:hint="eastAsia"/>
               </w:rPr>
-              <w:t xml:space="preserve"> 스킬 게이지와 함께</w:t>
+              <w:t xml:space="preserve"> </w:t>
             </w:r>
             <w:r>
               <w:rPr>
                 <w:rFonts w:hint="eastAsia"/>
               </w:rPr>
+              <w:t>MP</w:t>
+            </w:r>
+            <w:r>
+              <w:rPr>
+                <w:rFonts w:hint="eastAsia"/>
+              </w:rPr>
+              <w:t>와 함께</w:t>
+            </w:r>
+            <w:r>
+              <w:rPr>
+                <w:rFonts w:hint="eastAsia"/>
+              </w:rPr>
               <w:t xml:space="preserve"> 얻는 보상</w:t>
             </w:r>
           </w:p>
           <w:p>
-            <w:pPr>
-              <w:rPr>
-                <w:rFonts w:hint="eastAsia"/>
-              </w:rPr>
-            </w:pPr>
             <w:r>
               <w:rPr>
                 <w:rFonts w:hint="eastAsia"/>
@@ -3270,7 +3368,23 @@
                 <w:rFonts w:ascii="맑은 고딕" w:eastAsia="맑은 고딕" w:hAnsi="맑은 고딕"/>
                 <w:sz w:val="20"/>
               </w:rPr>
-              <w:t>모든 콤보를 넣는데 시간이 가장 오래걸리며 강한 데미지를 입히는 콤보</w:t>
+              <w:t xml:space="preserve">모든 콤보를 넣는데 시간이 가장 </w:t>
+            </w:r>
+            <w:proofErr w:type="spellStart"/>
+            <w:r>
+              <w:rPr>
+                <w:rFonts w:ascii="맑은 고딕" w:eastAsia="맑은 고딕" w:hAnsi="맑은 고딕"/>
+                <w:sz w:val="20"/>
+              </w:rPr>
+              <w:t>오래걸리며</w:t>
+            </w:r>
+            <w:proofErr w:type="spellEnd"/>
+            <w:r>
+              <w:rPr>
+                <w:rFonts w:ascii="맑은 고딕" w:eastAsia="맑은 고딕" w:hAnsi="맑은 고딕"/>
+                <w:sz w:val="20"/>
+              </w:rPr>
+              <w:t xml:space="preserve"> 강한 데미지를 입히는 콤보</w:t>
             </w:r>
             <w:r>
               <w:br/>
@@ -3280,7 +3394,21 @@
                 <w:rFonts w:ascii="맑은 고딕" w:eastAsia="맑은 고딕" w:hAnsi="맑은 고딕"/>
                 <w:sz w:val="20"/>
               </w:rPr>
-              <w:t>주로 경직 내성이 낮은 일반 몬스터나 스킬 게이지가 부족한 상태에서 그로기 상태 보스에게 사용한다.</w:t>
+              <w:t xml:space="preserve">주로 경직 내성이 낮은 일반 몬스터나 </w:t>
+            </w:r>
+            <w:r>
+              <w:rPr>
+                <w:rFonts w:ascii="맑은 고딕" w:eastAsia="맑은 고딕" w:hAnsi="맑은 고딕"/>
+                <w:sz w:val="20"/>
+              </w:rPr>
+              <w:t>MP</w:t>
+            </w:r>
+            <w:r>
+              <w:rPr>
+                <w:rFonts w:ascii="맑은 고딕" w:eastAsia="맑은 고딕" w:hAnsi="맑은 고딕"/>
+                <w:sz w:val="20"/>
+              </w:rPr>
+              <w:t>가 부족한 상태에서 그로기 상태 보스에게 사용한다.</w:t>
             </w:r>
           </w:p>
         </w:tc>
@@ -3801,7 +3929,37 @@
                 <w:rFonts w:ascii="맑은 고딕" w:eastAsia="맑은 고딕" w:hAnsi="맑은 고딕"/>
                 <w:sz w:val="20"/>
               </w:rPr>
-              <w:t>기본 공격 콤보1보다 강한 콤보, 타수가 많아 스킬 게이지의 수급량이 뛰어나고 데미지가 중간정도다.</w:t>
+              <w:t xml:space="preserve">기본 공격 콤보1보다 강한 콤보, 타수가 많아 </w:t>
+            </w:r>
+            <w:r>
+              <w:rPr>
+                <w:rFonts w:ascii="맑은 고딕" w:eastAsia="맑은 고딕" w:hAnsi="맑은 고딕"/>
+                <w:sz w:val="20"/>
+              </w:rPr>
+              <w:t>MP</w:t>
+            </w:r>
+            <w:r>
+              <w:rPr>
+                <w:rFonts w:ascii="맑은 고딕" w:eastAsia="맑은 고딕" w:hAnsi="맑은 고딕"/>
+                <w:sz w:val="20"/>
+              </w:rPr>
+              <w:t xml:space="preserve">의 </w:t>
+            </w:r>
+            <w:proofErr w:type="spellStart"/>
+            <w:r>
+              <w:rPr>
+                <w:rFonts w:ascii="맑은 고딕" w:eastAsia="맑은 고딕" w:hAnsi="맑은 고딕"/>
+                <w:sz w:val="20"/>
+              </w:rPr>
+              <w:t>수급량이</w:t>
+            </w:r>
+            <w:proofErr w:type="spellEnd"/>
+            <w:r>
+              <w:rPr>
+                <w:rFonts w:ascii="맑은 고딕" w:eastAsia="맑은 고딕" w:hAnsi="맑은 고딕"/>
+                <w:sz w:val="20"/>
+              </w:rPr>
+              <w:t xml:space="preserve"> 뛰어나고 데미지가 중간정도다.</w:t>
             </w:r>
           </w:p>
         </w:tc>
@@ -4828,7 +4986,14 @@
                 <w:rFonts w:ascii="맑은 고딕" w:eastAsia="맑은 고딕" w:hAnsi="맑은 고딕"/>
                 <w:sz w:val="20"/>
               </w:rPr>
-              <w:t>스킬 게이지 20</w:t>
+              <w:t>MP</w:t>
+            </w:r>
+            <w:r>
+              <w:rPr>
+                <w:rFonts w:ascii="맑은 고딕" w:eastAsia="맑은 고딕" w:hAnsi="맑은 고딕"/>
+                <w:sz w:val="20"/>
+              </w:rPr>
+              <w:t xml:space="preserve"> 20</w:t>
             </w:r>
           </w:p>
         </w:tc>
@@ -5334,7 +5499,14 @@
                 <w:rFonts w:ascii="맑은 고딕" w:eastAsia="맑은 고딕" w:hAnsi="맑은 고딕"/>
                 <w:sz w:val="20"/>
               </w:rPr>
-              <w:t>스킬 게이지 20</w:t>
+              <w:t>MP</w:t>
+            </w:r>
+            <w:r>
+              <w:rPr>
+                <w:rFonts w:ascii="맑은 고딕" w:eastAsia="맑은 고딕" w:hAnsi="맑은 고딕"/>
+                <w:sz w:val="20"/>
+              </w:rPr>
+              <w:t xml:space="preserve"> 20</w:t>
             </w:r>
           </w:p>
         </w:tc>
@@ -5728,7 +5900,23 @@
                 <w:rFonts w:ascii="맑은 고딕" w:eastAsia="맑은 고딕" w:hAnsi="맑은 고딕"/>
                 <w:sz w:val="20"/>
               </w:rPr>
-              <w:t>검을 2번 올려베어 검기를 발사한다. 이후 추가 입력으로 큰 검기를 한번 더 발사한다.</w:t>
+              <w:t xml:space="preserve">검을 2번 올려베어 검기를 발사한다. 이후 추가 입력으로 큰 검기를 </w:t>
+            </w:r>
+            <w:proofErr w:type="gramStart"/>
+            <w:r>
+              <w:rPr>
+                <w:rFonts w:ascii="맑은 고딕" w:eastAsia="맑은 고딕" w:hAnsi="맑은 고딕"/>
+                <w:sz w:val="20"/>
+              </w:rPr>
+              <w:t>한번</w:t>
+            </w:r>
+            <w:proofErr w:type="gramEnd"/>
+            <w:r>
+              <w:rPr>
+                <w:rFonts w:ascii="맑은 고딕" w:eastAsia="맑은 고딕" w:hAnsi="맑은 고딕"/>
+                <w:sz w:val="20"/>
+              </w:rPr>
+              <w:t xml:space="preserve"> 더 발사한다.</w:t>
             </w:r>
           </w:p>
         </w:tc>
@@ -5840,7 +6028,14 @@
                 <w:rFonts w:ascii="맑은 고딕" w:eastAsia="맑은 고딕" w:hAnsi="맑은 고딕"/>
                 <w:sz w:val="20"/>
               </w:rPr>
-              <w:t>스킬 게이지 20</w:t>
+              <w:t>MP</w:t>
+            </w:r>
+            <w:r>
+              <w:rPr>
+                <w:rFonts w:ascii="맑은 고딕" w:eastAsia="맑은 고딕" w:hAnsi="맑은 고딕"/>
+                <w:sz w:val="20"/>
+              </w:rPr>
+              <w:t xml:space="preserve"> 20</w:t>
             </w:r>
           </w:p>
         </w:tc>
@@ -6250,7 +6445,23 @@
                 <w:rFonts w:ascii="맑은 고딕" w:eastAsia="맑은 고딕" w:hAnsi="맑은 고딕"/>
                 <w:sz w:val="20"/>
               </w:rPr>
-              <w:t>전방을 빠르게 1번 벤다. 이 스킬은 퍼펙트 패링 판정을 가지고 있어 패링 성공 시 폭발하며 더 큰 피해를 입힌다. 패링 성공 여부와 상관 없이 마찰검 버프를 얻는다.</w:t>
+              <w:t xml:space="preserve">전방을 빠르게 1번 벤다. 이 스킬은 퍼펙트 패링 판정을 가지고 있어 패링 성공 시 폭발하며 더 큰 피해를 입힌다. 패링 성공 여부와 </w:t>
+            </w:r>
+            <w:proofErr w:type="gramStart"/>
+            <w:r>
+              <w:rPr>
+                <w:rFonts w:ascii="맑은 고딕" w:eastAsia="맑은 고딕" w:hAnsi="맑은 고딕"/>
+                <w:sz w:val="20"/>
+              </w:rPr>
+              <w:t>상관 없이</w:t>
+            </w:r>
+            <w:proofErr w:type="gramEnd"/>
+            <w:r>
+              <w:rPr>
+                <w:rFonts w:ascii="맑은 고딕" w:eastAsia="맑은 고딕" w:hAnsi="맑은 고딕"/>
+                <w:sz w:val="20"/>
+              </w:rPr>
+              <w:t xml:space="preserve"> 마찰검 버프를 얻는다.</w:t>
             </w:r>
           </w:p>
         </w:tc>
@@ -6306,7 +6517,23 @@
                 <w:rFonts w:ascii="맑은 고딕" w:eastAsia="맑은 고딕" w:hAnsi="맑은 고딕"/>
                 <w:sz w:val="20"/>
               </w:rPr>
-              <w:t>아주 짧은 시전시간을 가지고 있고 피해량도 낮으나 패링으로 발동 시 다른 스킬에 비해서 가장 높은 피해를 가진 스킬</w:t>
+              <w:t xml:space="preserve">아주 짧은 시전시간을 </w:t>
+            </w:r>
+            <w:proofErr w:type="gramStart"/>
+            <w:r>
+              <w:rPr>
+                <w:rFonts w:ascii="맑은 고딕" w:eastAsia="맑은 고딕" w:hAnsi="맑은 고딕"/>
+                <w:sz w:val="20"/>
+              </w:rPr>
+              <w:t>가지고</w:t>
+            </w:r>
+            <w:proofErr w:type="gramEnd"/>
+            <w:r>
+              <w:rPr>
+                <w:rFonts w:ascii="맑은 고딕" w:eastAsia="맑은 고딕" w:hAnsi="맑은 고딕"/>
+                <w:sz w:val="20"/>
+              </w:rPr>
+              <w:t xml:space="preserve"> 있고 피해량도 낮으나 패링으로 발동 시 다른 스킬에 비해서 가장 높은 피해를 가진 스킬</w:t>
             </w:r>
           </w:p>
         </w:tc>
@@ -6362,7 +6589,14 @@
                 <w:rFonts w:ascii="맑은 고딕" w:eastAsia="맑은 고딕" w:hAnsi="맑은 고딕"/>
                 <w:sz w:val="20"/>
               </w:rPr>
-              <w:t>스킬 게이지 20</w:t>
+              <w:t>MP</w:t>
+            </w:r>
+            <w:r>
+              <w:rPr>
+                <w:rFonts w:ascii="맑은 고딕" w:eastAsia="맑은 고딕" w:hAnsi="맑은 고딕"/>
+                <w:sz w:val="20"/>
+              </w:rPr>
+              <w:t xml:space="preserve"> 20</w:t>
             </w:r>
           </w:p>
         </w:tc>
@@ -7188,9 +7422,6 @@
           <w:p>
             <w:pPr>
               <w:spacing w:line="250" w:lineRule="auto"/>
-              <w:rPr>
-                <w:rFonts w:hint="eastAsia"/>
-              </w:rPr>
             </w:pPr>
             <w:r>
               <w:rPr>
@@ -7290,9 +7521,6 @@
           <w:ilvl w:val="0"/>
           <w:numId w:val="4"/>
         </w:numPr>
-        <w:rPr>
-          <w:rFonts w:hint="eastAsia"/>
-        </w:rPr>
       </w:pPr>
       <w:r>
         <w:t>전투 흐름 예시 (</w:t>
@@ -7376,7 +7604,15 @@
       </w:r>
       <w:r>
         <w:br/>
-        <w:t xml:space="preserve">- 홈런 / </w:t>
+        <w:t xml:space="preserve">- </w:t>
+      </w:r>
+      <w:proofErr w:type="gramStart"/>
+      <w:r>
+        <w:t>홈런 /</w:t>
+      </w:r>
+      <w:proofErr w:type="gramEnd"/>
+      <w:r>
+        <w:t xml:space="preserve"> </w:t>
       </w:r>
       <w:proofErr w:type="spellStart"/>
       <w:r>
@@ -8548,6 +8784,7 @@
   <w:style w:type="character" w:default="1" w:styleId="a0">
     <w:name w:val="Default Paragraph Font"/>
     <w:uiPriority w:val="1"/>
+    <w:semiHidden/>
     <w:unhideWhenUsed/>
   </w:style>
   <w:style w:type="table" w:default="1" w:styleId="a1">

--- a/Docs/CombatDesign/CharacterDesings/PC/WX_main_character.docx
+++ b/Docs/CombatDesign/CharacterDesings/PC/WX_main_character.docx
@@ -343,17 +343,7 @@
                 <w:color w:val="2F75B5"/>
                 <w:sz w:val="17"/>
               </w:rPr>
-              <w:t xml:space="preserve">전투 </w:t>
-            </w:r>
-            <w:proofErr w:type="gramStart"/>
-            <w:r>
-              <w:rPr>
-                <w:rFonts w:ascii="맑은 고딕" w:eastAsia="맑은 고딕" w:hAnsi="맑은 고딕"/>
-                <w:b/>
-                <w:color w:val="2F75B5"/>
-                <w:sz w:val="17"/>
-              </w:rPr>
-              <w:t>레퍼런스</w:t>
+              <w:t>전투 레퍼런스</w:t>
             </w:r>
             <w:r>
               <w:rPr>
@@ -363,7 +353,6 @@
               </w:rPr>
               <w:t xml:space="preserve">  스텔라블레이드</w:t>
             </w:r>
-            <w:proofErr w:type="gramEnd"/>
           </w:p>
           <w:p>
             <w:pPr>
@@ -581,17 +570,7 @@
                 <w:color w:val="2F75B5"/>
                 <w:sz w:val="17"/>
               </w:rPr>
-              <w:t xml:space="preserve">외형 레퍼런스 </w:t>
-            </w:r>
-            <w:proofErr w:type="gramStart"/>
-            <w:r>
-              <w:rPr>
-                <w:rFonts w:ascii="맑은 고딕" w:eastAsia="맑은 고딕" w:hAnsi="맑은 고딕"/>
-                <w:b/>
-                <w:color w:val="2F75B5"/>
-                <w:sz w:val="17"/>
-              </w:rPr>
-              <w:t>1</w:t>
+              <w:t>외형 레퍼런스 1</w:t>
             </w:r>
             <w:r>
               <w:rPr>
@@ -599,16 +578,7 @@
                 <w:b/>
                 <w:color w:val="263238"/>
               </w:rPr>
-              <w:t xml:space="preserve">  페이트</w:t>
-            </w:r>
-            <w:proofErr w:type="gramEnd"/>
-            <w:r>
-              <w:rPr>
-                <w:rFonts w:ascii="맑은 고딕" w:eastAsia="맑은 고딕" w:hAnsi="맑은 고딕"/>
-                <w:b/>
-                <w:color w:val="263238"/>
-              </w:rPr>
-              <w:t xml:space="preserve"> 샤를마뉴</w:t>
+              <w:t xml:space="preserve">  페이트 샤를마뉴</w:t>
             </w:r>
           </w:p>
           <w:p>
@@ -780,17 +750,7 @@
                 <w:color w:val="2F75B5"/>
                 <w:sz w:val="17"/>
               </w:rPr>
-              <w:t xml:space="preserve">성격 레퍼런스 </w:t>
-            </w:r>
-            <w:proofErr w:type="gramStart"/>
-            <w:r>
-              <w:rPr>
-                <w:rFonts w:ascii="맑은 고딕" w:eastAsia="맑은 고딕" w:hAnsi="맑은 고딕"/>
-                <w:b/>
-                <w:color w:val="2F75B5"/>
-                <w:sz w:val="17"/>
-              </w:rPr>
-              <w:t>1</w:t>
+              <w:t>성격 레퍼런스 1</w:t>
             </w:r>
             <w:r>
               <w:rPr>
@@ -798,16 +758,7 @@
                 <w:b/>
                 <w:color w:val="263238"/>
               </w:rPr>
-              <w:t xml:space="preserve">  더블</w:t>
-            </w:r>
-            <w:proofErr w:type="gramEnd"/>
-            <w:r>
-              <w:rPr>
-                <w:rFonts w:ascii="맑은 고딕" w:eastAsia="맑은 고딕" w:hAnsi="맑은 고딕"/>
-                <w:b/>
-                <w:color w:val="263238"/>
-              </w:rPr>
-              <w:t>Z건담 쥬도 아시타</w:t>
+              <w:t xml:space="preserve">  더블Z건담 쥬도 아시타</w:t>
             </w:r>
           </w:p>
           <w:p>
@@ -823,23 +774,13 @@
               </w:rPr>
               <w:t xml:space="preserve">• </w:t>
             </w:r>
-            <w:proofErr w:type="gramStart"/>
             <w:r>
               <w:rPr>
                 <w:rFonts w:ascii="맑은 고딕" w:eastAsia="맑은 고딕" w:hAnsi="맑은 고딕"/>
                 <w:color w:val="111111"/>
                 <w:sz w:val="18"/>
               </w:rPr>
-              <w:t>열혈남 /</w:t>
-            </w:r>
-            <w:proofErr w:type="gramEnd"/>
-            <w:r>
-              <w:rPr>
-                <w:rFonts w:ascii="맑은 고딕" w:eastAsia="맑은 고딕" w:hAnsi="맑은 고딕"/>
-                <w:color w:val="111111"/>
-                <w:sz w:val="18"/>
-              </w:rPr>
-              <w:t xml:space="preserve"> 부조리를 절대 참지 않음</w:t>
+              <w:t>열혈남 / 부조리를 절대 참지 않음</w:t>
             </w:r>
           </w:p>
           <w:p>
@@ -1095,17 +1036,7 @@
                 <w:color w:val="2F75B5"/>
                 <w:sz w:val="17"/>
               </w:rPr>
-              <w:t xml:space="preserve">위기 상황 성격 </w:t>
-            </w:r>
-            <w:proofErr w:type="gramStart"/>
-            <w:r>
-              <w:rPr>
-                <w:rFonts w:ascii="맑은 고딕" w:eastAsia="맑은 고딕" w:hAnsi="맑은 고딕"/>
-                <w:b/>
-                <w:color w:val="2F75B5"/>
-                <w:sz w:val="17"/>
-              </w:rPr>
-              <w:t>레퍼런스</w:t>
+              <w:t>위기 상황 성격 레퍼런스</w:t>
             </w:r>
             <w:r>
               <w:rPr>
@@ -1113,16 +1044,7 @@
                 <w:b/>
                 <w:color w:val="263238"/>
               </w:rPr>
-              <w:t xml:space="preserve">  데메크</w:t>
-            </w:r>
-            <w:proofErr w:type="gramEnd"/>
-            <w:r>
-              <w:rPr>
-                <w:rFonts w:ascii="맑은 고딕" w:eastAsia="맑은 고딕" w:hAnsi="맑은 고딕"/>
-                <w:b/>
-                <w:color w:val="263238"/>
-              </w:rPr>
-              <w:t xml:space="preserve"> 네로</w:t>
+              <w:t xml:space="preserve">  데메크 네로</w:t>
             </w:r>
           </w:p>
           <w:p>
@@ -1311,17 +1233,7 @@
                 <w:color w:val="2F75B5"/>
                 <w:sz w:val="17"/>
               </w:rPr>
-              <w:t xml:space="preserve">무기 </w:t>
-            </w:r>
-            <w:proofErr w:type="gramStart"/>
-            <w:r>
-              <w:rPr>
-                <w:rFonts w:ascii="맑은 고딕" w:eastAsia="맑은 고딕" w:hAnsi="맑은 고딕"/>
-                <w:b/>
-                <w:color w:val="2F75B5"/>
-                <w:sz w:val="17"/>
-              </w:rPr>
-              <w:t>레퍼런스</w:t>
+              <w:t>무기 레퍼런스</w:t>
             </w:r>
             <w:r>
               <w:rPr>
@@ -1329,16 +1241,7 @@
                 <w:b/>
                 <w:color w:val="263238"/>
               </w:rPr>
-              <w:t xml:space="preserve">  데빌메이크라이</w:t>
-            </w:r>
-            <w:proofErr w:type="gramEnd"/>
-            <w:r>
-              <w:rPr>
-                <w:rFonts w:ascii="맑은 고딕" w:eastAsia="맑은 고딕" w:hAnsi="맑은 고딕"/>
-                <w:b/>
-                <w:color w:val="263238"/>
-              </w:rPr>
-              <w:t xml:space="preserve"> 레드퀸</w:t>
+              <w:t xml:space="preserve">  데빌메이크라이 레드퀸</w:t>
             </w:r>
           </w:p>
           <w:p>
@@ -2046,9 +1949,23 @@
             <w:hideMark/>
           </w:tcPr>
           <w:p>
+            <w:r>
+              <w:t>회피</w:t>
+            </w:r>
+            <w:r>
+              <w:rPr>
+                <w:rFonts w:hint="eastAsia"/>
+              </w:rPr>
+              <w:t xml:space="preserve"> </w:t>
+            </w:r>
+            <w:r>
+              <w:t>반격 성공</w:t>
+            </w:r>
+          </w:p>
+          <w:p>
             <w:proofErr w:type="spellStart"/>
             <w:r>
-              <w:t>회피반격</w:t>
+              <w:t>패링</w:t>
             </w:r>
             <w:proofErr w:type="spellEnd"/>
             <w:r>
@@ -2056,18 +1973,19 @@
             </w:r>
           </w:p>
           <w:p>
-            <w:proofErr w:type="spellStart"/>
-            <w:r>
-              <w:t>패링</w:t>
-            </w:r>
-            <w:proofErr w:type="spellEnd"/>
-            <w:r>
-              <w:t xml:space="preserve"> 성공</w:t>
-            </w:r>
-          </w:p>
-          <w:p>
-            <w:r>
-              <w:t>특정 스킬 적중</w:t>
+            <w:r>
+              <w:rPr>
+                <w:rFonts w:hint="eastAsia"/>
+              </w:rPr>
+              <w:t>스킬2번 적중</w:t>
+            </w:r>
+          </w:p>
+          <w:p>
+            <w:r>
+              <w:rPr>
+                <w:rFonts w:hint="eastAsia"/>
+              </w:rPr>
+              <w:t>스킬4번 적중</w:t>
             </w:r>
           </w:p>
         </w:tc>
@@ -2288,7 +2206,7 @@
               <w:rPr>
                 <w:rFonts w:hint="eastAsia"/>
               </w:rPr>
-              <w:t>4</w:t>
+              <w:t>6</w:t>
             </w:r>
             <w:r>
               <w:t>초</w:t>
@@ -2349,7 +2267,16 @@
           </w:tcPr>
           <w:p>
             <w:r>
-              <w:t>버프 중첩 시 지속 시간이 누적된다.</w:t>
+              <w:t xml:space="preserve">버프 중첩 시 지속 시간이 </w:t>
+            </w:r>
+            <w:r>
+              <w:rPr>
+                <w:rFonts w:hint="eastAsia"/>
+              </w:rPr>
+              <w:t>갱신</w:t>
+            </w:r>
+            <w:r>
+              <w:t>된다.</w:t>
             </w:r>
           </w:p>
         </w:tc>
@@ -2443,6 +2370,7 @@
               <w:spacing w:line="250" w:lineRule="auto"/>
               <w:jc w:val="center"/>
             </w:pPr>
+            <w:proofErr w:type="spellStart"/>
             <w:r>
               <w:rPr>
                 <w:rFonts w:ascii="맑은 고딕" w:eastAsia="맑은 고딕" w:hAnsi="맑은 고딕"/>
@@ -2451,6 +2379,7 @@
               </w:rPr>
               <w:t>스킬명</w:t>
             </w:r>
+            <w:proofErr w:type="spellEnd"/>
           </w:p>
         </w:tc>
         <w:tc>
@@ -2527,14 +2456,22 @@
             <w:pPr>
               <w:spacing w:line="250" w:lineRule="auto"/>
             </w:pPr>
-            <w:hyperlink r:id="rId14" w:history="1">
+            <w:hyperlink r:id="rId14" w:anchor="s-1.1" w:history="1">
               <w:r>
                 <w:rPr>
                   <w:rStyle w:val="ad"/>
                   <w:rFonts w:ascii="맑은 고딕" w:eastAsia="맑은 고딕" w:hAnsi="맑은 고딕"/>
                   <w:sz w:val="20"/>
                 </w:rPr>
-                <w:t>링크</w:t>
+                <w:t>링</w:t>
+              </w:r>
+              <w:r>
+                <w:rPr>
+                  <w:rStyle w:val="ad"/>
+                  <w:rFonts w:ascii="맑은 고딕" w:eastAsia="맑은 고딕" w:hAnsi="맑은 고딕"/>
+                  <w:sz w:val="20"/>
+                </w:rPr>
+                <w:t>크</w:t>
               </w:r>
             </w:hyperlink>
           </w:p>
@@ -2625,6 +2562,7 @@
                 <w:b/>
                 <w:sz w:val="19"/>
               </w:rPr>
+              <w:lastRenderedPageBreak/>
               <w:t>AM명</w:t>
             </w:r>
           </w:p>
@@ -2739,7 +2677,6 @@
                 <w:b/>
                 <w:sz w:val="19"/>
               </w:rPr>
-              <w:lastRenderedPageBreak/>
               <w:t>설명</w:t>
             </w:r>
           </w:p>
@@ -2971,7 +2908,7 @@
         </w:tc>
         <w:tc>
           <w:tcPr>
-            <w:tcW w:w="7427" w:type="dxa"/>
+            <w:tcW w:w="7428" w:type="dxa"/>
             <w:shd w:val="clear" w:color="auto" w:fill="F5FAFF"/>
             <w:tcMar>
               <w:top w:w="70" w:type="dxa"/>
@@ -3029,27 +2966,35 @@
         </w:tc>
         <w:tc>
           <w:tcPr>
-            <w:tcW w:w="7427" w:type="dxa"/>
-            <w:tcMar>
-              <w:top w:w="70" w:type="dxa"/>
-              <w:left w:w="110" w:type="dxa"/>
-              <w:bottom w:w="70" w:type="dxa"/>
-              <w:right w:w="110" w:type="dxa"/>
-            </w:tcMar>
-            <w:vAlign w:val="center"/>
-          </w:tcPr>
-          <w:p>
-            <w:pPr>
-              <w:spacing w:line="250" w:lineRule="auto"/>
-            </w:pPr>
-            <w:hyperlink r:id="rId15" w:history="1">
+            <w:tcW w:w="7428" w:type="dxa"/>
+            <w:tcMar>
+              <w:top w:w="70" w:type="dxa"/>
+              <w:left w:w="110" w:type="dxa"/>
+              <w:bottom w:w="70" w:type="dxa"/>
+              <w:right w:w="110" w:type="dxa"/>
+            </w:tcMar>
+            <w:vAlign w:val="center"/>
+          </w:tcPr>
+          <w:p>
+            <w:pPr>
+              <w:spacing w:line="250" w:lineRule="auto"/>
+            </w:pPr>
+            <w:hyperlink r:id="rId15" w:anchor="toc" w:history="1">
               <w:r>
                 <w:rPr>
                   <w:rStyle w:val="ad"/>
                   <w:rFonts w:ascii="맑은 고딕" w:eastAsia="맑은 고딕" w:hAnsi="맑은 고딕"/>
                   <w:sz w:val="20"/>
                 </w:rPr>
-                <w:t>링크</w:t>
+                <w:t>링</w:t>
+              </w:r>
+              <w:r>
+                <w:rPr>
+                  <w:rStyle w:val="ad"/>
+                  <w:rFonts w:ascii="맑은 고딕" w:eastAsia="맑은 고딕" w:hAnsi="맑은 고딕"/>
+                  <w:sz w:val="20"/>
+                </w:rPr>
+                <w:t>크</w:t>
               </w:r>
             </w:hyperlink>
           </w:p>
@@ -3088,7 +3033,7 @@
         </w:tc>
         <w:tc>
           <w:tcPr>
-            <w:tcW w:w="7427" w:type="dxa"/>
+            <w:tcW w:w="7428" w:type="dxa"/>
             <w:tcMar>
               <w:top w:w="70" w:type="dxa"/>
               <w:left w:w="110" w:type="dxa"/>
@@ -3144,7 +3089,7 @@
         </w:tc>
         <w:tc>
           <w:tcPr>
-            <w:tcW w:w="7427" w:type="dxa"/>
+            <w:tcW w:w="7428" w:type="dxa"/>
             <w:tcMar>
               <w:top w:w="70" w:type="dxa"/>
               <w:left w:w="110" w:type="dxa"/>
@@ -3294,7 +3239,7 @@
         </w:tc>
         <w:tc>
           <w:tcPr>
-            <w:tcW w:w="7427" w:type="dxa"/>
+            <w:tcW w:w="7428" w:type="dxa"/>
             <w:tcMar>
               <w:top w:w="70" w:type="dxa"/>
               <w:left w:w="110" w:type="dxa"/>
@@ -3350,7 +3295,7 @@
         </w:tc>
         <w:tc>
           <w:tcPr>
-            <w:tcW w:w="7427" w:type="dxa"/>
+            <w:tcW w:w="7428" w:type="dxa"/>
             <w:tcMar>
               <w:top w:w="70" w:type="dxa"/>
               <w:left w:w="110" w:type="dxa"/>
@@ -3446,7 +3391,7 @@
         </w:tc>
         <w:tc>
           <w:tcPr>
-            <w:tcW w:w="7427" w:type="dxa"/>
+            <w:tcW w:w="7428" w:type="dxa"/>
             <w:tcMar>
               <w:top w:w="70" w:type="dxa"/>
               <w:left w:w="110" w:type="dxa"/>
@@ -3466,6 +3411,73 @@
               </w:rPr>
               <w:t>2타~5타:100% 6타:130%</w:t>
             </w:r>
+          </w:p>
+        </w:tc>
+      </w:tr>
+      <w:tr>
+        <w:trPr>
+          <w:jc w:val="center"/>
+        </w:trPr>
+        <w:tc>
+          <w:tcPr>
+            <w:tcW w:w="1587" w:type="dxa"/>
+            <w:shd w:val="clear" w:color="auto" w:fill="EAF0F7"/>
+            <w:tcMar>
+              <w:top w:w="70" w:type="dxa"/>
+              <w:left w:w="110" w:type="dxa"/>
+              <w:bottom w:w="70" w:type="dxa"/>
+              <w:right w:w="110" w:type="dxa"/>
+            </w:tcMar>
+            <w:vAlign w:val="center"/>
+          </w:tcPr>
+          <w:p>
+            <w:pPr>
+              <w:spacing w:line="250" w:lineRule="auto"/>
+              <w:jc w:val="center"/>
+              <w:rPr>
+                <w:rFonts w:ascii="맑은 고딕" w:eastAsia="맑은 고딕" w:hAnsi="맑은 고딕"/>
+                <w:b/>
+                <w:sz w:val="19"/>
+              </w:rPr>
+            </w:pPr>
+            <w:r>
+              <w:rPr>
+                <w:rFonts w:ascii="맑은 고딕" w:eastAsia="맑은 고딕" w:hAnsi="맑은 고딕" w:hint="eastAsia"/>
+                <w:b/>
+                <w:sz w:val="19"/>
+              </w:rPr>
+              <w:t>사용 애니</w:t>
+            </w:r>
+          </w:p>
+        </w:tc>
+        <w:tc>
+          <w:tcPr>
+            <w:tcW w:w="7428" w:type="dxa"/>
+            <w:tcMar>
+              <w:top w:w="70" w:type="dxa"/>
+              <w:left w:w="110" w:type="dxa"/>
+              <w:bottom w:w="70" w:type="dxa"/>
+              <w:right w:w="110" w:type="dxa"/>
+            </w:tcMar>
+            <w:vAlign w:val="center"/>
+          </w:tcPr>
+          <w:p>
+            <w:pPr>
+              <w:spacing w:line="250" w:lineRule="auto"/>
+              <w:rPr>
+                <w:rFonts w:ascii="맑은 고딕" w:eastAsia="맑은 고딕" w:hAnsi="맑은 고딕"/>
+                <w:sz w:val="20"/>
+              </w:rPr>
+            </w:pPr>
+            <w:proofErr w:type="spellStart"/>
+            <w:r>
+              <w:rPr>
+                <w:rFonts w:ascii="맑은 고딕" w:eastAsia="맑은 고딕" w:hAnsi="맑은 고딕"/>
+                <w:sz w:val="20"/>
+              </w:rPr>
+              <w:t>Hammer_Attack_HammerDown_Loop_Root</w:t>
+            </w:r>
+            <w:proofErr w:type="spellEnd"/>
           </w:p>
         </w:tc>
       </w:tr>
@@ -3565,7 +3577,7 @@
         </w:tc>
         <w:tc>
           <w:tcPr>
-            <w:tcW w:w="7427" w:type="dxa"/>
+            <w:tcW w:w="7428" w:type="dxa"/>
             <w:shd w:val="clear" w:color="auto" w:fill="F5FAFF"/>
             <w:tcMar>
               <w:top w:w="70" w:type="dxa"/>
@@ -3623,20 +3635,20 @@
         </w:tc>
         <w:tc>
           <w:tcPr>
-            <w:tcW w:w="7427" w:type="dxa"/>
-            <w:tcMar>
-              <w:top w:w="70" w:type="dxa"/>
-              <w:left w:w="110" w:type="dxa"/>
-              <w:bottom w:w="70" w:type="dxa"/>
-              <w:right w:w="110" w:type="dxa"/>
-            </w:tcMar>
-            <w:vAlign w:val="center"/>
-          </w:tcPr>
-          <w:p>
-            <w:pPr>
-              <w:spacing w:line="250" w:lineRule="auto"/>
-            </w:pPr>
-            <w:hyperlink r:id="rId16" w:history="1">
+            <w:tcW w:w="7428" w:type="dxa"/>
+            <w:tcMar>
+              <w:top w:w="70" w:type="dxa"/>
+              <w:left w:w="110" w:type="dxa"/>
+              <w:bottom w:w="70" w:type="dxa"/>
+              <w:right w:w="110" w:type="dxa"/>
+            </w:tcMar>
+            <w:vAlign w:val="center"/>
+          </w:tcPr>
+          <w:p>
+            <w:pPr>
+              <w:spacing w:line="250" w:lineRule="auto"/>
+            </w:pPr>
+            <w:hyperlink r:id="rId16" w:anchor="toc" w:history="1">
               <w:r>
                 <w:rPr>
                   <w:rStyle w:val="ad"/>
@@ -3682,7 +3694,7 @@
         </w:tc>
         <w:tc>
           <w:tcPr>
-            <w:tcW w:w="7427" w:type="dxa"/>
+            <w:tcW w:w="7428" w:type="dxa"/>
             <w:tcMar>
               <w:top w:w="70" w:type="dxa"/>
               <w:left w:w="110" w:type="dxa"/>
@@ -3740,7 +3752,7 @@
         </w:tc>
         <w:tc>
           <w:tcPr>
-            <w:tcW w:w="7427" w:type="dxa"/>
+            <w:tcW w:w="7428" w:type="dxa"/>
             <w:tcMar>
               <w:top w:w="70" w:type="dxa"/>
               <w:left w:w="110" w:type="dxa"/>
@@ -3855,7 +3867,7 @@
         </w:tc>
         <w:tc>
           <w:tcPr>
-            <w:tcW w:w="7427" w:type="dxa"/>
+            <w:tcW w:w="7428" w:type="dxa"/>
             <w:tcMar>
               <w:top w:w="70" w:type="dxa"/>
               <w:left w:w="110" w:type="dxa"/>
@@ -3911,7 +3923,7 @@
         </w:tc>
         <w:tc>
           <w:tcPr>
-            <w:tcW w:w="7427" w:type="dxa"/>
+            <w:tcW w:w="7428" w:type="dxa"/>
             <w:tcMar>
               <w:top w:w="70" w:type="dxa"/>
               <w:left w:w="110" w:type="dxa"/>
@@ -3997,7 +4009,7 @@
         </w:tc>
         <w:tc>
           <w:tcPr>
-            <w:tcW w:w="7427" w:type="dxa"/>
+            <w:tcW w:w="7428" w:type="dxa"/>
             <w:tcMar>
               <w:top w:w="70" w:type="dxa"/>
               <w:left w:w="110" w:type="dxa"/>
@@ -4016,6 +4028,79 @@
                 <w:sz w:val="20"/>
               </w:rPr>
               <w:t>1타:100% 2타:80% 3~8타:55%</w:t>
+            </w:r>
+          </w:p>
+        </w:tc>
+      </w:tr>
+      <w:tr>
+        <w:trPr>
+          <w:jc w:val="center"/>
+        </w:trPr>
+        <w:tc>
+          <w:tcPr>
+            <w:tcW w:w="1587" w:type="dxa"/>
+            <w:shd w:val="clear" w:color="auto" w:fill="EAF0F7"/>
+            <w:tcMar>
+              <w:top w:w="70" w:type="dxa"/>
+              <w:left w:w="110" w:type="dxa"/>
+              <w:bottom w:w="70" w:type="dxa"/>
+              <w:right w:w="110" w:type="dxa"/>
+            </w:tcMar>
+            <w:vAlign w:val="center"/>
+          </w:tcPr>
+          <w:p>
+            <w:pPr>
+              <w:spacing w:line="250" w:lineRule="auto"/>
+              <w:jc w:val="center"/>
+              <w:rPr>
+                <w:rFonts w:ascii="맑은 고딕" w:eastAsia="맑은 고딕" w:hAnsi="맑은 고딕"/>
+                <w:b/>
+                <w:sz w:val="19"/>
+              </w:rPr>
+            </w:pPr>
+            <w:r>
+              <w:rPr>
+                <w:rFonts w:ascii="맑은 고딕" w:eastAsia="맑은 고딕" w:hAnsi="맑은 고딕" w:hint="eastAsia"/>
+                <w:b/>
+                <w:sz w:val="19"/>
+              </w:rPr>
+              <w:lastRenderedPageBreak/>
+              <w:t>사용 애니</w:t>
+            </w:r>
+          </w:p>
+        </w:tc>
+        <w:tc>
+          <w:tcPr>
+            <w:tcW w:w="7428" w:type="dxa"/>
+            <w:tcMar>
+              <w:top w:w="70" w:type="dxa"/>
+              <w:left w:w="110" w:type="dxa"/>
+              <w:bottom w:w="70" w:type="dxa"/>
+              <w:right w:w="110" w:type="dxa"/>
+            </w:tcMar>
+            <w:vAlign w:val="center"/>
+          </w:tcPr>
+          <w:p>
+            <w:pPr>
+              <w:spacing w:line="250" w:lineRule="auto"/>
+              <w:rPr>
+                <w:rFonts w:ascii="맑은 고딕" w:eastAsia="맑은 고딕" w:hAnsi="맑은 고딕" w:hint="eastAsia"/>
+                <w:sz w:val="20"/>
+              </w:rPr>
+            </w:pPr>
+            <w:r>
+              <w:rPr>
+                <w:rFonts w:ascii="맑은 고딕" w:eastAsia="맑은 고딕" w:hAnsi="맑은 고딕"/>
+                <w:sz w:val="20"/>
+              </w:rPr>
+              <w:t>A</w:t>
+            </w:r>
+            <w:r>
+              <w:rPr>
+                <w:rFonts w:ascii="맑은 고딕" w:eastAsia="맑은 고딕" w:hAnsi="맑은 고딕" w:hint="eastAsia"/>
+                <w:sz w:val="20"/>
+              </w:rPr>
+              <w:t>ttack01, attack05, attack09</w:t>
             </w:r>
           </w:p>
         </w:tc>
@@ -4100,7 +4185,7 @@
         </w:tc>
         <w:tc>
           <w:tcPr>
-            <w:tcW w:w="7427" w:type="dxa"/>
+            <w:tcW w:w="7428" w:type="dxa"/>
             <w:shd w:val="clear" w:color="auto" w:fill="F5FAFF"/>
             <w:tcMar>
               <w:top w:w="70" w:type="dxa"/>
@@ -4152,27 +4237,26 @@
                 <w:b/>
                 <w:sz w:val="19"/>
               </w:rPr>
-              <w:lastRenderedPageBreak/>
               <w:t>이미지</w:t>
             </w:r>
           </w:p>
         </w:tc>
         <w:tc>
           <w:tcPr>
-            <w:tcW w:w="7427" w:type="dxa"/>
-            <w:tcMar>
-              <w:top w:w="70" w:type="dxa"/>
-              <w:left w:w="110" w:type="dxa"/>
-              <w:bottom w:w="70" w:type="dxa"/>
-              <w:right w:w="110" w:type="dxa"/>
-            </w:tcMar>
-            <w:vAlign w:val="center"/>
-          </w:tcPr>
-          <w:p>
-            <w:pPr>
-              <w:spacing w:line="250" w:lineRule="auto"/>
-            </w:pPr>
-            <w:hyperlink r:id="rId17" w:history="1">
+            <w:tcW w:w="7428" w:type="dxa"/>
+            <w:tcMar>
+              <w:top w:w="70" w:type="dxa"/>
+              <w:left w:w="110" w:type="dxa"/>
+              <w:bottom w:w="70" w:type="dxa"/>
+              <w:right w:w="110" w:type="dxa"/>
+            </w:tcMar>
+            <w:vAlign w:val="center"/>
+          </w:tcPr>
+          <w:p>
+            <w:pPr>
+              <w:spacing w:line="250" w:lineRule="auto"/>
+            </w:pPr>
+            <w:hyperlink r:id="rId17" w:anchor="toc" w:history="1">
               <w:r>
                 <w:rPr>
                   <w:rStyle w:val="ad"/>
@@ -4218,7 +4302,7 @@
         </w:tc>
         <w:tc>
           <w:tcPr>
-            <w:tcW w:w="7427" w:type="dxa"/>
+            <w:tcW w:w="7428" w:type="dxa"/>
             <w:tcMar>
               <w:top w:w="70" w:type="dxa"/>
               <w:left w:w="110" w:type="dxa"/>
@@ -4276,7 +4360,7 @@
         </w:tc>
         <w:tc>
           <w:tcPr>
-            <w:tcW w:w="7427" w:type="dxa"/>
+            <w:tcW w:w="7428" w:type="dxa"/>
             <w:tcMar>
               <w:top w:w="70" w:type="dxa"/>
               <w:left w:w="110" w:type="dxa"/>
@@ -4396,7 +4480,7 @@
         </w:tc>
         <w:tc>
           <w:tcPr>
-            <w:tcW w:w="7427" w:type="dxa"/>
+            <w:tcW w:w="7428" w:type="dxa"/>
             <w:tcMar>
               <w:top w:w="70" w:type="dxa"/>
               <w:left w:w="110" w:type="dxa"/>
@@ -4452,7 +4536,7 @@
         </w:tc>
         <w:tc>
           <w:tcPr>
-            <w:tcW w:w="7427" w:type="dxa"/>
+            <w:tcW w:w="7428" w:type="dxa"/>
             <w:tcMar>
               <w:top w:w="70" w:type="dxa"/>
               <w:left w:w="110" w:type="dxa"/>
@@ -4508,7 +4592,7 @@
         </w:tc>
         <w:tc>
           <w:tcPr>
-            <w:tcW w:w="7427" w:type="dxa"/>
+            <w:tcW w:w="7428" w:type="dxa"/>
             <w:tcMar>
               <w:top w:w="70" w:type="dxa"/>
               <w:left w:w="110" w:type="dxa"/>
@@ -4527,6 +4611,86 @@
                 <w:sz w:val="20"/>
               </w:rPr>
               <w:t>1타: 100% 2타: 80% 3타: 90% 4타:120%</w:t>
+            </w:r>
+          </w:p>
+        </w:tc>
+      </w:tr>
+      <w:tr>
+        <w:trPr>
+          <w:jc w:val="center"/>
+        </w:trPr>
+        <w:tc>
+          <w:tcPr>
+            <w:tcW w:w="1587" w:type="dxa"/>
+            <w:shd w:val="clear" w:color="auto" w:fill="EAF0F7"/>
+            <w:tcMar>
+              <w:top w:w="70" w:type="dxa"/>
+              <w:left w:w="110" w:type="dxa"/>
+              <w:bottom w:w="70" w:type="dxa"/>
+              <w:right w:w="110" w:type="dxa"/>
+            </w:tcMar>
+            <w:vAlign w:val="center"/>
+          </w:tcPr>
+          <w:p>
+            <w:pPr>
+              <w:spacing w:line="250" w:lineRule="auto"/>
+              <w:jc w:val="center"/>
+              <w:rPr>
+                <w:rFonts w:ascii="맑은 고딕" w:eastAsia="맑은 고딕" w:hAnsi="맑은 고딕" w:hint="eastAsia"/>
+                <w:b/>
+                <w:sz w:val="19"/>
+              </w:rPr>
+            </w:pPr>
+            <w:r>
+              <w:rPr>
+                <w:rFonts w:ascii="맑은 고딕" w:eastAsia="맑은 고딕" w:hAnsi="맑은 고딕"/>
+                <w:b/>
+                <w:sz w:val="19"/>
+              </w:rPr>
+              <w:t>사</w:t>
+            </w:r>
+            <w:r>
+              <w:rPr>
+                <w:rFonts w:ascii="맑은 고딕" w:eastAsia="맑은 고딕" w:hAnsi="맑은 고딕" w:hint="eastAsia"/>
+                <w:b/>
+                <w:sz w:val="19"/>
+              </w:rPr>
+              <w:t>용 애니</w:t>
+            </w:r>
+          </w:p>
+        </w:tc>
+        <w:tc>
+          <w:tcPr>
+            <w:tcW w:w="7428" w:type="dxa"/>
+            <w:tcMar>
+              <w:top w:w="70" w:type="dxa"/>
+              <w:left w:w="110" w:type="dxa"/>
+              <w:bottom w:w="70" w:type="dxa"/>
+              <w:right w:w="110" w:type="dxa"/>
+            </w:tcMar>
+            <w:vAlign w:val="center"/>
+          </w:tcPr>
+          <w:p>
+            <w:pPr>
+              <w:spacing w:line="250" w:lineRule="auto"/>
+              <w:rPr>
+                <w:rFonts w:ascii="맑은 고딕" w:eastAsia="맑은 고딕" w:hAnsi="맑은 고딕" w:hint="eastAsia"/>
+                <w:sz w:val="20"/>
+              </w:rPr>
+            </w:pPr>
+            <w:r>
+              <w:rPr>
+                <w:rFonts w:ascii="맑은 고딕" w:eastAsia="맑은 고딕" w:hAnsi="맑은 고딕"/>
+                <w:sz w:val="20"/>
+              </w:rPr>
+              <w:t>C</w:t>
+            </w:r>
+            <w:r>
+              <w:rPr>
+                <w:rFonts w:ascii="맑은 고딕" w:eastAsia="맑은 고딕" w:hAnsi="맑은 고딕" w:hint="eastAsia"/>
+                <w:sz w:val="20"/>
+              </w:rPr>
+              <w:t>ombo03_4</w:t>
             </w:r>
           </w:p>
         </w:tc>
@@ -4706,14 +4870,22 @@
             <w:pPr>
               <w:spacing w:line="250" w:lineRule="auto"/>
             </w:pPr>
-            <w:hyperlink r:id="rId18" w:history="1">
+            <w:hyperlink r:id="rId18" w:anchor="toc" w:history="1">
               <w:r>
                 <w:rPr>
                   <w:rStyle w:val="ad"/>
                   <w:rFonts w:ascii="맑은 고딕" w:eastAsia="맑은 고딕" w:hAnsi="맑은 고딕"/>
                   <w:sz w:val="20"/>
                 </w:rPr>
-                <w:t>링크</w:t>
+                <w:t>링</w:t>
+              </w:r>
+              <w:r>
+                <w:rPr>
+                  <w:rStyle w:val="ad"/>
+                  <w:rFonts w:ascii="맑은 고딕" w:eastAsia="맑은 고딕" w:hAnsi="맑은 고딕"/>
+                  <w:sz w:val="20"/>
+                </w:rPr>
+                <w:t>크</w:t>
               </w:r>
             </w:hyperlink>
           </w:p>
@@ -4986,14 +5158,7 @@
                 <w:rFonts w:ascii="맑은 고딕" w:eastAsia="맑은 고딕" w:hAnsi="맑은 고딕"/>
                 <w:sz w:val="20"/>
               </w:rPr>
-              <w:t>MP</w:t>
-            </w:r>
-            <w:r>
-              <w:rPr>
-                <w:rFonts w:ascii="맑은 고딕" w:eastAsia="맑은 고딕" w:hAnsi="맑은 고딕"/>
-                <w:sz w:val="20"/>
-              </w:rPr>
-              <w:t xml:space="preserve"> 20</w:t>
+              <w:t>MP 20</w:t>
             </w:r>
           </w:p>
         </w:tc>
@@ -5213,7 +5378,7 @@
             <w:pPr>
               <w:spacing w:line="250" w:lineRule="auto"/>
             </w:pPr>
-            <w:hyperlink r:id="rId19" w:history="1">
+            <w:hyperlink r:id="rId19" w:anchor="toc" w:history="1">
               <w:r>
                 <w:rPr>
                   <w:rStyle w:val="ad"/>
@@ -5311,6 +5476,7 @@
                 <w:b/>
                 <w:sz w:val="19"/>
               </w:rPr>
+              <w:lastRenderedPageBreak/>
               <w:t>AM명</w:t>
             </w:r>
           </w:p>
@@ -5499,14 +5665,7 @@
                 <w:rFonts w:ascii="맑은 고딕" w:eastAsia="맑은 고딕" w:hAnsi="맑은 고딕"/>
                 <w:sz w:val="20"/>
               </w:rPr>
-              <w:t>MP</w:t>
-            </w:r>
-            <w:r>
-              <w:rPr>
-                <w:rFonts w:ascii="맑은 고딕" w:eastAsia="맑은 고딕" w:hAnsi="맑은 고딕"/>
-                <w:sz w:val="20"/>
-              </w:rPr>
-              <w:t xml:space="preserve"> 20</w:t>
+              <w:t>MP 20</w:t>
             </w:r>
           </w:p>
         </w:tc>
@@ -5538,7 +5697,6 @@
                 <w:b/>
                 <w:sz w:val="19"/>
               </w:rPr>
-              <w:lastRenderedPageBreak/>
               <w:t>데미지</w:t>
             </w:r>
           </w:p>
@@ -5711,7 +5869,7 @@
             <w:pPr>
               <w:spacing w:line="250" w:lineRule="auto"/>
             </w:pPr>
-            <w:hyperlink r:id="rId20" w:history="1">
+            <w:hyperlink r:id="rId20" w:anchor="toc" w:history="1">
               <w:r>
                 <w:rPr>
                   <w:rStyle w:val="ad"/>
@@ -5900,23 +6058,7 @@
                 <w:rFonts w:ascii="맑은 고딕" w:eastAsia="맑은 고딕" w:hAnsi="맑은 고딕"/>
                 <w:sz w:val="20"/>
               </w:rPr>
-              <w:t xml:space="preserve">검을 2번 올려베어 검기를 발사한다. 이후 추가 입력으로 큰 검기를 </w:t>
-            </w:r>
-            <w:proofErr w:type="gramStart"/>
-            <w:r>
-              <w:rPr>
-                <w:rFonts w:ascii="맑은 고딕" w:eastAsia="맑은 고딕" w:hAnsi="맑은 고딕"/>
-                <w:sz w:val="20"/>
-              </w:rPr>
-              <w:t>한번</w:t>
-            </w:r>
-            <w:proofErr w:type="gramEnd"/>
-            <w:r>
-              <w:rPr>
-                <w:rFonts w:ascii="맑은 고딕" w:eastAsia="맑은 고딕" w:hAnsi="맑은 고딕"/>
-                <w:sz w:val="20"/>
-              </w:rPr>
-              <w:t xml:space="preserve"> 더 발사한다.</w:t>
+              <w:t>검을 2번 올려베어 검기를 발사한다. 이후 추가 입력으로 큰 검기를 한번 더 발사한다.</w:t>
             </w:r>
           </w:p>
         </w:tc>
@@ -6028,14 +6170,7 @@
                 <w:rFonts w:ascii="맑은 고딕" w:eastAsia="맑은 고딕" w:hAnsi="맑은 고딕"/>
                 <w:sz w:val="20"/>
               </w:rPr>
-              <w:t>MP</w:t>
-            </w:r>
-            <w:r>
-              <w:rPr>
-                <w:rFonts w:ascii="맑은 고딕" w:eastAsia="맑은 고딕" w:hAnsi="맑은 고딕"/>
-                <w:sz w:val="20"/>
-              </w:rPr>
-              <w:t xml:space="preserve"> 20</w:t>
+              <w:t>MP 20</w:t>
             </w:r>
           </w:p>
         </w:tc>
@@ -6256,7 +6391,7 @@
             <w:pPr>
               <w:spacing w:line="250" w:lineRule="auto"/>
             </w:pPr>
-            <w:hyperlink r:id="rId21" w:history="1">
+            <w:hyperlink r:id="rId21" w:anchor="toc" w:history="1">
               <w:r>
                 <w:rPr>
                   <w:rStyle w:val="ad"/>
@@ -6445,23 +6580,7 @@
                 <w:rFonts w:ascii="맑은 고딕" w:eastAsia="맑은 고딕" w:hAnsi="맑은 고딕"/>
                 <w:sz w:val="20"/>
               </w:rPr>
-              <w:t xml:space="preserve">전방을 빠르게 1번 벤다. 이 스킬은 퍼펙트 패링 판정을 가지고 있어 패링 성공 시 폭발하며 더 큰 피해를 입힌다. 패링 성공 여부와 </w:t>
-            </w:r>
-            <w:proofErr w:type="gramStart"/>
-            <w:r>
-              <w:rPr>
-                <w:rFonts w:ascii="맑은 고딕" w:eastAsia="맑은 고딕" w:hAnsi="맑은 고딕"/>
-                <w:sz w:val="20"/>
-              </w:rPr>
-              <w:t>상관 없이</w:t>
-            </w:r>
-            <w:proofErr w:type="gramEnd"/>
-            <w:r>
-              <w:rPr>
-                <w:rFonts w:ascii="맑은 고딕" w:eastAsia="맑은 고딕" w:hAnsi="맑은 고딕"/>
-                <w:sz w:val="20"/>
-              </w:rPr>
-              <w:t xml:space="preserve"> 마찰검 버프를 얻는다.</w:t>
+              <w:t>전방을 빠르게 1번 벤다. 이 스킬은 퍼펙트 패링 판정을 가지고 있어 패링 성공 시 폭발하며 더 큰 피해를 입힌다. 패링 성공 여부와 상관 없이 마찰검 버프를 얻는다.</w:t>
             </w:r>
           </w:p>
         </w:tc>
@@ -6517,23 +6636,7 @@
                 <w:rFonts w:ascii="맑은 고딕" w:eastAsia="맑은 고딕" w:hAnsi="맑은 고딕"/>
                 <w:sz w:val="20"/>
               </w:rPr>
-              <w:t xml:space="preserve">아주 짧은 시전시간을 </w:t>
-            </w:r>
-            <w:proofErr w:type="gramStart"/>
-            <w:r>
-              <w:rPr>
-                <w:rFonts w:ascii="맑은 고딕" w:eastAsia="맑은 고딕" w:hAnsi="맑은 고딕"/>
-                <w:sz w:val="20"/>
-              </w:rPr>
-              <w:t>가지고</w:t>
-            </w:r>
-            <w:proofErr w:type="gramEnd"/>
-            <w:r>
-              <w:rPr>
-                <w:rFonts w:ascii="맑은 고딕" w:eastAsia="맑은 고딕" w:hAnsi="맑은 고딕"/>
-                <w:sz w:val="20"/>
-              </w:rPr>
-              <w:t xml:space="preserve"> 있고 피해량도 낮으나 패링으로 발동 시 다른 스킬에 비해서 가장 높은 피해를 가진 스킬</w:t>
+              <w:t>아주 짧은 시전시간을 가지고 있고 피해량도 낮으나 패링으로 발동 시 다른 스킬에 비해서 가장 높은 피해를 가진 스킬</w:t>
             </w:r>
           </w:p>
         </w:tc>
@@ -6589,14 +6692,7 @@
                 <w:rFonts w:ascii="맑은 고딕" w:eastAsia="맑은 고딕" w:hAnsi="맑은 고딕"/>
                 <w:sz w:val="20"/>
               </w:rPr>
-              <w:t>MP</w:t>
-            </w:r>
-            <w:r>
-              <w:rPr>
-                <w:rFonts w:ascii="맑은 고딕" w:eastAsia="맑은 고딕" w:hAnsi="맑은 고딕"/>
-                <w:sz w:val="20"/>
-              </w:rPr>
-              <w:t xml:space="preserve"> 20</w:t>
+              <w:t>MP 20</w:t>
             </w:r>
           </w:p>
         </w:tc>
@@ -6628,6 +6724,7 @@
                 <w:b/>
                 <w:sz w:val="19"/>
               </w:rPr>
+              <w:lastRenderedPageBreak/>
               <w:t>데미지</w:t>
             </w:r>
           </w:p>
@@ -6794,7 +6891,7 @@
             <w:pPr>
               <w:spacing w:line="250" w:lineRule="auto"/>
             </w:pPr>
-            <w:hyperlink r:id="rId22" w:history="1">
+            <w:hyperlink r:id="rId22" w:anchor="toc" w:history="1">
               <w:r>
                 <w:rPr>
                   <w:rStyle w:val="ad"/>
@@ -6804,6 +6901,12 @@
                 <w:t>링크</w:t>
               </w:r>
             </w:hyperlink>
+            <w:r>
+              <w:rPr>
+                <w:rFonts w:hint="eastAsia"/>
+              </w:rPr>
+              <w:t xml:space="preserve"> 운명의 죽음</w:t>
+            </w:r>
             <w:r>
               <w:br/>
             </w:r>
@@ -6818,6 +6921,39 @@
               </w:r>
             </w:hyperlink>
           </w:p>
+          <w:p>
+            <w:pPr>
+              <w:spacing w:line="250" w:lineRule="auto"/>
+            </w:pPr>
+            <w:proofErr w:type="spellStart"/>
+            <w:r>
+              <w:rPr>
+                <w:rFonts w:hint="eastAsia"/>
+              </w:rPr>
+              <w:t>궁극기</w:t>
+            </w:r>
+            <w:proofErr w:type="spellEnd"/>
+            <w:r>
+              <w:rPr>
+                <w:rFonts w:hint="eastAsia"/>
+              </w:rPr>
+              <w:t xml:space="preserve"> </w:t>
+            </w:r>
+            <w:proofErr w:type="spellStart"/>
+            <w:r>
+              <w:rPr>
+                <w:rFonts w:hint="eastAsia"/>
+              </w:rPr>
+              <w:t>컷신</w:t>
+            </w:r>
+            <w:proofErr w:type="spellEnd"/>
+            <w:r>
+              <w:rPr>
+                <w:rFonts w:hint="eastAsia"/>
+              </w:rPr>
+              <w:t xml:space="preserve"> 예시 필요</w:t>
+            </w:r>
+          </w:p>
         </w:tc>
       </w:tr>
       <w:tr>
@@ -6847,7 +6983,6 @@
                 <w:b/>
                 <w:sz w:val="19"/>
               </w:rPr>
-              <w:lastRenderedPageBreak/>
               <w:t>GA명</w:t>
             </w:r>
           </w:p>
@@ -7163,7 +7298,7 @@
         </w:tc>
         <w:tc>
           <w:tcPr>
-            <w:tcW w:w="7427" w:type="dxa"/>
+            <w:tcW w:w="7428" w:type="dxa"/>
             <w:shd w:val="clear" w:color="auto" w:fill="F5FAFF"/>
             <w:tcMar>
               <w:top w:w="70" w:type="dxa"/>
@@ -7221,20 +7356,20 @@
         </w:tc>
         <w:tc>
           <w:tcPr>
-            <w:tcW w:w="7427" w:type="dxa"/>
-            <w:tcMar>
-              <w:top w:w="70" w:type="dxa"/>
-              <w:left w:w="110" w:type="dxa"/>
-              <w:bottom w:w="70" w:type="dxa"/>
-              <w:right w:w="110" w:type="dxa"/>
-            </w:tcMar>
-            <w:vAlign w:val="center"/>
-          </w:tcPr>
-          <w:p>
-            <w:pPr>
-              <w:spacing w:line="250" w:lineRule="auto"/>
-            </w:pPr>
-            <w:hyperlink r:id="rId24" w:history="1">
+            <w:tcW w:w="7428" w:type="dxa"/>
+            <w:tcMar>
+              <w:top w:w="70" w:type="dxa"/>
+              <w:left w:w="110" w:type="dxa"/>
+              <w:bottom w:w="70" w:type="dxa"/>
+              <w:right w:w="110" w:type="dxa"/>
+            </w:tcMar>
+            <w:vAlign w:val="center"/>
+          </w:tcPr>
+          <w:p>
+            <w:pPr>
+              <w:spacing w:line="250" w:lineRule="auto"/>
+            </w:pPr>
+            <w:hyperlink r:id="rId24" w:anchor="toc" w:history="1">
               <w:r>
                 <w:rPr>
                   <w:rStyle w:val="ad"/>
@@ -7280,7 +7415,7 @@
         </w:tc>
         <w:tc>
           <w:tcPr>
-            <w:tcW w:w="7427" w:type="dxa"/>
+            <w:tcW w:w="7428" w:type="dxa"/>
             <w:tcMar>
               <w:top w:w="70" w:type="dxa"/>
               <w:left w:w="110" w:type="dxa"/>
@@ -7334,7 +7469,7 @@
         </w:tc>
         <w:tc>
           <w:tcPr>
-            <w:tcW w:w="7427" w:type="dxa"/>
+            <w:tcW w:w="7428" w:type="dxa"/>
             <w:tcMar>
               <w:top w:w="70" w:type="dxa"/>
               <w:left w:w="110" w:type="dxa"/>
@@ -7410,48 +7545,424 @@
         </w:tc>
         <w:tc>
           <w:tcPr>
+            <w:tcW w:w="7428" w:type="dxa"/>
+            <w:tcMar>
+              <w:top w:w="70" w:type="dxa"/>
+              <w:left w:w="110" w:type="dxa"/>
+              <w:bottom w:w="70" w:type="dxa"/>
+              <w:right w:w="110" w:type="dxa"/>
+            </w:tcMar>
+            <w:vAlign w:val="center"/>
+          </w:tcPr>
+          <w:p>
+            <w:pPr>
+              <w:spacing w:line="250" w:lineRule="auto"/>
+            </w:pPr>
+            <w:r>
+              <w:rPr>
+                <w:rFonts w:ascii="맑은 고딕" w:eastAsia="맑은 고딕" w:hAnsi="맑은 고딕"/>
+                <w:sz w:val="20"/>
+              </w:rPr>
+              <w:t>극한 회피 상태에서 적 앞으로 고속 이동하여 적을 찌른다. 마찰검 버프를 얻는다</w:t>
+            </w:r>
+            <w:r>
+              <w:rPr>
+                <w:rFonts w:ascii="맑은 고딕" w:eastAsia="맑은 고딕" w:hAnsi="맑은 고딕" w:hint="eastAsia"/>
+                <w:sz w:val="20"/>
+              </w:rPr>
+              <w:t xml:space="preserve">. 회피 반격 </w:t>
+            </w:r>
+            <w:proofErr w:type="spellStart"/>
+            <w:r>
+              <w:rPr>
+                <w:rFonts w:ascii="맑은 고딕" w:eastAsia="맑은 고딕" w:hAnsi="맑은 고딕" w:hint="eastAsia"/>
+                <w:sz w:val="20"/>
+              </w:rPr>
+              <w:t>사용중에는</w:t>
+            </w:r>
+            <w:proofErr w:type="spellEnd"/>
+            <w:r>
+              <w:rPr>
+                <w:rFonts w:ascii="맑은 고딕" w:eastAsia="맑은 고딕" w:hAnsi="맑은 고딕" w:hint="eastAsia"/>
+                <w:sz w:val="20"/>
+              </w:rPr>
+              <w:t xml:space="preserve"> 무적이 된다.</w:t>
+            </w:r>
+          </w:p>
+        </w:tc>
+      </w:tr>
+      <w:tr>
+        <w:trPr>
+          <w:jc w:val="center"/>
+        </w:trPr>
+        <w:tc>
+          <w:tcPr>
+            <w:tcW w:w="1587" w:type="dxa"/>
+            <w:shd w:val="clear" w:color="auto" w:fill="EAF0F7"/>
+            <w:tcMar>
+              <w:top w:w="70" w:type="dxa"/>
+              <w:left w:w="110" w:type="dxa"/>
+              <w:bottom w:w="70" w:type="dxa"/>
+              <w:right w:w="110" w:type="dxa"/>
+            </w:tcMar>
+            <w:vAlign w:val="center"/>
+          </w:tcPr>
+          <w:p>
+            <w:pPr>
+              <w:spacing w:line="250" w:lineRule="auto"/>
+              <w:jc w:val="center"/>
+            </w:pPr>
+            <w:r>
+              <w:rPr>
+                <w:rFonts w:ascii="맑은 고딕" w:eastAsia="맑은 고딕" w:hAnsi="맑은 고딕"/>
+                <w:b/>
+                <w:sz w:val="19"/>
+              </w:rPr>
+              <w:t>데미지</w:t>
+            </w:r>
+          </w:p>
+        </w:tc>
+        <w:tc>
+          <w:tcPr>
+            <w:tcW w:w="7428" w:type="dxa"/>
+            <w:tcMar>
+              <w:top w:w="70" w:type="dxa"/>
+              <w:left w:w="110" w:type="dxa"/>
+              <w:bottom w:w="70" w:type="dxa"/>
+              <w:right w:w="110" w:type="dxa"/>
+            </w:tcMar>
+            <w:vAlign w:val="center"/>
+          </w:tcPr>
+          <w:p>
+            <w:pPr>
+              <w:spacing w:line="250" w:lineRule="auto"/>
+            </w:pPr>
+            <w:r>
+              <w:rPr>
+                <w:rFonts w:ascii="맑은 고딕" w:eastAsia="맑은 고딕" w:hAnsi="맑은 고딕"/>
+                <w:sz w:val="20"/>
+              </w:rPr>
+              <w:t>1타:100%</w:t>
+            </w:r>
+          </w:p>
+        </w:tc>
+      </w:tr>
+    </w:tbl>
+    <w:p>
+      <w:pPr>
+        <w:pStyle w:val="a6"/>
+        <w:numPr>
+          <w:ilvl w:val="0"/>
+          <w:numId w:val="5"/>
+        </w:numPr>
+        <w:spacing w:before="60" w:after="40"/>
+      </w:pPr>
+      <w:r>
+        <w:rPr>
+          <w:rFonts w:ascii="맑은 고딕" w:eastAsia="맑은 고딕" w:hAnsi="맑은 고딕" w:hint="eastAsia"/>
+          <w:b/>
+          <w:sz w:val="21"/>
+        </w:rPr>
+        <w:t>가드 카운터</w:t>
+      </w:r>
+    </w:p>
+    <w:tbl>
+      <w:tblPr>
+        <w:tblStyle w:val="ac"/>
+        <w:tblW w:w="9015" w:type="dxa"/>
+        <w:jc w:val="center"/>
+        <w:tblLayout w:type="fixed"/>
+        <w:tblLook w:val="04A0" w:firstRow="1" w:lastRow="0" w:firstColumn="1" w:lastColumn="0" w:noHBand="0" w:noVBand="1"/>
+      </w:tblPr>
+      <w:tblGrid>
+        <w:gridCol w:w="1587"/>
+        <w:gridCol w:w="7428"/>
+      </w:tblGrid>
+      <w:tr>
+        <w:trPr>
+          <w:jc w:val="center"/>
+        </w:trPr>
+        <w:tc>
+          <w:tcPr>
+            <w:tcW w:w="1587" w:type="dxa"/>
+            <w:shd w:val="clear" w:color="auto" w:fill="D9EAF7"/>
+            <w:tcMar>
+              <w:top w:w="70" w:type="dxa"/>
+              <w:left w:w="110" w:type="dxa"/>
+              <w:bottom w:w="70" w:type="dxa"/>
+              <w:right w:w="110" w:type="dxa"/>
+            </w:tcMar>
+            <w:vAlign w:val="center"/>
+          </w:tcPr>
+          <w:p>
+            <w:pPr>
+              <w:spacing w:line="250" w:lineRule="auto"/>
+              <w:jc w:val="center"/>
+            </w:pPr>
+            <w:proofErr w:type="spellStart"/>
+            <w:r>
+              <w:rPr>
+                <w:rFonts w:ascii="맑은 고딕" w:eastAsia="맑은 고딕" w:hAnsi="맑은 고딕"/>
+                <w:b/>
+                <w:sz w:val="19"/>
+              </w:rPr>
+              <w:t>스킬명</w:t>
+            </w:r>
+            <w:proofErr w:type="spellEnd"/>
+          </w:p>
+        </w:tc>
+        <w:tc>
+          <w:tcPr>
             <w:tcW w:w="7427" w:type="dxa"/>
-            <w:tcMar>
-              <w:top w:w="70" w:type="dxa"/>
-              <w:left w:w="110" w:type="dxa"/>
-              <w:bottom w:w="70" w:type="dxa"/>
-              <w:right w:w="110" w:type="dxa"/>
-            </w:tcMar>
-            <w:vAlign w:val="center"/>
-          </w:tcPr>
-          <w:p>
-            <w:pPr>
-              <w:spacing w:line="250" w:lineRule="auto"/>
-            </w:pPr>
-            <w:r>
-              <w:rPr>
-                <w:rFonts w:ascii="맑은 고딕" w:eastAsia="맑은 고딕" w:hAnsi="맑은 고딕"/>
-                <w:sz w:val="20"/>
-              </w:rPr>
-              <w:t>극한 회피 상태에서 적 앞으로 고속 이동하여 적을 찌른다. 마찰검 버프를 얻는다</w:t>
-            </w:r>
+            <w:shd w:val="clear" w:color="auto" w:fill="F5FAFF"/>
+            <w:tcMar>
+              <w:top w:w="70" w:type="dxa"/>
+              <w:left w:w="110" w:type="dxa"/>
+              <w:bottom w:w="70" w:type="dxa"/>
+              <w:right w:w="110" w:type="dxa"/>
+            </w:tcMar>
+            <w:vAlign w:val="center"/>
+          </w:tcPr>
+          <w:p>
+            <w:pPr>
+              <w:spacing w:line="250" w:lineRule="auto"/>
+            </w:pPr>
             <w:r>
               <w:rPr>
                 <w:rFonts w:ascii="맑은 고딕" w:eastAsia="맑은 고딕" w:hAnsi="맑은 고딕" w:hint="eastAsia"/>
-                <w:sz w:val="20"/>
-              </w:rPr>
-              <w:t xml:space="preserve">. 회피 반격 </w:t>
-            </w:r>
-            <w:proofErr w:type="spellStart"/>
+                <w:b/>
+                <w:sz w:val="20"/>
+              </w:rPr>
+              <w:t>XX</w:t>
+            </w:r>
+          </w:p>
+        </w:tc>
+      </w:tr>
+      <w:tr>
+        <w:trPr>
+          <w:jc w:val="center"/>
+        </w:trPr>
+        <w:tc>
+          <w:tcPr>
+            <w:tcW w:w="1587" w:type="dxa"/>
+            <w:shd w:val="clear" w:color="auto" w:fill="EAF0F7"/>
+            <w:tcMar>
+              <w:top w:w="70" w:type="dxa"/>
+              <w:left w:w="110" w:type="dxa"/>
+              <w:bottom w:w="70" w:type="dxa"/>
+              <w:right w:w="110" w:type="dxa"/>
+            </w:tcMar>
+            <w:vAlign w:val="center"/>
+          </w:tcPr>
+          <w:p>
+            <w:pPr>
+              <w:spacing w:line="250" w:lineRule="auto"/>
+              <w:jc w:val="center"/>
+            </w:pPr>
+            <w:r>
+              <w:rPr>
+                <w:rFonts w:ascii="맑은 고딕" w:eastAsia="맑은 고딕" w:hAnsi="맑은 고딕"/>
+                <w:b/>
+                <w:sz w:val="19"/>
+              </w:rPr>
+              <w:t>이미지</w:t>
+            </w:r>
+          </w:p>
+        </w:tc>
+        <w:tc>
+          <w:tcPr>
+            <w:tcW w:w="7427" w:type="dxa"/>
+            <w:tcMar>
+              <w:top w:w="70" w:type="dxa"/>
+              <w:left w:w="110" w:type="dxa"/>
+              <w:bottom w:w="70" w:type="dxa"/>
+              <w:right w:w="110" w:type="dxa"/>
+            </w:tcMar>
+            <w:vAlign w:val="center"/>
+          </w:tcPr>
+          <w:p>
+            <w:pPr>
+              <w:spacing w:line="250" w:lineRule="auto"/>
+            </w:pPr>
+            <w:r>
+              <w:rPr>
+                <w:rFonts w:ascii="맑은 고딕" w:eastAsia="맑은 고딕" w:hAnsi="맑은 고딕"/>
+                <w:sz w:val="20"/>
+              </w:rPr>
+              <w:t>X</w:t>
+            </w:r>
             <w:r>
               <w:rPr>
                 <w:rFonts w:ascii="맑은 고딕" w:eastAsia="맑은 고딕" w:hAnsi="맑은 고딕" w:hint="eastAsia"/>
                 <w:sz w:val="20"/>
               </w:rPr>
-              <w:t>사용중에는</w:t>
-            </w:r>
-            <w:proofErr w:type="spellEnd"/>
+              <w:t>X</w:t>
+            </w:r>
+          </w:p>
+        </w:tc>
+      </w:tr>
+      <w:tr>
+        <w:trPr>
+          <w:jc w:val="center"/>
+        </w:trPr>
+        <w:tc>
+          <w:tcPr>
+            <w:tcW w:w="1587" w:type="dxa"/>
+            <w:shd w:val="clear" w:color="auto" w:fill="EAF0F7"/>
+            <w:tcMar>
+              <w:top w:w="70" w:type="dxa"/>
+              <w:left w:w="110" w:type="dxa"/>
+              <w:bottom w:w="70" w:type="dxa"/>
+              <w:right w:w="110" w:type="dxa"/>
+            </w:tcMar>
+            <w:vAlign w:val="center"/>
+          </w:tcPr>
+          <w:p>
+            <w:pPr>
+              <w:spacing w:line="250" w:lineRule="auto"/>
+              <w:jc w:val="center"/>
+            </w:pPr>
+            <w:r>
+              <w:rPr>
+                <w:rFonts w:ascii="맑은 고딕" w:eastAsia="맑은 고딕" w:hAnsi="맑은 고딕"/>
+                <w:b/>
+                <w:sz w:val="19"/>
+              </w:rPr>
+              <w:t>GA명</w:t>
+            </w:r>
+          </w:p>
+        </w:tc>
+        <w:tc>
+          <w:tcPr>
+            <w:tcW w:w="7427" w:type="dxa"/>
+            <w:tcMar>
+              <w:top w:w="70" w:type="dxa"/>
+              <w:left w:w="110" w:type="dxa"/>
+              <w:bottom w:w="70" w:type="dxa"/>
+              <w:right w:w="110" w:type="dxa"/>
+            </w:tcMar>
+            <w:vAlign w:val="center"/>
+          </w:tcPr>
+          <w:p>
+            <w:pPr>
+              <w:spacing w:line="250" w:lineRule="auto"/>
+            </w:pPr>
+            <w:r>
+              <w:rPr>
+                <w:rFonts w:hint="eastAsia"/>
+              </w:rPr>
+              <w:t>XXXXX</w:t>
+            </w:r>
+          </w:p>
+        </w:tc>
+      </w:tr>
+      <w:tr>
+        <w:trPr>
+          <w:jc w:val="center"/>
+        </w:trPr>
+        <w:tc>
+          <w:tcPr>
+            <w:tcW w:w="1587" w:type="dxa"/>
+            <w:shd w:val="clear" w:color="auto" w:fill="EAF0F7"/>
+            <w:tcMar>
+              <w:top w:w="70" w:type="dxa"/>
+              <w:left w:w="110" w:type="dxa"/>
+              <w:bottom w:w="70" w:type="dxa"/>
+              <w:right w:w="110" w:type="dxa"/>
+            </w:tcMar>
+            <w:vAlign w:val="center"/>
+          </w:tcPr>
+          <w:p>
+            <w:pPr>
+              <w:spacing w:line="250" w:lineRule="auto"/>
+              <w:jc w:val="center"/>
+            </w:pPr>
+            <w:r>
+              <w:rPr>
+                <w:rFonts w:ascii="맑은 고딕" w:eastAsia="맑은 고딕" w:hAnsi="맑은 고딕"/>
+                <w:b/>
+                <w:sz w:val="19"/>
+              </w:rPr>
+              <w:t>AM명</w:t>
+            </w:r>
+          </w:p>
+        </w:tc>
+        <w:tc>
+          <w:tcPr>
+            <w:tcW w:w="7427" w:type="dxa"/>
+            <w:tcMar>
+              <w:top w:w="70" w:type="dxa"/>
+              <w:left w:w="110" w:type="dxa"/>
+              <w:bottom w:w="70" w:type="dxa"/>
+              <w:right w:w="110" w:type="dxa"/>
+            </w:tcMar>
+            <w:vAlign w:val="center"/>
+          </w:tcPr>
+          <w:p>
+            <w:pPr>
+              <w:spacing w:line="250" w:lineRule="auto"/>
+            </w:pPr>
+            <w:r>
+              <w:rPr>
+                <w:rFonts w:hint="eastAsia"/>
+              </w:rPr>
+              <w:t>XXXXXX</w:t>
+            </w:r>
+          </w:p>
+        </w:tc>
+      </w:tr>
+      <w:tr>
+        <w:trPr>
+          <w:jc w:val="center"/>
+        </w:trPr>
+        <w:tc>
+          <w:tcPr>
+            <w:tcW w:w="1587" w:type="dxa"/>
+            <w:shd w:val="clear" w:color="auto" w:fill="EAF0F7"/>
+            <w:tcMar>
+              <w:top w:w="70" w:type="dxa"/>
+              <w:left w:w="110" w:type="dxa"/>
+              <w:bottom w:w="70" w:type="dxa"/>
+              <w:right w:w="110" w:type="dxa"/>
+            </w:tcMar>
+            <w:vAlign w:val="center"/>
+          </w:tcPr>
+          <w:p>
+            <w:pPr>
+              <w:spacing w:line="250" w:lineRule="auto"/>
+              <w:jc w:val="center"/>
+            </w:pPr>
+            <w:r>
+              <w:rPr>
+                <w:rFonts w:ascii="맑은 고딕" w:eastAsia="맑은 고딕" w:hAnsi="맑은 고딕"/>
+                <w:b/>
+                <w:sz w:val="19"/>
+              </w:rPr>
+              <w:t>설명</w:t>
+            </w:r>
+          </w:p>
+        </w:tc>
+        <w:tc>
+          <w:tcPr>
+            <w:tcW w:w="7427" w:type="dxa"/>
+            <w:tcMar>
+              <w:top w:w="70" w:type="dxa"/>
+              <w:left w:w="110" w:type="dxa"/>
+              <w:bottom w:w="70" w:type="dxa"/>
+              <w:right w:w="110" w:type="dxa"/>
+            </w:tcMar>
+            <w:vAlign w:val="center"/>
+          </w:tcPr>
+          <w:p>
+            <w:pPr>
+              <w:spacing w:line="250" w:lineRule="auto"/>
+            </w:pPr>
             <w:r>
               <w:rPr>
                 <w:rFonts w:ascii="맑은 고딕" w:eastAsia="맑은 고딕" w:hAnsi="맑은 고딕" w:hint="eastAsia"/>
                 <w:sz w:val="20"/>
               </w:rPr>
-              <w:t xml:space="preserve"> 무적이 된다.</w:t>
+              <w:t>XXXXXXX</w:t>
             </w:r>
           </w:p>
         </w:tc>
@@ -7604,15 +8115,7 @@
       </w:r>
       <w:r>
         <w:br/>
-        <w:t xml:space="preserve">- </w:t>
-      </w:r>
-      <w:proofErr w:type="gramStart"/>
-      <w:r>
-        <w:t>홈런 /</w:t>
-      </w:r>
-      <w:proofErr w:type="gramEnd"/>
-      <w:r>
-        <w:t xml:space="preserve"> </w:t>
+        <w:t xml:space="preserve">- 홈런 / </w:t>
       </w:r>
       <w:proofErr w:type="spellStart"/>
       <w:r>
@@ -7631,9 +8134,6 @@
       </w:r>
       <w:r>
         <w:br/>
-      </w:r>
-      <w:r>
-        <w:lastRenderedPageBreak/>
         <w:t>4. MP 사용 판단</w:t>
       </w:r>
       <w:r>
@@ -7774,6 +8274,92 @@
 <file path=word/numbering.xml><?xml version="1.0" encoding="utf-8"?>
 <w:numbering xmlns:wpc="http://schemas.microsoft.com/office/word/2010/wordprocessingCanvas" xmlns:cx="http://schemas.microsoft.com/office/drawing/2014/chartex" xmlns:cx1="http://schemas.microsoft.com/office/drawing/2015/9/8/chartex" xmlns:cx2="http://schemas.microsoft.com/office/drawing/2015/10/21/chartex" xmlns:cx3="http://schemas.microsoft.com/office/drawing/2016/5/9/chartex" xmlns:cx4="http://schemas.microsoft.com/office/drawing/2016/5/10/chartex" xmlns:cx5="http://schemas.microsoft.com/office/drawing/2016/5/11/chartex" xmlns:cx6="http://schemas.microsoft.com/office/drawing/2016/5/12/chartex" xmlns:cx7="http://schemas.microsoft.com/office/drawing/2016/5/13/chartex" xmlns:cx8="http://schemas.microsoft.com/office/drawing/2016/5/14/chartex" xmlns:mc="http://schemas.openxmlformats.org/markup-compatibility/2006" xmlns:aink="http://schemas.microsoft.com/office/drawing/2016/ink" xmlns:am3d="http://schemas.microsoft.com/office/drawing/2017/model3d" xmlns:o="urn:schemas-microsoft-com:office:office" xmlns:oel="http://schemas.microsoft.com/office/2019/extlst" xmlns:r="http://schemas.openxmlformats.org/officeDocument/2006/relationships" xmlns:m="http://schemas.openxmlformats.org/officeDocument/2006/math" xmlns:v="urn:schemas-microsoft-com:vml" xmlns:wp14="http://schemas.microsoft.com/office/word/2010/wordprocessingDrawing" xmlns:wp="http://schemas.openxmlformats.org/drawingml/2006/wordprocessingDrawing" xmlns:w10="urn:schemas-microsoft-com:office:word" xmlns:w="http://schemas.openxmlformats.org/wordprocessingml/2006/main" xmlns:w14="http://schemas.microsoft.com/office/word/2010/wordml" xmlns:w15="http://schemas.microsoft.com/office/word/2012/wordml" xmlns:w16cex="http://schemas.microsoft.com/office/word/2018/wordml/cex" xmlns:w16cid="http://schemas.microsoft.com/office/word/2016/wordml/cid" xmlns:w16="http://schemas.microsoft.com/office/word/2018/wordml" xmlns:w16du="http://schemas.microsoft.com/office/word/2023/wordml/word16du" xmlns:w16sdtdh="http://schemas.microsoft.com/office/word/2020/wordml/sdtdatahash" xmlns:w16sdtfl="http://schemas.microsoft.com/office/word/2024/wordml/sdtformatlock" xmlns:w16se="http://schemas.microsoft.com/office/word/2015/wordml/symex" xmlns:wpg="http://schemas.microsoft.com/office/word/2010/wordprocessingGroup" xmlns:wpi="http://schemas.microsoft.com/office/word/2010/wordprocessingInk" xmlns:wne="http://schemas.microsoft.com/office/word/2006/wordml" xmlns:wps="http://schemas.microsoft.com/office/word/2010/wordprocessingShape" mc:Ignorable="w14 w15 w16se w16cid w16 w16cex w16sdtdh w16sdtfl w16du wp14">
   <w:abstractNum w:abstractNumId="0" w15:restartNumberingAfterBreak="0">
+    <w:nsid w:val="363F49DD"/>
+    <w:multiLevelType w:val="hybridMultilevel"/>
+    <w:tmpl w:val="AC12B9EE"/>
+    <w:lvl w:ilvl="0" w:tplc="04090019">
+      <w:start w:val="1"/>
+      <w:numFmt w:val="upperLetter"/>
+      <w:lvlText w:val="%1."/>
+      <w:lvlJc w:val="left"/>
+      <w:pPr>
+        <w:ind w:left="1320" w:hanging="440"/>
+      </w:pPr>
+    </w:lvl>
+    <w:lvl w:ilvl="1" w:tplc="04090019" w:tentative="1">
+      <w:start w:val="1"/>
+      <w:numFmt w:val="upperLetter"/>
+      <w:lvlText w:val="%2."/>
+      <w:lvlJc w:val="left"/>
+      <w:pPr>
+        <w:ind w:left="1760" w:hanging="440"/>
+      </w:pPr>
+    </w:lvl>
+    <w:lvl w:ilvl="2" w:tplc="0409001B" w:tentative="1">
+      <w:start w:val="1"/>
+      <w:numFmt w:val="lowerRoman"/>
+      <w:lvlText w:val="%3."/>
+      <w:lvlJc w:val="right"/>
+      <w:pPr>
+        <w:ind w:left="2200" w:hanging="440"/>
+      </w:pPr>
+    </w:lvl>
+    <w:lvl w:ilvl="3" w:tplc="0409000F" w:tentative="1">
+      <w:start w:val="1"/>
+      <w:numFmt w:val="decimal"/>
+      <w:lvlText w:val="%4."/>
+      <w:lvlJc w:val="left"/>
+      <w:pPr>
+        <w:ind w:left="2640" w:hanging="440"/>
+      </w:pPr>
+    </w:lvl>
+    <w:lvl w:ilvl="4" w:tplc="04090019" w:tentative="1">
+      <w:start w:val="1"/>
+      <w:numFmt w:val="upperLetter"/>
+      <w:lvlText w:val="%5."/>
+      <w:lvlJc w:val="left"/>
+      <w:pPr>
+        <w:ind w:left="3080" w:hanging="440"/>
+      </w:pPr>
+    </w:lvl>
+    <w:lvl w:ilvl="5" w:tplc="0409001B" w:tentative="1">
+      <w:start w:val="1"/>
+      <w:numFmt w:val="lowerRoman"/>
+      <w:lvlText w:val="%6."/>
+      <w:lvlJc w:val="right"/>
+      <w:pPr>
+        <w:ind w:left="3520" w:hanging="440"/>
+      </w:pPr>
+    </w:lvl>
+    <w:lvl w:ilvl="6" w:tplc="0409000F" w:tentative="1">
+      <w:start w:val="1"/>
+      <w:numFmt w:val="decimal"/>
+      <w:lvlText w:val="%7."/>
+      <w:lvlJc w:val="left"/>
+      <w:pPr>
+        <w:ind w:left="3960" w:hanging="440"/>
+      </w:pPr>
+    </w:lvl>
+    <w:lvl w:ilvl="7" w:tplc="04090019" w:tentative="1">
+      <w:start w:val="1"/>
+      <w:numFmt w:val="upperLetter"/>
+      <w:lvlText w:val="%8."/>
+      <w:lvlJc w:val="left"/>
+      <w:pPr>
+        <w:ind w:left="4400" w:hanging="440"/>
+      </w:pPr>
+    </w:lvl>
+    <w:lvl w:ilvl="8" w:tplc="0409001B" w:tentative="1">
+      <w:start w:val="1"/>
+      <w:numFmt w:val="lowerRoman"/>
+      <w:lvlText w:val="%9."/>
+      <w:lvlJc w:val="right"/>
+      <w:pPr>
+        <w:ind w:left="4840" w:hanging="440"/>
+      </w:pPr>
+    </w:lvl>
+  </w:abstractNum>
+  <w:abstractNum w:abstractNumId="1" w15:restartNumberingAfterBreak="0">
     <w:nsid w:val="3A451E1B"/>
     <w:multiLevelType w:val="hybridMultilevel"/>
     <w:tmpl w:val="3F16AAF8"/>
@@ -7862,7 +8448,7 @@
       </w:pPr>
     </w:lvl>
   </w:abstractNum>
-  <w:abstractNum w:abstractNumId="1" w15:restartNumberingAfterBreak="0">
+  <w:abstractNum w:abstractNumId="2" w15:restartNumberingAfterBreak="0">
     <w:nsid w:val="7AFE25CF"/>
     <w:multiLevelType w:val="hybridMultilevel"/>
     <w:tmpl w:val="3F16AAF8"/>
@@ -7951,7 +8537,7 @@
       </w:pPr>
     </w:lvl>
   </w:abstractNum>
-  <w:abstractNum w:abstractNumId="2" w15:restartNumberingAfterBreak="0">
+  <w:abstractNum w:abstractNumId="3" w15:restartNumberingAfterBreak="0">
     <w:nsid w:val="7BCE65CE"/>
     <w:multiLevelType w:val="multilevel"/>
     <w:tmpl w:val="0ED43F42"/>
@@ -8072,7 +8658,7 @@
       </w:rPr>
     </w:lvl>
   </w:abstractNum>
-  <w:abstractNum w:abstractNumId="3" w15:restartNumberingAfterBreak="0">
+  <w:abstractNum w:abstractNumId="4" w15:restartNumberingAfterBreak="0">
     <w:nsid w:val="7E6666F9"/>
     <w:multiLevelType w:val="hybridMultilevel"/>
     <w:tmpl w:val="80CA64A2"/>
@@ -8162,16 +8748,19 @@
     </w:lvl>
   </w:abstractNum>
   <w:num w:numId="1" w16cid:durableId="398986629">
-    <w:abstractNumId w:val="0"/>
+    <w:abstractNumId w:val="1"/>
   </w:num>
   <w:num w:numId="2" w16cid:durableId="1002927033">
-    <w:abstractNumId w:val="1"/>
+    <w:abstractNumId w:val="2"/>
   </w:num>
   <w:num w:numId="3" w16cid:durableId="915827066">
+    <w:abstractNumId w:val="4"/>
+  </w:num>
+  <w:num w:numId="4" w16cid:durableId="1985353885">
     <w:abstractNumId w:val="3"/>
   </w:num>
-  <w:num w:numId="4" w16cid:durableId="1985353885">
-    <w:abstractNumId w:val="2"/>
+  <w:num w:numId="5" w16cid:durableId="1032995638">
+    <w:abstractNumId w:val="0"/>
   </w:num>
 </w:numbering>
 </file>

--- a/Docs/CombatDesign/CharacterDesings/PC/WX_main_character.docx
+++ b/Docs/CombatDesign/CharacterDesings/PC/WX_main_character.docx
@@ -204,27 +204,7 @@
                 <w:color w:val="FFFFFF"/>
                 <w:sz w:val="21"/>
               </w:rPr>
-              <w:t xml:space="preserve">전투 </w:t>
-            </w:r>
-            <w:proofErr w:type="spellStart"/>
-            <w:r>
-              <w:rPr>
-                <w:rFonts w:ascii="맑은 고딕" w:eastAsia="맑은 고딕" w:hAnsi="맑은 고딕"/>
-                <w:b/>
-                <w:color w:val="FFFFFF"/>
-                <w:sz w:val="21"/>
-              </w:rPr>
-              <w:t>한줄평</w:t>
-            </w:r>
-            <w:proofErr w:type="spellEnd"/>
-            <w:r>
-              <w:rPr>
-                <w:rFonts w:ascii="맑은 고딕" w:eastAsia="맑은 고딕" w:hAnsi="맑은 고딕"/>
-                <w:b/>
-                <w:color w:val="FFFFFF"/>
-                <w:sz w:val="21"/>
-              </w:rPr>
-              <w:t>: 액션에 성공하면 더 많은 액션을 할 수 있는 캐릭터</w:t>
+              <w:t>전투 한줄평: 액션에 성공하면 더 많은 액션을 할 수 있는 캐릭터</w:t>
             </w:r>
           </w:p>
         </w:tc>
@@ -1491,19 +1471,9 @@
             <w:hideMark/>
           </w:tcPr>
           <w:p>
-            <w:proofErr w:type="spellStart"/>
-            <w:r>
-              <w:t>지상민</w:t>
-            </w:r>
-            <w:proofErr w:type="spellEnd"/>
-            <w:r>
-              <w:t xml:space="preserve"> 자원 </w:t>
-            </w:r>
-            <w:proofErr w:type="spellStart"/>
-            <w:r>
-              <w:t>채집가</w:t>
-            </w:r>
-            <w:proofErr w:type="spellEnd"/>
+            <w:r>
+              <w:t>지상민 자원 채집가</w:t>
+            </w:r>
           </w:p>
         </w:tc>
       </w:tr>
@@ -1622,13 +1592,8 @@
             <w:hideMark/>
           </w:tcPr>
           <w:p>
-            <w:proofErr w:type="spellStart"/>
-            <w:r>
-              <w:t>패링</w:t>
-            </w:r>
-            <w:proofErr w:type="spellEnd"/>
-            <w:r>
-              <w:t>, 회피 반격 등의 방어 액션을 유도</w:t>
+            <w:r>
+              <w:t>패링, 회피 반격 등의 방어 액션을 유도</w:t>
             </w:r>
           </w:p>
           <w:p>
@@ -1831,11 +1796,9 @@
             <w:hideMark/>
           </w:tcPr>
           <w:p>
-            <w:proofErr w:type="spellStart"/>
             <w:r>
               <w:t>마찰검</w:t>
             </w:r>
-            <w:proofErr w:type="spellEnd"/>
           </w:p>
         </w:tc>
       </w:tr>
@@ -1963,13 +1926,8 @@
             </w:r>
           </w:p>
           <w:p>
-            <w:proofErr w:type="spellStart"/>
-            <w:r>
-              <w:t>패링</w:t>
-            </w:r>
-            <w:proofErr w:type="spellEnd"/>
-            <w:r>
-              <w:t xml:space="preserve"> 성공</w:t>
+            <w:r>
+              <w:t>패링 성공</w:t>
             </w:r>
           </w:p>
           <w:p>
@@ -2370,7 +2328,6 @@
               <w:spacing w:line="250" w:lineRule="auto"/>
               <w:jc w:val="center"/>
             </w:pPr>
-            <w:proofErr w:type="spellStart"/>
             <w:r>
               <w:rPr>
                 <w:rFonts w:ascii="맑은 고딕" w:eastAsia="맑은 고딕" w:hAnsi="맑은 고딕"/>
@@ -2379,7 +2336,6 @@
               </w:rPr>
               <w:t>스킬명</w:t>
             </w:r>
-            <w:proofErr w:type="spellEnd"/>
           </w:p>
         </w:tc>
         <w:tc>
@@ -2582,61 +2538,12 @@
             <w:pPr>
               <w:spacing w:line="250" w:lineRule="auto"/>
             </w:pPr>
-            <w:proofErr w:type="spellStart"/>
-            <w:r>
-              <w:rPr>
-                <w:rFonts w:ascii="맑은 고딕" w:eastAsia="맑은 고딕" w:hAnsi="맑은 고딕"/>
-                <w:sz w:val="20"/>
-              </w:rPr>
-              <w:t>HR_AM_Attack_L</w:t>
-            </w:r>
-            <w:proofErr w:type="spellEnd"/>
-            <w:r>
-              <w:rPr>
-                <w:rFonts w:ascii="맑은 고딕" w:eastAsia="맑은 고딕" w:hAnsi="맑은 고딕"/>
-                <w:sz w:val="20"/>
-              </w:rPr>
-              <w:t xml:space="preserve">, </w:t>
-            </w:r>
-            <w:proofErr w:type="spellStart"/>
-            <w:r>
-              <w:rPr>
-                <w:rFonts w:ascii="맑은 고딕" w:eastAsia="맑은 고딕" w:hAnsi="맑은 고딕"/>
-                <w:sz w:val="20"/>
-              </w:rPr>
-              <w:t>HR_AM_Attack_LL</w:t>
-            </w:r>
-            <w:proofErr w:type="spellEnd"/>
-            <w:r>
-              <w:rPr>
-                <w:rFonts w:ascii="맑은 고딕" w:eastAsia="맑은 고딕" w:hAnsi="맑은 고딕"/>
-                <w:sz w:val="20"/>
-              </w:rPr>
-              <w:t xml:space="preserve">, </w:t>
-            </w:r>
-            <w:proofErr w:type="spellStart"/>
-            <w:r>
-              <w:rPr>
-                <w:rFonts w:ascii="맑은 고딕" w:eastAsia="맑은 고딕" w:hAnsi="맑은 고딕"/>
-                <w:sz w:val="20"/>
-              </w:rPr>
-              <w:t>HR_AM_Attack_LLL</w:t>
-            </w:r>
-            <w:proofErr w:type="spellEnd"/>
-            <w:r>
-              <w:rPr>
-                <w:rFonts w:ascii="맑은 고딕" w:eastAsia="맑은 고딕" w:hAnsi="맑은 고딕"/>
-                <w:sz w:val="20"/>
-              </w:rPr>
-              <w:t xml:space="preserve">, </w:t>
-            </w:r>
-            <w:proofErr w:type="spellStart"/>
-            <w:r>
-              <w:rPr>
-                <w:rFonts w:ascii="맑은 고딕" w:eastAsia="맑은 고딕" w:hAnsi="맑은 고딕"/>
-                <w:sz w:val="20"/>
-              </w:rPr>
-              <w:t>HR_AM_Attack_LLL</w:t>
+            <w:r>
+              <w:rPr>
+                <w:rFonts w:ascii="맑은 고딕" w:eastAsia="맑은 고딕" w:hAnsi="맑은 고딕"/>
+                <w:sz w:val="20"/>
+              </w:rPr>
+              <w:t>HR_AM_Attack_L, HR_AM_Attack_LL, HR_AM_Attack_LLL, HR_AM_Attack_LLL</w:t>
             </w:r>
             <w:r>
               <w:rPr>
@@ -2645,7 +2552,6 @@
               </w:rPr>
               <w:t>L</w:t>
             </w:r>
-            <w:proofErr w:type="spellEnd"/>
           </w:p>
         </w:tc>
       </w:tr>
@@ -3111,31 +3017,7 @@
                 <w:rFonts w:ascii="맑은 고딕" w:eastAsia="맑은 고딕" w:hAnsi="맑은 고딕"/>
                 <w:sz w:val="20"/>
               </w:rPr>
-              <w:t xml:space="preserve"> </w:t>
-            </w:r>
-            <w:proofErr w:type="spellStart"/>
-            <w:r>
-              <w:rPr>
-                <w:rFonts w:ascii="맑은 고딕" w:eastAsia="맑은 고딕" w:hAnsi="맑은 고딕"/>
-                <w:sz w:val="20"/>
-              </w:rPr>
-              <w:t>HR_AM_Attack_L</w:t>
-            </w:r>
-            <w:proofErr w:type="spellEnd"/>
-            <w:r>
-              <w:rPr>
-                <w:rFonts w:ascii="맑은 고딕" w:eastAsia="맑은 고딕" w:hAnsi="맑은 고딕"/>
-                <w:sz w:val="20"/>
-              </w:rPr>
-              <w:t xml:space="preserve">, </w:t>
-            </w:r>
-            <w:proofErr w:type="spellStart"/>
-            <w:r>
-              <w:rPr>
-                <w:rFonts w:ascii="맑은 고딕" w:eastAsia="맑은 고딕" w:hAnsi="맑은 고딕"/>
-                <w:sz w:val="20"/>
-              </w:rPr>
-              <w:t>HR_AM_Attack_L</w:t>
+              <w:t xml:space="preserve"> HR_AM_Attack_L, HR_AM_Attack_L</w:t>
             </w:r>
             <w:r>
               <w:rPr>
@@ -3144,21 +3026,12 @@
               </w:rPr>
               <w:t>H</w:t>
             </w:r>
-            <w:proofErr w:type="spellEnd"/>
-            <w:r>
-              <w:rPr>
-                <w:rFonts w:ascii="맑은 고딕" w:eastAsia="맑은 고딕" w:hAnsi="맑은 고딕"/>
-                <w:sz w:val="20"/>
-              </w:rPr>
-              <w:t xml:space="preserve">, </w:t>
-            </w:r>
-            <w:proofErr w:type="spellStart"/>
-            <w:r>
-              <w:rPr>
-                <w:rFonts w:ascii="맑은 고딕" w:eastAsia="맑은 고딕" w:hAnsi="맑은 고딕"/>
-                <w:sz w:val="20"/>
-              </w:rPr>
-              <w:t>HR_AM_Attack_L</w:t>
+            <w:r>
+              <w:rPr>
+                <w:rFonts w:ascii="맑은 고딕" w:eastAsia="맑은 고딕" w:hAnsi="맑은 고딕"/>
+                <w:sz w:val="20"/>
+              </w:rPr>
+              <w:t>, HR_AM_Attack_L</w:t>
             </w:r>
             <w:r>
               <w:rPr>
@@ -3167,7 +3040,6 @@
               </w:rPr>
               <w:t>HH</w:t>
             </w:r>
-            <w:proofErr w:type="spellEnd"/>
           </w:p>
           <w:p>
             <w:pPr>
@@ -3185,15 +3057,7 @@
                 <w:rFonts w:ascii="맑은 고딕" w:eastAsia="맑은 고딕" w:hAnsi="맑은 고딕"/>
                 <w:sz w:val="20"/>
               </w:rPr>
-              <w:t xml:space="preserve"> </w:t>
-            </w:r>
-            <w:proofErr w:type="spellStart"/>
-            <w:r>
-              <w:rPr>
-                <w:rFonts w:ascii="맑은 고딕" w:eastAsia="맑은 고딕" w:hAnsi="맑은 고딕"/>
-                <w:sz w:val="20"/>
-              </w:rPr>
-              <w:t>HR_AM_Attack_L</w:t>
+              <w:t xml:space="preserve"> HR_AM_Attack_L</w:t>
             </w:r>
             <w:r>
               <w:rPr>
@@ -3202,7 +3066,6 @@
               </w:rPr>
               <w:t>HHHHH</w:t>
             </w:r>
-            <w:proofErr w:type="spellEnd"/>
           </w:p>
         </w:tc>
       </w:tr>
@@ -3313,23 +3176,7 @@
                 <w:rFonts w:ascii="맑은 고딕" w:eastAsia="맑은 고딕" w:hAnsi="맑은 고딕"/>
                 <w:sz w:val="20"/>
               </w:rPr>
-              <w:t xml:space="preserve">모든 콤보를 넣는데 시간이 가장 </w:t>
-            </w:r>
-            <w:proofErr w:type="spellStart"/>
-            <w:r>
-              <w:rPr>
-                <w:rFonts w:ascii="맑은 고딕" w:eastAsia="맑은 고딕" w:hAnsi="맑은 고딕"/>
-                <w:sz w:val="20"/>
-              </w:rPr>
-              <w:t>오래걸리며</w:t>
-            </w:r>
-            <w:proofErr w:type="spellEnd"/>
-            <w:r>
-              <w:rPr>
-                <w:rFonts w:ascii="맑은 고딕" w:eastAsia="맑은 고딕" w:hAnsi="맑은 고딕"/>
-                <w:sz w:val="20"/>
-              </w:rPr>
-              <w:t xml:space="preserve"> 강한 데미지를 입히는 콤보</w:t>
+              <w:t>모든 콤보를 넣는데 시간이 가장 오래걸리며 강한 데미지를 입히는 콤보</w:t>
             </w:r>
             <w:r>
               <w:br/>
@@ -3469,7 +3316,6 @@
                 <w:sz w:val="20"/>
               </w:rPr>
             </w:pPr>
-            <w:proofErr w:type="spellStart"/>
             <w:r>
               <w:rPr>
                 <w:rFonts w:ascii="맑은 고딕" w:eastAsia="맑은 고딕" w:hAnsi="맑은 고딕"/>
@@ -3477,7 +3323,6 @@
               </w:rPr>
               <w:t>Hammer_Attack_HammerDown_Loop_Root</w:t>
             </w:r>
-            <w:proofErr w:type="spellEnd"/>
           </w:p>
         </w:tc>
       </w:tr>
@@ -3707,7 +3552,6 @@
             <w:pPr>
               <w:spacing w:line="250" w:lineRule="auto"/>
             </w:pPr>
-            <w:proofErr w:type="spellStart"/>
             <w:r>
               <w:rPr>
                 <w:rFonts w:ascii="맑은 고딕" w:eastAsia="맑은 고딕" w:hAnsi="맑은 고딕"/>
@@ -3715,7 +3559,6 @@
               </w:rPr>
               <w:t>HR_GA_Attack</w:t>
             </w:r>
-            <w:proofErr w:type="spellEnd"/>
           </w:p>
         </w:tc>
       </w:tr>
@@ -3769,7 +3612,20 @@
                 <w:sz w:val="20"/>
               </w:rPr>
             </w:pPr>
-            <w:proofErr w:type="spellStart"/>
+            <w:r>
+              <w:rPr>
+                <w:rFonts w:ascii="맑은 고딕" w:eastAsia="맑은 고딕" w:hAnsi="맑은 고딕"/>
+                <w:sz w:val="20"/>
+              </w:rPr>
+              <w:t>HR_AM_Attack_L, HR_AM_Attack_LL, HR_AM_Attack_L</w:t>
+            </w:r>
+            <w:r>
+              <w:rPr>
+                <w:rFonts w:ascii="맑은 고딕" w:eastAsia="맑은 고딕" w:hAnsi="맑은 고딕" w:hint="eastAsia"/>
+                <w:sz w:val="20"/>
+              </w:rPr>
+              <w:t>LH~</w:t>
+            </w:r>
             <w:r>
               <w:rPr>
                 <w:rFonts w:ascii="맑은 고딕" w:eastAsia="맑은 고딕" w:hAnsi="맑은 고딕"/>
@@ -3777,60 +3633,13 @@
               </w:rPr>
               <w:t>HR_AM_Attack_L</w:t>
             </w:r>
-            <w:proofErr w:type="spellEnd"/>
-            <w:r>
-              <w:rPr>
-                <w:rFonts w:ascii="맑은 고딕" w:eastAsia="맑은 고딕" w:hAnsi="맑은 고딕"/>
-                <w:sz w:val="20"/>
-              </w:rPr>
-              <w:t xml:space="preserve">, </w:t>
-            </w:r>
-            <w:proofErr w:type="spellStart"/>
-            <w:r>
-              <w:rPr>
-                <w:rFonts w:ascii="맑은 고딕" w:eastAsia="맑은 고딕" w:hAnsi="맑은 고딕"/>
-                <w:sz w:val="20"/>
-              </w:rPr>
-              <w:t>HR_AM_Attack_LL</w:t>
-            </w:r>
-            <w:proofErr w:type="spellEnd"/>
-            <w:r>
-              <w:rPr>
-                <w:rFonts w:ascii="맑은 고딕" w:eastAsia="맑은 고딕" w:hAnsi="맑은 고딕"/>
-                <w:sz w:val="20"/>
-              </w:rPr>
-              <w:t xml:space="preserve">, </w:t>
-            </w:r>
-            <w:proofErr w:type="spellStart"/>
-            <w:r>
-              <w:rPr>
-                <w:rFonts w:ascii="맑은 고딕" w:eastAsia="맑은 고딕" w:hAnsi="맑은 고딕"/>
-                <w:sz w:val="20"/>
-              </w:rPr>
-              <w:t>HR_AM_Attack_L</w:t>
-            </w:r>
             <w:r>
               <w:rPr>
                 <w:rFonts w:ascii="맑은 고딕" w:eastAsia="맑은 고딕" w:hAnsi="맑은 고딕" w:hint="eastAsia"/>
                 <w:sz w:val="20"/>
               </w:rPr>
-              <w:t>LH~</w:t>
-            </w:r>
-            <w:r>
-              <w:rPr>
-                <w:rFonts w:ascii="맑은 고딕" w:eastAsia="맑은 고딕" w:hAnsi="맑은 고딕"/>
-                <w:sz w:val="20"/>
-              </w:rPr>
-              <w:t>HR_AM_Attack_L</w:t>
-            </w:r>
-            <w:r>
-              <w:rPr>
-                <w:rFonts w:ascii="맑은 고딕" w:eastAsia="맑은 고딕" w:hAnsi="맑은 고딕" w:hint="eastAsia"/>
-                <w:sz w:val="20"/>
-              </w:rPr>
               <w:t>LHHH</w:t>
             </w:r>
-            <w:proofErr w:type="spellEnd"/>
           </w:p>
         </w:tc>
       </w:tr>
@@ -3955,23 +3764,7 @@
                 <w:rFonts w:ascii="맑은 고딕" w:eastAsia="맑은 고딕" w:hAnsi="맑은 고딕"/>
                 <w:sz w:val="20"/>
               </w:rPr>
-              <w:t xml:space="preserve">의 </w:t>
-            </w:r>
-            <w:proofErr w:type="spellStart"/>
-            <w:r>
-              <w:rPr>
-                <w:rFonts w:ascii="맑은 고딕" w:eastAsia="맑은 고딕" w:hAnsi="맑은 고딕"/>
-                <w:sz w:val="20"/>
-              </w:rPr>
-              <w:t>수급량이</w:t>
-            </w:r>
-            <w:proofErr w:type="spellEnd"/>
-            <w:r>
-              <w:rPr>
-                <w:rFonts w:ascii="맑은 고딕" w:eastAsia="맑은 고딕" w:hAnsi="맑은 고딕"/>
-                <w:sz w:val="20"/>
-              </w:rPr>
-              <w:t xml:space="preserve"> 뛰어나고 데미지가 중간정도다.</w:t>
+              <w:t>의 수급량이 뛰어나고 데미지가 중간정도다.</w:t>
             </w:r>
           </w:p>
         </w:tc>
@@ -4315,7 +4108,6 @@
             <w:pPr>
               <w:spacing w:line="250" w:lineRule="auto"/>
             </w:pPr>
-            <w:proofErr w:type="spellStart"/>
             <w:r>
               <w:rPr>
                 <w:rFonts w:ascii="맑은 고딕" w:eastAsia="맑은 고딕" w:hAnsi="맑은 고딕"/>
@@ -4323,7 +4115,6 @@
               </w:rPr>
               <w:t>HR_GA_Attack</w:t>
             </w:r>
-            <w:proofErr w:type="spellEnd"/>
           </w:p>
         </w:tc>
       </w:tr>
@@ -4373,45 +4164,12 @@
             <w:pPr>
               <w:spacing w:line="250" w:lineRule="auto"/>
             </w:pPr>
-            <w:proofErr w:type="spellStart"/>
-            <w:r>
-              <w:rPr>
-                <w:rFonts w:ascii="맑은 고딕" w:eastAsia="맑은 고딕" w:hAnsi="맑은 고딕"/>
-                <w:sz w:val="20"/>
-              </w:rPr>
-              <w:t>HR_AM_Attack_L</w:t>
-            </w:r>
-            <w:proofErr w:type="spellEnd"/>
-            <w:r>
-              <w:rPr>
-                <w:rFonts w:ascii="맑은 고딕" w:eastAsia="맑은 고딕" w:hAnsi="맑은 고딕"/>
-                <w:sz w:val="20"/>
-              </w:rPr>
-              <w:t xml:space="preserve">, </w:t>
-            </w:r>
-            <w:proofErr w:type="spellStart"/>
-            <w:r>
-              <w:rPr>
-                <w:rFonts w:ascii="맑은 고딕" w:eastAsia="맑은 고딕" w:hAnsi="맑은 고딕"/>
-                <w:sz w:val="20"/>
-              </w:rPr>
-              <w:t>HR_AM_Attack_LL</w:t>
-            </w:r>
-            <w:proofErr w:type="spellEnd"/>
-            <w:r>
-              <w:rPr>
-                <w:rFonts w:ascii="맑은 고딕" w:eastAsia="맑은 고딕" w:hAnsi="맑은 고딕"/>
-                <w:sz w:val="20"/>
-              </w:rPr>
-              <w:t xml:space="preserve">, </w:t>
-            </w:r>
-            <w:proofErr w:type="spellStart"/>
-            <w:r>
-              <w:rPr>
-                <w:rFonts w:ascii="맑은 고딕" w:eastAsia="맑은 고딕" w:hAnsi="맑은 고딕"/>
-                <w:sz w:val="20"/>
-              </w:rPr>
-              <w:t>HR_AM_Attack_L</w:t>
+            <w:r>
+              <w:rPr>
+                <w:rFonts w:ascii="맑은 고딕" w:eastAsia="맑은 고딕" w:hAnsi="맑은 고딕"/>
+                <w:sz w:val="20"/>
+              </w:rPr>
+              <w:t>HR_AM_Attack_L, HR_AM_Attack_LL, HR_AM_Attack_L</w:t>
             </w:r>
             <w:r>
               <w:rPr>
@@ -4420,21 +4178,12 @@
               </w:rPr>
               <w:t>LL</w:t>
             </w:r>
-            <w:proofErr w:type="spellEnd"/>
-            <w:r>
-              <w:rPr>
-                <w:rFonts w:ascii="맑은 고딕" w:eastAsia="맑은 고딕" w:hAnsi="맑은 고딕"/>
-                <w:sz w:val="20"/>
-              </w:rPr>
-              <w:t xml:space="preserve"> </w:t>
-            </w:r>
-            <w:proofErr w:type="spellStart"/>
-            <w:r>
-              <w:rPr>
-                <w:rFonts w:ascii="맑은 고딕" w:eastAsia="맑은 고딕" w:hAnsi="맑은 고딕"/>
-                <w:sz w:val="20"/>
-              </w:rPr>
-              <w:t>HR_AM_Attack_LL</w:t>
+            <w:r>
+              <w:rPr>
+                <w:rFonts w:ascii="맑은 고딕" w:eastAsia="맑은 고딕" w:hAnsi="맑은 고딕"/>
+                <w:sz w:val="20"/>
+              </w:rPr>
+              <w:t xml:space="preserve"> HR_AM_Attack_LL</w:t>
             </w:r>
             <w:r>
               <w:rPr>
@@ -4443,7 +4192,6 @@
               </w:rPr>
               <w:t>LH</w:t>
             </w:r>
-            <w:proofErr w:type="spellEnd"/>
           </w:p>
         </w:tc>
       </w:tr>
@@ -4799,7 +4547,7 @@
         </w:tc>
         <w:tc>
           <w:tcPr>
-            <w:tcW w:w="7427" w:type="dxa"/>
+            <w:tcW w:w="7428" w:type="dxa"/>
             <w:shd w:val="clear" w:color="auto" w:fill="F5FAFF"/>
             <w:tcMar>
               <w:top w:w="70" w:type="dxa"/>
@@ -4857,7 +4605,7 @@
         </w:tc>
         <w:tc>
           <w:tcPr>
-            <w:tcW w:w="7427" w:type="dxa"/>
+            <w:tcW w:w="7428" w:type="dxa"/>
             <w:tcMar>
               <w:top w:w="70" w:type="dxa"/>
               <w:left w:w="110" w:type="dxa"/>
@@ -4924,7 +4672,7 @@
         </w:tc>
         <w:tc>
           <w:tcPr>
-            <w:tcW w:w="7427" w:type="dxa"/>
+            <w:tcW w:w="7428" w:type="dxa"/>
             <w:tcMar>
               <w:top w:w="70" w:type="dxa"/>
               <w:left w:w="110" w:type="dxa"/>
@@ -4976,7 +4724,7 @@
         </w:tc>
         <w:tc>
           <w:tcPr>
-            <w:tcW w:w="7427" w:type="dxa"/>
+            <w:tcW w:w="7428" w:type="dxa"/>
             <w:tcMar>
               <w:top w:w="70" w:type="dxa"/>
               <w:left w:w="110" w:type="dxa"/>
@@ -5028,7 +4776,7 @@
         </w:tc>
         <w:tc>
           <w:tcPr>
-            <w:tcW w:w="7427" w:type="dxa"/>
+            <w:tcW w:w="7428" w:type="dxa"/>
             <w:tcMar>
               <w:top w:w="70" w:type="dxa"/>
               <w:left w:w="110" w:type="dxa"/>
@@ -5084,7 +4832,7 @@
         </w:tc>
         <w:tc>
           <w:tcPr>
-            <w:tcW w:w="7427" w:type="dxa"/>
+            <w:tcW w:w="7428" w:type="dxa"/>
             <w:tcMar>
               <w:top w:w="70" w:type="dxa"/>
               <w:left w:w="110" w:type="dxa"/>
@@ -5140,7 +4888,7 @@
         </w:tc>
         <w:tc>
           <w:tcPr>
-            <w:tcW w:w="7427" w:type="dxa"/>
+            <w:tcW w:w="7428" w:type="dxa"/>
             <w:tcMar>
               <w:top w:w="70" w:type="dxa"/>
               <w:left w:w="110" w:type="dxa"/>
@@ -5196,7 +4944,7 @@
         </w:tc>
         <w:tc>
           <w:tcPr>
-            <w:tcW w:w="7427" w:type="dxa"/>
+            <w:tcW w:w="7428" w:type="dxa"/>
             <w:tcMar>
               <w:top w:w="70" w:type="dxa"/>
               <w:left w:w="110" w:type="dxa"/>
@@ -5215,6 +4963,78 @@
                 <w:sz w:val="20"/>
               </w:rPr>
               <w:t>1~3타:100% 4타:120%</w:t>
+            </w:r>
+          </w:p>
+        </w:tc>
+      </w:tr>
+      <w:tr>
+        <w:trPr>
+          <w:jc w:val="center"/>
+        </w:trPr>
+        <w:tc>
+          <w:tcPr>
+            <w:tcW w:w="1587" w:type="dxa"/>
+            <w:shd w:val="clear" w:color="auto" w:fill="EAF0F7"/>
+            <w:tcMar>
+              <w:top w:w="70" w:type="dxa"/>
+              <w:left w:w="110" w:type="dxa"/>
+              <w:bottom w:w="70" w:type="dxa"/>
+              <w:right w:w="110" w:type="dxa"/>
+            </w:tcMar>
+            <w:vAlign w:val="center"/>
+          </w:tcPr>
+          <w:p>
+            <w:pPr>
+              <w:spacing w:line="250" w:lineRule="auto"/>
+              <w:jc w:val="center"/>
+              <w:rPr>
+                <w:rFonts w:ascii="맑은 고딕" w:eastAsia="맑은 고딕" w:hAnsi="맑은 고딕"/>
+                <w:b/>
+                <w:sz w:val="19"/>
+              </w:rPr>
+            </w:pPr>
+            <w:r>
+              <w:rPr>
+                <w:rFonts w:ascii="맑은 고딕" w:eastAsia="맑은 고딕" w:hAnsi="맑은 고딕" w:hint="eastAsia"/>
+                <w:b/>
+                <w:sz w:val="19"/>
+              </w:rPr>
+              <w:t>사용 애니</w:t>
+            </w:r>
+          </w:p>
+        </w:tc>
+        <w:tc>
+          <w:tcPr>
+            <w:tcW w:w="7428" w:type="dxa"/>
+            <w:tcMar>
+              <w:top w:w="70" w:type="dxa"/>
+              <w:left w:w="110" w:type="dxa"/>
+              <w:bottom w:w="70" w:type="dxa"/>
+              <w:right w:w="110" w:type="dxa"/>
+            </w:tcMar>
+            <w:vAlign w:val="center"/>
+          </w:tcPr>
+          <w:p>
+            <w:pPr>
+              <w:spacing w:line="250" w:lineRule="auto"/>
+              <w:rPr>
+                <w:rFonts w:ascii="맑은 고딕" w:eastAsia="맑은 고딕" w:hAnsi="맑은 고딕" w:hint="eastAsia"/>
+                <w:sz w:val="20"/>
+              </w:rPr>
+            </w:pPr>
+            <w:r>
+              <w:rPr>
+                <w:rFonts w:ascii="맑은 고딕" w:eastAsia="맑은 고딕" w:hAnsi="맑은 고딕"/>
+                <w:sz w:val="20"/>
+              </w:rPr>
+              <w:t>ARPG_Warrior_Anim_UE_Attack_Airborne_End</w:t>
+            </w:r>
+            <w:r>
+              <w:rPr>
+                <w:rFonts w:ascii="맑은 고딕" w:eastAsia="맑은 고딕" w:hAnsi="맑은 고딕" w:hint="eastAsia"/>
+                <w:sz w:val="20"/>
+              </w:rPr>
+              <w:t xml:space="preserve"> x3</w:t>
             </w:r>
           </w:p>
         </w:tc>
@@ -5418,6 +5238,7 @@
                 <w:b/>
                 <w:sz w:val="19"/>
               </w:rPr>
+              <w:lastRenderedPageBreak/>
               <w:t>GA명</w:t>
             </w:r>
           </w:p>
@@ -5476,7 +5297,6 @@
                 <w:b/>
                 <w:sz w:val="19"/>
               </w:rPr>
-              <w:lastRenderedPageBreak/>
               <w:t>AM명</w:t>
             </w:r>
           </w:p>
@@ -6668,6 +6488,7 @@
                 <w:b/>
                 <w:sz w:val="19"/>
               </w:rPr>
+              <w:lastRenderedPageBreak/>
               <w:t>소모자원</w:t>
             </w:r>
           </w:p>
@@ -6724,7 +6545,6 @@
                 <w:b/>
                 <w:sz w:val="19"/>
               </w:rPr>
-              <w:lastRenderedPageBreak/>
               <w:t>데미지</w:t>
             </w:r>
           </w:p>
@@ -6764,7 +6584,6 @@
         </w:numPr>
         <w:spacing w:before="60" w:after="40"/>
       </w:pPr>
-      <w:proofErr w:type="spellStart"/>
       <w:r>
         <w:rPr>
           <w:rFonts w:ascii="맑은 고딕" w:eastAsia="맑은 고딕" w:hAnsi="맑은 고딕" w:hint="eastAsia"/>
@@ -6773,7 +6592,6 @@
         </w:rPr>
         <w:t>궁극기</w:t>
       </w:r>
-      <w:proofErr w:type="spellEnd"/>
     </w:p>
     <w:tbl>
       <w:tblPr>
@@ -6925,33 +6743,11 @@
             <w:pPr>
               <w:spacing w:line="250" w:lineRule="auto"/>
             </w:pPr>
-            <w:proofErr w:type="spellStart"/>
             <w:r>
               <w:rPr>
                 <w:rFonts w:hint="eastAsia"/>
               </w:rPr>
-              <w:t>궁극기</w:t>
-            </w:r>
-            <w:proofErr w:type="spellEnd"/>
-            <w:r>
-              <w:rPr>
-                <w:rFonts w:hint="eastAsia"/>
-              </w:rPr>
-              <w:t xml:space="preserve"> </w:t>
-            </w:r>
-            <w:proofErr w:type="spellStart"/>
-            <w:r>
-              <w:rPr>
-                <w:rFonts w:hint="eastAsia"/>
-              </w:rPr>
-              <w:t>컷신</w:t>
-            </w:r>
-            <w:proofErr w:type="spellEnd"/>
-            <w:r>
-              <w:rPr>
-                <w:rFonts w:hint="eastAsia"/>
-              </w:rPr>
-              <w:t xml:space="preserve"> 예시 필요</w:t>
+              <w:t>궁극기 컷신 예시 필요</w:t>
             </w:r>
           </w:p>
         </w:tc>
@@ -7002,11 +6798,9 @@
             <w:pPr>
               <w:spacing w:line="250" w:lineRule="auto"/>
             </w:pPr>
-            <w:proofErr w:type="spellStart"/>
             <w:r>
               <w:t>HR_GA_Ultimate</w:t>
             </w:r>
-            <w:proofErr w:type="spellEnd"/>
           </w:p>
         </w:tc>
       </w:tr>
@@ -7056,11 +6850,9 @@
             <w:pPr>
               <w:spacing w:line="250" w:lineRule="auto"/>
             </w:pPr>
-            <w:proofErr w:type="spellStart"/>
             <w:r>
               <w:t>HR_AM_Ultimate</w:t>
             </w:r>
-            <w:proofErr w:type="spellEnd"/>
           </w:p>
         </w:tc>
       </w:tr>
@@ -7242,7 +7034,6 @@
         </w:numPr>
         <w:spacing w:before="60" w:after="40"/>
       </w:pPr>
-      <w:proofErr w:type="spellStart"/>
       <w:r>
         <w:rPr>
           <w:rFonts w:ascii="맑은 고딕" w:eastAsia="맑은 고딕" w:hAnsi="맑은 고딕" w:hint="eastAsia"/>
@@ -7251,7 +7042,6 @@
         </w:rPr>
         <w:t>회피반격</w:t>
       </w:r>
-      <w:proofErr w:type="spellEnd"/>
     </w:p>
     <w:tbl>
       <w:tblPr>
@@ -7428,11 +7218,9 @@
             <w:pPr>
               <w:spacing w:line="250" w:lineRule="auto"/>
             </w:pPr>
-            <w:proofErr w:type="spellStart"/>
             <w:r>
               <w:t>HR_GA_Dodge</w:t>
             </w:r>
-            <w:proofErr w:type="spellEnd"/>
           </w:p>
         </w:tc>
       </w:tr>
@@ -7482,33 +7270,27 @@
             <w:pPr>
               <w:spacing w:line="250" w:lineRule="auto"/>
             </w:pPr>
-            <w:proofErr w:type="spellStart"/>
             <w:r>
               <w:t>HR_AM_DodgeCounter</w:t>
             </w:r>
-            <w:proofErr w:type="spellEnd"/>
             <w:r>
               <w:rPr>
                 <w:rFonts w:hint="eastAsia"/>
               </w:rPr>
               <w:t xml:space="preserve">, </w:t>
             </w:r>
-            <w:proofErr w:type="spellStart"/>
             <w:r>
               <w:t>HR_AM_DodgeSuccess</w:t>
             </w:r>
-            <w:proofErr w:type="spellEnd"/>
             <w:r>
               <w:rPr>
                 <w:rFonts w:hint="eastAsia"/>
               </w:rPr>
               <w:t xml:space="preserve">, </w:t>
             </w:r>
-            <w:proofErr w:type="spellStart"/>
             <w:r>
               <w:t>HR_AM_Dodge</w:t>
             </w:r>
-            <w:proofErr w:type="spellEnd"/>
           </w:p>
         </w:tc>
       </w:tr>
@@ -7570,23 +7352,7 @@
                 <w:rFonts w:ascii="맑은 고딕" w:eastAsia="맑은 고딕" w:hAnsi="맑은 고딕" w:hint="eastAsia"/>
                 <w:sz w:val="20"/>
               </w:rPr>
-              <w:t xml:space="preserve">. 회피 반격 </w:t>
-            </w:r>
-            <w:proofErr w:type="spellStart"/>
-            <w:r>
-              <w:rPr>
-                <w:rFonts w:ascii="맑은 고딕" w:eastAsia="맑은 고딕" w:hAnsi="맑은 고딕" w:hint="eastAsia"/>
-                <w:sz w:val="20"/>
-              </w:rPr>
-              <w:t>사용중에는</w:t>
-            </w:r>
-            <w:proofErr w:type="spellEnd"/>
-            <w:r>
-              <w:rPr>
-                <w:rFonts w:ascii="맑은 고딕" w:eastAsia="맑은 고딕" w:hAnsi="맑은 고딕" w:hint="eastAsia"/>
-                <w:sz w:val="20"/>
-              </w:rPr>
-              <w:t xml:space="preserve"> 무적이 된다.</w:t>
+              <w:t>. 회피 반격 사용중에는 무적이 된다.</w:t>
             </w:r>
           </w:p>
         </w:tc>
@@ -7699,7 +7465,6 @@
               <w:spacing w:line="250" w:lineRule="auto"/>
               <w:jc w:val="center"/>
             </w:pPr>
-            <w:proofErr w:type="spellStart"/>
             <w:r>
               <w:rPr>
                 <w:rFonts w:ascii="맑은 고딕" w:eastAsia="맑은 고딕" w:hAnsi="맑은 고딕"/>
@@ -7708,7 +7473,6 @@
               </w:rPr>
               <w:t>스킬명</w:t>
             </w:r>
-            <w:proofErr w:type="spellEnd"/>
           </w:p>
         </w:tc>
         <w:tc>
@@ -7994,6 +7758,7 @@
                 <w:b/>
                 <w:sz w:val="19"/>
               </w:rPr>
+              <w:lastRenderedPageBreak/>
               <w:t>데미지</w:t>
             </w:r>
           </w:p>
@@ -8034,15 +7799,7 @@
         </w:numPr>
       </w:pPr>
       <w:r>
-        <w:t>전투 흐름 예시 (</w:t>
-      </w:r>
-      <w:proofErr w:type="spellStart"/>
-      <w:r>
-        <w:t>보스전</w:t>
-      </w:r>
-      <w:proofErr w:type="spellEnd"/>
-      <w:r>
-        <w:t>)</w:t>
+        <w:t>전투 흐름 예시 (보스전)</w:t>
       </w:r>
       <w:r>
         <w:br/>
@@ -8068,15 +7825,7 @@
       </w:r>
       <w:r>
         <w:br/>
-        <w:t xml:space="preserve">- 퍼펙트 </w:t>
-      </w:r>
-      <w:proofErr w:type="spellStart"/>
-      <w:r>
-        <w:t>패링</w:t>
-      </w:r>
-      <w:proofErr w:type="spellEnd"/>
-      <w:r>
-        <w:t xml:space="preserve"> 성공</w:t>
+        <w:t>- 퍼펙트 패링 성공</w:t>
       </w:r>
       <w:r>
         <w:br/>
@@ -8084,27 +7833,11 @@
       </w:r>
       <w:r>
         <w:br/>
-        <w:t xml:space="preserve">→ </w:t>
-      </w:r>
-      <w:proofErr w:type="spellStart"/>
-      <w:r>
-        <w:t>스태거</w:t>
-      </w:r>
-      <w:proofErr w:type="spellEnd"/>
-      <w:r>
-        <w:t xml:space="preserve"> 게이지 누적</w:t>
+        <w:t>→ 스태거 게이지 누적</w:t>
       </w:r>
       <w:r>
         <w:br/>
-        <w:t xml:space="preserve">→ </w:t>
-      </w:r>
-      <w:proofErr w:type="spellStart"/>
-      <w:r>
-        <w:t>마찰검</w:t>
-      </w:r>
-      <w:proofErr w:type="spellEnd"/>
-      <w:r>
-        <w:t xml:space="preserve"> 버프 획득</w:t>
+        <w:t>→ 마찰검 버프 획득</w:t>
       </w:r>
       <w:r>
         <w:br/>
@@ -8115,15 +7848,7 @@
       </w:r>
       <w:r>
         <w:br/>
-        <w:t xml:space="preserve">- 홈런 / </w:t>
-      </w:r>
-      <w:proofErr w:type="spellStart"/>
-      <w:r>
-        <w:t>피포레이트</w:t>
-      </w:r>
-      <w:proofErr w:type="spellEnd"/>
-      <w:r>
-        <w:t xml:space="preserve"> 러시 사용</w:t>
+        <w:t>- 홈런 / 피포레이트 러시 사용</w:t>
       </w:r>
       <w:r>
         <w:br/>
@@ -8157,42 +7882,18 @@
       </w:r>
       <w:r>
         <w:br/>
-        <w:t xml:space="preserve">- </w:t>
-      </w:r>
-      <w:proofErr w:type="spellStart"/>
-      <w:r>
-        <w:t>패링</w:t>
-      </w:r>
-      <w:proofErr w:type="spellEnd"/>
-      <w:r>
-        <w:t xml:space="preserve"> 대응</w:t>
+        <w:t>- 패링 대응</w:t>
       </w:r>
       <w:r>
         <w:br/>
-        <w:t xml:space="preserve">- 혹은 </w:t>
-      </w:r>
-      <w:proofErr w:type="spellStart"/>
-      <w:r>
-        <w:t>봄배트</w:t>
-      </w:r>
-      <w:proofErr w:type="spellEnd"/>
-      <w:r>
-        <w:t xml:space="preserve"> 사용</w:t>
+        <w:t>- 혹은 봄배트 사용</w:t>
       </w:r>
       <w:r>
         <w:br/>
       </w:r>
       <w:r>
         <w:br/>
-        <w:t xml:space="preserve">6. </w:t>
-      </w:r>
-      <w:proofErr w:type="spellStart"/>
-      <w:r>
-        <w:t>스태거</w:t>
-      </w:r>
-      <w:proofErr w:type="spellEnd"/>
-      <w:r>
-        <w:t xml:space="preserve"> 누적</w:t>
+        <w:t>6. 스태거 누적</w:t>
       </w:r>
       <w:r>
         <w:br/>
@@ -8200,15 +7901,7 @@
       </w:r>
       <w:r>
         <w:br/>
-        <w:t xml:space="preserve">- 이후 </w:t>
-      </w:r>
-      <w:proofErr w:type="spellStart"/>
-      <w:r>
-        <w:t>고화력</w:t>
-      </w:r>
-      <w:proofErr w:type="spellEnd"/>
-      <w:r>
-        <w:t xml:space="preserve"> 콤보 연계</w:t>
+        <w:t>- 이후 고화력 콤보 연계</w:t>
       </w:r>
     </w:p>
     <w:sectPr>

--- a/Docs/CombatDesign/CharacterDesings/PC/WX_main_character.docx
+++ b/Docs/CombatDesign/CharacterDesings/PC/WX_main_character.docx
@@ -85,15 +85,27 @@
         </w:rPr>
         <w:t xml:space="preserve"> </w:t>
       </w:r>
+    </w:p>
+    <w:p>
+      <w:pPr>
+        <w:widowControl/>
+        <w:wordWrap/>
+        <w:autoSpaceDE/>
+        <w:autoSpaceDN/>
+        <w:rPr>
+          <w:noProof/>
+        </w:rPr>
+      </w:pPr>
       <w:r>
         <w:rPr>
           <w:noProof/>
         </w:rPr>
+        <w:lastRenderedPageBreak/>
         <w:drawing>
-          <wp:inline distT="0" distB="0" distL="0" distR="0" wp14:anchorId="5CB1006F" wp14:editId="1023107F">
-            <wp:extent cx="2889012" cy="3609975"/>
-            <wp:effectExtent l="0" t="0" r="6985" b="0"/>
-            <wp:docPr id="1225378105" name="그림 2"/>
+          <wp:inline distT="0" distB="0" distL="0" distR="0" wp14:anchorId="48806883" wp14:editId="4070DDA0">
+            <wp:extent cx="3286290" cy="4381720"/>
+            <wp:effectExtent l="0" t="0" r="9525" b="0"/>
+            <wp:docPr id="526527004" name="그림 3"/>
             <wp:cNvGraphicFramePr>
               <a:graphicFrameLocks xmlns:a="http://schemas.openxmlformats.org/drawingml/2006/main" noChangeAspect="1"/>
             </wp:cNvGraphicFramePr>
@@ -122,7 +134,7 @@
                   <pic:spPr bwMode="auto">
                     <a:xfrm>
                       <a:off x="0" y="0"/>
-                      <a:ext cx="2913404" cy="3640455"/>
+                      <a:ext cx="3293275" cy="4391034"/>
                     </a:xfrm>
                     <a:prstGeom prst="rect">
                       <a:avLst/>
@@ -135,17 +147,56 @@
           </wp:inline>
         </w:drawing>
       </w:r>
-    </w:p>
-    <w:p>
-      <w:pPr>
-        <w:widowControl/>
-        <w:wordWrap/>
-        <w:autoSpaceDE/>
-        <w:autoSpaceDN/>
+      <w:r>
         <w:rPr>
           <w:noProof/>
         </w:rPr>
-      </w:pPr>
+        <w:drawing>
+          <wp:inline distT="0" distB="0" distL="0" distR="0" wp14:anchorId="779F7521" wp14:editId="42FB5ECE">
+            <wp:extent cx="3042816" cy="3800310"/>
+            <wp:effectExtent l="0" t="0" r="5715" b="0"/>
+            <wp:docPr id="1565920227" name="그림 5"/>
+            <wp:cNvGraphicFramePr>
+              <a:graphicFrameLocks xmlns:a="http://schemas.openxmlformats.org/drawingml/2006/main" noChangeAspect="1"/>
+            </wp:cNvGraphicFramePr>
+            <a:graphic xmlns:a="http://schemas.openxmlformats.org/drawingml/2006/main">
+              <a:graphicData uri="http://schemas.openxmlformats.org/drawingml/2006/picture">
+                <pic:pic xmlns:pic="http://schemas.openxmlformats.org/drawingml/2006/picture">
+                  <pic:nvPicPr>
+                    <pic:cNvPr id="0" name="Picture 3"/>
+                    <pic:cNvPicPr>
+                      <a:picLocks noChangeAspect="1" noChangeArrowheads="1"/>
+                    </pic:cNvPicPr>
+                  </pic:nvPicPr>
+                  <pic:blipFill>
+                    <a:blip r:embed="rId9">
+                      <a:extLst>
+                        <a:ext uri="{28A0092B-C50C-407E-A947-70E740481C1C}">
+                          <a14:useLocalDpi xmlns:a14="http://schemas.microsoft.com/office/drawing/2010/main" val="0"/>
+                        </a:ext>
+                      </a:extLst>
+                    </a:blip>
+                    <a:srcRect/>
+                    <a:stretch>
+                      <a:fillRect/>
+                    </a:stretch>
+                  </pic:blipFill>
+                  <pic:spPr bwMode="auto">
+                    <a:xfrm>
+                      <a:off x="0" y="0"/>
+                      <a:ext cx="3044668" cy="3802623"/>
+                    </a:xfrm>
+                    <a:prstGeom prst="rect">
+                      <a:avLst/>
+                    </a:prstGeom>
+                    <a:noFill/>
+                  </pic:spPr>
+                </pic:pic>
+              </a:graphicData>
+            </a:graphic>
+          </wp:inline>
+        </w:drawing>
+      </w:r>
       <w:r>
         <w:rPr>
           <w:noProof/>
@@ -261,7 +312,7 @@
                           </pic:cNvPicPr>
                         </pic:nvPicPr>
                         <pic:blipFill>
-                          <a:blip r:embed="rId9" cstate="print">
+                          <a:blip r:embed="rId10" cstate="print">
                             <a:extLst>
                               <a:ext uri="{28A0092B-C50C-407E-A947-70E740481C1C}">
                                 <a14:useLocalDpi xmlns:a14="http://schemas.microsoft.com/office/drawing/2010/main" val="0"/>
@@ -491,7 +542,7 @@
                           </pic:cNvPicPr>
                         </pic:nvPicPr>
                         <pic:blipFill>
-                          <a:blip r:embed="rId10" cstate="print">
+                          <a:blip r:embed="rId11" cstate="print">
                             <a:extLst>
                               <a:ext uri="{28A0092B-C50C-407E-A947-70E740481C1C}">
                                 <a14:useLocalDpi xmlns:a14="http://schemas.microsoft.com/office/drawing/2010/main" val="0"/>
@@ -671,7 +722,7 @@
                           </pic:cNvPicPr>
                         </pic:nvPicPr>
                         <pic:blipFill>
-                          <a:blip r:embed="rId11" cstate="print">
+                          <a:blip r:embed="rId12" cstate="print">
                             <a:extLst>
                               <a:ext uri="{28A0092B-C50C-407E-A947-70E740481C1C}">
                                 <a14:useLocalDpi xmlns:a14="http://schemas.microsoft.com/office/drawing/2010/main" val="0"/>
@@ -957,7 +1008,7 @@
                           </pic:cNvPicPr>
                         </pic:nvPicPr>
                         <pic:blipFill>
-                          <a:blip r:embed="rId12" cstate="print">
+                          <a:blip r:embed="rId13" cstate="print">
                             <a:extLst>
                               <a:ext uri="{28A0092B-C50C-407E-A947-70E740481C1C}">
                                 <a14:useLocalDpi xmlns:a14="http://schemas.microsoft.com/office/drawing/2010/main" val="0"/>
@@ -1154,7 +1205,7 @@
                           </pic:cNvPicPr>
                         </pic:nvPicPr>
                         <pic:blipFill>
-                          <a:blip r:embed="rId13" cstate="print">
+                          <a:blip r:embed="rId14" cstate="print">
                             <a:extLst>
                               <a:ext uri="{28A0092B-C50C-407E-A947-70E740481C1C}">
                                 <a14:useLocalDpi xmlns:a14="http://schemas.microsoft.com/office/drawing/2010/main" val="0"/>
@@ -1930,22 +1981,6 @@
               <w:t>패링 성공</w:t>
             </w:r>
           </w:p>
-          <w:p>
-            <w:r>
-              <w:rPr>
-                <w:rFonts w:hint="eastAsia"/>
-              </w:rPr>
-              <w:t>스킬2번 적중</w:t>
-            </w:r>
-          </w:p>
-          <w:p>
-            <w:r>
-              <w:rPr>
-                <w:rFonts w:hint="eastAsia"/>
-              </w:rPr>
-              <w:t>스킬4번 적중</w:t>
-            </w:r>
-          </w:p>
         </w:tc>
       </w:tr>
       <w:tr>
@@ -2412,22 +2447,14 @@
             <w:pPr>
               <w:spacing w:line="250" w:lineRule="auto"/>
             </w:pPr>
-            <w:hyperlink r:id="rId14" w:anchor="s-1.1" w:history="1">
+            <w:hyperlink r:id="rId15" w:anchor="s-1.1" w:history="1">
               <w:r>
                 <w:rPr>
                   <w:rStyle w:val="ad"/>
                   <w:rFonts w:ascii="맑은 고딕" w:eastAsia="맑은 고딕" w:hAnsi="맑은 고딕"/>
                   <w:sz w:val="20"/>
                 </w:rPr>
-                <w:t>링</w:t>
-              </w:r>
-              <w:r>
-                <w:rPr>
-                  <w:rStyle w:val="ad"/>
-                  <w:rFonts w:ascii="맑은 고딕" w:eastAsia="맑은 고딕" w:hAnsi="맑은 고딕"/>
-                  <w:sz w:val="20"/>
-                </w:rPr>
-                <w:t>크</w:t>
+                <w:t>링크</w:t>
               </w:r>
             </w:hyperlink>
           </w:p>
@@ -2485,7 +2512,7 @@
                 <w:rFonts w:ascii="맑은 고딕" w:eastAsia="맑은 고딕" w:hAnsi="맑은 고딕"/>
                 <w:sz w:val="20"/>
               </w:rPr>
-              <w:t>HR_GA_Attack</w:t>
+              <w:t>GA_HR_Attack</w:t>
             </w:r>
           </w:p>
         </w:tc>
@@ -2518,7 +2545,6 @@
                 <w:b/>
                 <w:sz w:val="19"/>
               </w:rPr>
-              <w:lastRenderedPageBreak/>
               <w:t>AM명</w:t>
             </w:r>
           </w:p>
@@ -2543,7 +2569,7 @@
                 <w:rFonts w:ascii="맑은 고딕" w:eastAsia="맑은 고딕" w:hAnsi="맑은 고딕"/>
                 <w:sz w:val="20"/>
               </w:rPr>
-              <w:t>HR_AM_Attack_L, HR_AM_Attack_LL, HR_AM_Attack_LLL, HR_AM_Attack_LLL</w:t>
+              <w:t>AM_HR_Attack_L, AM_HR_Attack_LL, AM_HR_Attack_LLL, AM_HR_Attack_LLL</w:t>
             </w:r>
             <w:r>
               <w:rPr>
@@ -2640,6 +2666,7 @@
                 <w:b/>
                 <w:sz w:val="19"/>
               </w:rPr>
+              <w:lastRenderedPageBreak/>
               <w:t>의도</w:t>
             </w:r>
           </w:p>
@@ -2885,22 +2912,14 @@
             <w:pPr>
               <w:spacing w:line="250" w:lineRule="auto"/>
             </w:pPr>
-            <w:hyperlink r:id="rId15" w:anchor="toc" w:history="1">
+            <w:hyperlink r:id="rId16" w:anchor="toc" w:history="1">
               <w:r>
                 <w:rPr>
                   <w:rStyle w:val="ad"/>
                   <w:rFonts w:ascii="맑은 고딕" w:eastAsia="맑은 고딕" w:hAnsi="맑은 고딕"/>
                   <w:sz w:val="20"/>
                 </w:rPr>
-                <w:t>링</w:t>
-              </w:r>
-              <w:r>
-                <w:rPr>
-                  <w:rStyle w:val="ad"/>
-                  <w:rFonts w:ascii="맑은 고딕" w:eastAsia="맑은 고딕" w:hAnsi="맑은 고딕"/>
-                  <w:sz w:val="20"/>
-                </w:rPr>
-                <w:t>크</w:t>
+                <w:t>링크</w:t>
               </w:r>
             </w:hyperlink>
           </w:p>
@@ -2957,7 +2976,7 @@
                 <w:rFonts w:ascii="맑은 고딕" w:eastAsia="맑은 고딕" w:hAnsi="맑은 고딕"/>
                 <w:sz w:val="20"/>
               </w:rPr>
-              <w:t>HR_GA_Attack</w:t>
+              <w:t>GA_HR_Attack</w:t>
             </w:r>
           </w:p>
         </w:tc>
@@ -3017,7 +3036,35 @@
                 <w:rFonts w:ascii="맑은 고딕" w:eastAsia="맑은 고딕" w:hAnsi="맑은 고딕"/>
                 <w:sz w:val="20"/>
               </w:rPr>
-              <w:t xml:space="preserve"> HR_AM_Attack_L, HR_AM_Attack_L</w:t>
+              <w:t xml:space="preserve"> </w:t>
+            </w:r>
+            <w:r>
+              <w:rPr>
+                <w:rFonts w:ascii="맑은 고딕" w:eastAsia="맑은 고딕" w:hAnsi="맑은 고딕"/>
+                <w:sz w:val="20"/>
+              </w:rPr>
+              <w:t>AM_HR</w:t>
+            </w:r>
+            <w:r>
+              <w:rPr>
+                <w:rFonts w:ascii="맑은 고딕" w:eastAsia="맑은 고딕" w:hAnsi="맑은 고딕"/>
+                <w:sz w:val="20"/>
+              </w:rPr>
+              <w:t xml:space="preserve">_Attack_L, </w:t>
+            </w:r>
+            <w:r>
+              <w:rPr>
+                <w:rFonts w:ascii="맑은 고딕" w:eastAsia="맑은 고딕" w:hAnsi="맑은 고딕"/>
+                <w:sz w:val="20"/>
+              </w:rPr>
+              <w:t>AM_HR</w:t>
+            </w:r>
+            <w:r>
+              <w:rPr>
+                <w:rFonts w:ascii="맑은 고딕" w:eastAsia="맑은 고딕" w:hAnsi="맑은 고딕"/>
+                <w:sz w:val="20"/>
+              </w:rPr>
+              <w:t>_Attack_L</w:t>
             </w:r>
             <w:r>
               <w:rPr>
@@ -3031,7 +3078,21 @@
                 <w:rFonts w:ascii="맑은 고딕" w:eastAsia="맑은 고딕" w:hAnsi="맑은 고딕"/>
                 <w:sz w:val="20"/>
               </w:rPr>
-              <w:t>, HR_AM_Attack_L</w:t>
+              <w:t xml:space="preserve">, </w:t>
+            </w:r>
+            <w:r>
+              <w:rPr>
+                <w:rFonts w:ascii="맑은 고딕" w:eastAsia="맑은 고딕" w:hAnsi="맑은 고딕"/>
+                <w:sz w:val="20"/>
+              </w:rPr>
+              <w:t>AM_HR</w:t>
+            </w:r>
+            <w:r>
+              <w:rPr>
+                <w:rFonts w:ascii="맑은 고딕" w:eastAsia="맑은 고딕" w:hAnsi="맑은 고딕"/>
+                <w:sz w:val="20"/>
+              </w:rPr>
+              <w:t>_Attack_L</w:t>
             </w:r>
             <w:r>
               <w:rPr>
@@ -3057,7 +3118,21 @@
                 <w:rFonts w:ascii="맑은 고딕" w:eastAsia="맑은 고딕" w:hAnsi="맑은 고딕"/>
                 <w:sz w:val="20"/>
               </w:rPr>
-              <w:t xml:space="preserve"> HR_AM_Attack_L</w:t>
+              <w:t xml:space="preserve"> </w:t>
+            </w:r>
+            <w:r>
+              <w:rPr>
+                <w:rFonts w:ascii="맑은 고딕" w:eastAsia="맑은 고딕" w:hAnsi="맑은 고딕"/>
+                <w:sz w:val="20"/>
+              </w:rPr>
+              <w:t>AM_HR</w:t>
+            </w:r>
+            <w:r>
+              <w:rPr>
+                <w:rFonts w:ascii="맑은 고딕" w:eastAsia="맑은 고딕" w:hAnsi="맑은 고딕"/>
+                <w:sz w:val="20"/>
+              </w:rPr>
+              <w:t>_Attack_L</w:t>
             </w:r>
             <w:r>
               <w:rPr>
@@ -3493,7 +3568,7 @@
             <w:pPr>
               <w:spacing w:line="250" w:lineRule="auto"/>
             </w:pPr>
-            <w:hyperlink r:id="rId16" w:anchor="toc" w:history="1">
+            <w:hyperlink r:id="rId17" w:anchor="toc" w:history="1">
               <w:r>
                 <w:rPr>
                   <w:rStyle w:val="ad"/>
@@ -3557,7 +3632,14 @@
                 <w:rFonts w:ascii="맑은 고딕" w:eastAsia="맑은 고딕" w:hAnsi="맑은 고딕"/>
                 <w:sz w:val="20"/>
               </w:rPr>
-              <w:t>HR_GA_Attack</w:t>
+              <w:t>GA_HR</w:t>
+            </w:r>
+            <w:r>
+              <w:rPr>
+                <w:rFonts w:ascii="맑은 고딕" w:eastAsia="맑은 고딕" w:hAnsi="맑은 고딕"/>
+                <w:sz w:val="20"/>
+              </w:rPr>
+              <w:t>_Attack</w:t>
             </w:r>
           </w:p>
         </w:tc>
@@ -3617,7 +3699,42 @@
                 <w:rFonts w:ascii="맑은 고딕" w:eastAsia="맑은 고딕" w:hAnsi="맑은 고딕"/>
                 <w:sz w:val="20"/>
               </w:rPr>
-              <w:t>HR_AM_Attack_L, HR_AM_Attack_LL, HR_AM_Attack_L</w:t>
+              <w:t>AM_HR</w:t>
+            </w:r>
+            <w:r>
+              <w:rPr>
+                <w:rFonts w:ascii="맑은 고딕" w:eastAsia="맑은 고딕" w:hAnsi="맑은 고딕"/>
+                <w:sz w:val="20"/>
+              </w:rPr>
+              <w:t xml:space="preserve">_Attack_L, </w:t>
+            </w:r>
+            <w:r>
+              <w:rPr>
+                <w:rFonts w:ascii="맑은 고딕" w:eastAsia="맑은 고딕" w:hAnsi="맑은 고딕"/>
+                <w:sz w:val="20"/>
+              </w:rPr>
+              <w:t>AM_HR</w:t>
+            </w:r>
+            <w:r>
+              <w:rPr>
+                <w:rFonts w:ascii="맑은 고딕" w:eastAsia="맑은 고딕" w:hAnsi="맑은 고딕"/>
+                <w:sz w:val="20"/>
+              </w:rPr>
+              <w:t xml:space="preserve">_Attack_LL, </w:t>
+            </w:r>
+            <w:r>
+              <w:rPr>
+                <w:rFonts w:ascii="맑은 고딕" w:eastAsia="맑은 고딕" w:hAnsi="맑은 고딕"/>
+                <w:sz w:val="20"/>
+              </w:rPr>
+              <w:t>AM_HR</w:t>
+            </w:r>
+            <w:r>
+              <w:rPr>
+                <w:rFonts w:ascii="맑은 고딕" w:eastAsia="맑은 고딕" w:hAnsi="맑은 고딕"/>
+                <w:sz w:val="20"/>
+              </w:rPr>
+              <w:t>_Attack_L</w:t>
             </w:r>
             <w:r>
               <w:rPr>
@@ -3631,7 +3748,14 @@
                 <w:rFonts w:ascii="맑은 고딕" w:eastAsia="맑은 고딕" w:hAnsi="맑은 고딕"/>
                 <w:sz w:val="20"/>
               </w:rPr>
-              <w:t>HR_AM_Attack_L</w:t>
+              <w:t>AM_HR</w:t>
+            </w:r>
+            <w:r>
+              <w:rPr>
+                <w:rFonts w:ascii="맑은 고딕" w:eastAsia="맑은 고딕" w:hAnsi="맑은 고딕"/>
+                <w:sz w:val="20"/>
+              </w:rPr>
+              <w:t>_Attack_L</w:t>
             </w:r>
             <w:r>
               <w:rPr>
@@ -3857,7 +3981,6 @@
                 <w:b/>
                 <w:sz w:val="19"/>
               </w:rPr>
-              <w:lastRenderedPageBreak/>
               <w:t>사용 애니</w:t>
             </w:r>
           </w:p>
@@ -3877,7 +4000,7 @@
             <w:pPr>
               <w:spacing w:line="250" w:lineRule="auto"/>
               <w:rPr>
-                <w:rFonts w:ascii="맑은 고딕" w:eastAsia="맑은 고딕" w:hAnsi="맑은 고딕" w:hint="eastAsia"/>
+                <w:rFonts w:ascii="맑은 고딕" w:eastAsia="맑은 고딕" w:hAnsi="맑은 고딕"/>
                 <w:sz w:val="20"/>
               </w:rPr>
             </w:pPr>
@@ -3972,6 +4095,7 @@
                 <w:b/>
                 <w:sz w:val="19"/>
               </w:rPr>
+              <w:lastRenderedPageBreak/>
               <w:t>스킬명</w:t>
             </w:r>
           </w:p>
@@ -4049,7 +4173,7 @@
             <w:pPr>
               <w:spacing w:line="250" w:lineRule="auto"/>
             </w:pPr>
-            <w:hyperlink r:id="rId17" w:anchor="toc" w:history="1">
+            <w:hyperlink r:id="rId18" w:anchor="toc" w:history="1">
               <w:r>
                 <w:rPr>
                   <w:rStyle w:val="ad"/>
@@ -4113,7 +4237,14 @@
                 <w:rFonts w:ascii="맑은 고딕" w:eastAsia="맑은 고딕" w:hAnsi="맑은 고딕"/>
                 <w:sz w:val="20"/>
               </w:rPr>
-              <w:t>HR_GA_Attack</w:t>
+              <w:t>GA_HR</w:t>
+            </w:r>
+            <w:r>
+              <w:rPr>
+                <w:rFonts w:ascii="맑은 고딕" w:eastAsia="맑은 고딕" w:hAnsi="맑은 고딕"/>
+                <w:sz w:val="20"/>
+              </w:rPr>
+              <w:t>_Attack</w:t>
             </w:r>
           </w:p>
         </w:tc>
@@ -4169,7 +4300,42 @@
                 <w:rFonts w:ascii="맑은 고딕" w:eastAsia="맑은 고딕" w:hAnsi="맑은 고딕"/>
                 <w:sz w:val="20"/>
               </w:rPr>
-              <w:t>HR_AM_Attack_L, HR_AM_Attack_LL, HR_AM_Attack_L</w:t>
+              <w:t>AM_HR</w:t>
+            </w:r>
+            <w:r>
+              <w:rPr>
+                <w:rFonts w:ascii="맑은 고딕" w:eastAsia="맑은 고딕" w:hAnsi="맑은 고딕"/>
+                <w:sz w:val="20"/>
+              </w:rPr>
+              <w:t xml:space="preserve">_Attack_L, </w:t>
+            </w:r>
+            <w:r>
+              <w:rPr>
+                <w:rFonts w:ascii="맑은 고딕" w:eastAsia="맑은 고딕" w:hAnsi="맑은 고딕"/>
+                <w:sz w:val="20"/>
+              </w:rPr>
+              <w:t>AM_HR</w:t>
+            </w:r>
+            <w:r>
+              <w:rPr>
+                <w:rFonts w:ascii="맑은 고딕" w:eastAsia="맑은 고딕" w:hAnsi="맑은 고딕"/>
+                <w:sz w:val="20"/>
+              </w:rPr>
+              <w:t xml:space="preserve">_Attack_LL, </w:t>
+            </w:r>
+            <w:r>
+              <w:rPr>
+                <w:rFonts w:ascii="맑은 고딕" w:eastAsia="맑은 고딕" w:hAnsi="맑은 고딕"/>
+                <w:sz w:val="20"/>
+              </w:rPr>
+              <w:t>AM_HR</w:t>
+            </w:r>
+            <w:r>
+              <w:rPr>
+                <w:rFonts w:ascii="맑은 고딕" w:eastAsia="맑은 고딕" w:hAnsi="맑은 고딕"/>
+                <w:sz w:val="20"/>
+              </w:rPr>
+              <w:t>_Attack_L</w:t>
             </w:r>
             <w:r>
               <w:rPr>
@@ -4183,7 +4349,21 @@
                 <w:rFonts w:ascii="맑은 고딕" w:eastAsia="맑은 고딕" w:hAnsi="맑은 고딕"/>
                 <w:sz w:val="20"/>
               </w:rPr>
-              <w:t xml:space="preserve"> HR_AM_Attack_LL</w:t>
+              <w:t xml:space="preserve"> </w:t>
+            </w:r>
+            <w:r>
+              <w:rPr>
+                <w:rFonts w:ascii="맑은 고딕" w:eastAsia="맑은 고딕" w:hAnsi="맑은 고딕"/>
+                <w:sz w:val="20"/>
+              </w:rPr>
+              <w:t>AM_HR</w:t>
+            </w:r>
+            <w:r>
+              <w:rPr>
+                <w:rFonts w:ascii="맑은 고딕" w:eastAsia="맑은 고딕" w:hAnsi="맑은 고딕"/>
+                <w:sz w:val="20"/>
+              </w:rPr>
+              <w:t>_Attack_LL</w:t>
             </w:r>
             <w:r>
               <w:rPr>
@@ -4384,25 +4564,25 @@
               <w:spacing w:line="250" w:lineRule="auto"/>
               <w:jc w:val="center"/>
               <w:rPr>
+                <w:rFonts w:ascii="맑은 고딕" w:eastAsia="맑은 고딕" w:hAnsi="맑은 고딕"/>
+                <w:b/>
+                <w:sz w:val="19"/>
+              </w:rPr>
+            </w:pPr>
+            <w:r>
+              <w:rPr>
+                <w:rFonts w:ascii="맑은 고딕" w:eastAsia="맑은 고딕" w:hAnsi="맑은 고딕"/>
+                <w:b/>
+                <w:sz w:val="19"/>
+              </w:rPr>
+              <w:t>사</w:t>
+            </w:r>
+            <w:r>
+              <w:rPr>
                 <w:rFonts w:ascii="맑은 고딕" w:eastAsia="맑은 고딕" w:hAnsi="맑은 고딕" w:hint="eastAsia"/>
                 <w:b/>
                 <w:sz w:val="19"/>
               </w:rPr>
-            </w:pPr>
-            <w:r>
-              <w:rPr>
-                <w:rFonts w:ascii="맑은 고딕" w:eastAsia="맑은 고딕" w:hAnsi="맑은 고딕"/>
-                <w:b/>
-                <w:sz w:val="19"/>
-              </w:rPr>
-              <w:t>사</w:t>
-            </w:r>
-            <w:r>
-              <w:rPr>
-                <w:rFonts w:ascii="맑은 고딕" w:eastAsia="맑은 고딕" w:hAnsi="맑은 고딕" w:hint="eastAsia"/>
-                <w:b/>
-                <w:sz w:val="19"/>
-              </w:rPr>
               <w:t>용 애니</w:t>
             </w:r>
           </w:p>
@@ -4422,7 +4602,7 @@
             <w:pPr>
               <w:spacing w:line="250" w:lineRule="auto"/>
               <w:rPr>
-                <w:rFonts w:ascii="맑은 고딕" w:eastAsia="맑은 고딕" w:hAnsi="맑은 고딕" w:hint="eastAsia"/>
+                <w:rFonts w:ascii="맑은 고딕" w:eastAsia="맑은 고딕" w:hAnsi="맑은 고딕"/>
                 <w:sz w:val="20"/>
               </w:rPr>
             </w:pPr>
@@ -4618,22 +4798,14 @@
             <w:pPr>
               <w:spacing w:line="250" w:lineRule="auto"/>
             </w:pPr>
-            <w:hyperlink r:id="rId18" w:anchor="toc" w:history="1">
+            <w:hyperlink r:id="rId19" w:anchor="toc" w:history="1">
               <w:r>
                 <w:rPr>
                   <w:rStyle w:val="ad"/>
                   <w:rFonts w:ascii="맑은 고딕" w:eastAsia="맑은 고딕" w:hAnsi="맑은 고딕"/>
                   <w:sz w:val="20"/>
                 </w:rPr>
-                <w:t>링</w:t>
-              </w:r>
-              <w:r>
-                <w:rPr>
-                  <w:rStyle w:val="ad"/>
-                  <w:rFonts w:ascii="맑은 고딕" w:eastAsia="맑은 고딕" w:hAnsi="맑은 고딕"/>
-                  <w:sz w:val="20"/>
-                </w:rPr>
-                <w:t>크</w:t>
+                <w:t>링크</w:t>
               </w:r>
             </w:hyperlink>
           </w:p>
@@ -4686,7 +4858,10 @@
               <w:spacing w:line="250" w:lineRule="auto"/>
             </w:pPr>
             <w:r>
-              <w:t>HR_GA_Skill_1</w:t>
+              <w:t>GA_HR</w:t>
+            </w:r>
+            <w:r>
+              <w:t>_Skill_1</w:t>
             </w:r>
           </w:p>
         </w:tc>
@@ -4738,7 +4913,10 @@
               <w:spacing w:line="250" w:lineRule="auto"/>
             </w:pPr>
             <w:r>
-              <w:t>HR_AM_Skill_1</w:t>
+              <w:t>AM_HR</w:t>
+            </w:r>
+            <w:r>
+              <w:t>_Skill_1</w:t>
             </w:r>
           </w:p>
         </w:tc>
@@ -5018,7 +5196,7 @@
             <w:pPr>
               <w:spacing w:line="250" w:lineRule="auto"/>
               <w:rPr>
-                <w:rFonts w:ascii="맑은 고딕" w:eastAsia="맑은 고딕" w:hAnsi="맑은 고딕" w:hint="eastAsia"/>
+                <w:rFonts w:ascii="맑은 고딕" w:eastAsia="맑은 고딕" w:hAnsi="맑은 고딕"/>
                 <w:sz w:val="20"/>
               </w:rPr>
             </w:pPr>
@@ -5198,7 +5376,7 @@
             <w:pPr>
               <w:spacing w:line="250" w:lineRule="auto"/>
             </w:pPr>
-            <w:hyperlink r:id="rId19" w:anchor="toc" w:history="1">
+            <w:hyperlink r:id="rId20" w:anchor="toc" w:history="1">
               <w:r>
                 <w:rPr>
                   <w:rStyle w:val="ad"/>
@@ -5238,7 +5416,6 @@
                 <w:b/>
                 <w:sz w:val="19"/>
               </w:rPr>
-              <w:lastRenderedPageBreak/>
               <w:t>GA명</w:t>
             </w:r>
           </w:p>
@@ -5259,7 +5436,10 @@
               <w:spacing w:line="250" w:lineRule="auto"/>
             </w:pPr>
             <w:r>
-              <w:t>HR_GA_Skill_</w:t>
+              <w:t>GA_HR</w:t>
+            </w:r>
+            <w:r>
+              <w:t>_Skill_</w:t>
             </w:r>
             <w:r>
               <w:rPr>
@@ -5317,7 +5497,10 @@
               <w:spacing w:line="250" w:lineRule="auto"/>
             </w:pPr>
             <w:r>
-              <w:t>HR_AM_Skill_2</w:t>
+              <w:t>AM_HR</w:t>
+            </w:r>
+            <w:r>
+              <w:t>_Skill_2</w:t>
             </w:r>
           </w:p>
         </w:tc>
@@ -5349,6 +5532,7 @@
                 <w:b/>
                 <w:sz w:val="19"/>
               </w:rPr>
+              <w:lastRenderedPageBreak/>
               <w:t>설명</w:t>
             </w:r>
           </w:p>
@@ -5429,7 +5613,7 @@
                 <w:rFonts w:ascii="맑은 고딕" w:eastAsia="맑은 고딕" w:hAnsi="맑은 고딕"/>
                 <w:sz w:val="20"/>
               </w:rPr>
-              <w:t>빠르게 딜을 넣을 수 있는 스킬 피해량은 중간 적중 시 마찰검 버프를 얻는다.</w:t>
+              <w:t>빠르게 딜을 넣을 수 있는 스킬 피해량은 중간</w:t>
             </w:r>
           </w:p>
         </w:tc>
@@ -5689,7 +5873,7 @@
             <w:pPr>
               <w:spacing w:line="250" w:lineRule="auto"/>
             </w:pPr>
-            <w:hyperlink r:id="rId20" w:anchor="toc" w:history="1">
+            <w:hyperlink r:id="rId21" w:anchor="toc" w:history="1">
               <w:r>
                 <w:rPr>
                   <w:rStyle w:val="ad"/>
@@ -5749,7 +5933,10 @@
               <w:spacing w:line="250" w:lineRule="auto"/>
             </w:pPr>
             <w:r>
-              <w:t>HR_GA_Skill_</w:t>
+              <w:t>GA_HR</w:t>
+            </w:r>
+            <w:r>
+              <w:t>_Skill_</w:t>
             </w:r>
             <w:r>
               <w:rPr>
@@ -5807,13 +5994,7 @@
               <w:spacing w:line="250" w:lineRule="auto"/>
             </w:pPr>
             <w:r>
-              <w:t>HR_A</w:t>
-            </w:r>
-            <w:r>
-              <w:rPr>
-                <w:rFonts w:hint="eastAsia"/>
-              </w:rPr>
-              <w:t>M</w:t>
+              <w:t>AM_HR</w:t>
             </w:r>
             <w:r>
               <w:t>_Skill_</w:t>
@@ -6211,7 +6392,7 @@
             <w:pPr>
               <w:spacing w:line="250" w:lineRule="auto"/>
             </w:pPr>
-            <w:hyperlink r:id="rId21" w:anchor="toc" w:history="1">
+            <w:hyperlink r:id="rId22" w:anchor="toc" w:history="1">
               <w:r>
                 <w:rPr>
                   <w:rStyle w:val="ad"/>
@@ -6271,7 +6452,10 @@
               <w:spacing w:line="250" w:lineRule="auto"/>
             </w:pPr>
             <w:r>
-              <w:t>HR_GA_Skill_</w:t>
+              <w:t>GA_HR</w:t>
+            </w:r>
+            <w:r>
+              <w:t>_Skill_</w:t>
             </w:r>
             <w:r>
               <w:rPr>
@@ -6329,13 +6513,7 @@
               <w:spacing w:line="250" w:lineRule="auto"/>
             </w:pPr>
             <w:r>
-              <w:t>HR_A</w:t>
-            </w:r>
-            <w:r>
-              <w:rPr>
-                <w:rFonts w:hint="eastAsia"/>
-              </w:rPr>
-              <w:t>M</w:t>
+              <w:t>AM_HR</w:t>
             </w:r>
             <w:r>
               <w:t>_Skill_</w:t>
@@ -6400,7 +6578,14 @@
                 <w:rFonts w:ascii="맑은 고딕" w:eastAsia="맑은 고딕" w:hAnsi="맑은 고딕"/>
                 <w:sz w:val="20"/>
               </w:rPr>
-              <w:t>전방을 빠르게 1번 벤다. 이 스킬은 퍼펙트 패링 판정을 가지고 있어 패링 성공 시 폭발하며 더 큰 피해를 입힌다. 패링 성공 여부와 상관 없이 마찰검 버프를 얻는다.</w:t>
+              <w:t xml:space="preserve">전방을 빠르게 1번 벤다. 이 스킬은 퍼펙트 패링 판정을 가지고 있어 패링 성공 시 폭발하며 더 큰 피해를 입힌다. 패링 성공 </w:t>
+            </w:r>
+            <w:r>
+              <w:rPr>
+                <w:rFonts w:ascii="맑은 고딕" w:eastAsia="맑은 고딕" w:hAnsi="맑은 고딕" w:hint="eastAsia"/>
+                <w:sz w:val="20"/>
+              </w:rPr>
+              <w:t>시 마찰검 버프를 얻는다.</w:t>
             </w:r>
           </w:p>
         </w:tc>
@@ -6488,7 +6673,6 @@
                 <w:b/>
                 <w:sz w:val="19"/>
               </w:rPr>
-              <w:lastRenderedPageBreak/>
               <w:t>소모자원</w:t>
             </w:r>
           </w:p>
@@ -6632,6 +6816,7 @@
                 <w:b/>
                 <w:sz w:val="19"/>
               </w:rPr>
+              <w:lastRenderedPageBreak/>
               <w:t>스킬명</w:t>
             </w:r>
           </w:p>
@@ -6709,7 +6894,7 @@
             <w:pPr>
               <w:spacing w:line="250" w:lineRule="auto"/>
             </w:pPr>
-            <w:hyperlink r:id="rId22" w:anchor="toc" w:history="1">
+            <w:hyperlink r:id="rId23" w:anchor="toc" w:history="1">
               <w:r>
                 <w:rPr>
                   <w:rStyle w:val="ad"/>
@@ -6728,7 +6913,7 @@
             <w:r>
               <w:br/>
             </w:r>
-            <w:hyperlink r:id="rId23" w:history="1">
+            <w:hyperlink r:id="rId24" w:history="1">
               <w:r>
                 <w:rPr>
                   <w:rStyle w:val="ad"/>
@@ -6799,7 +6984,10 @@
               <w:spacing w:line="250" w:lineRule="auto"/>
             </w:pPr>
             <w:r>
-              <w:t>HR_GA_Ultimate</w:t>
+              <w:t>GA_HR</w:t>
+            </w:r>
+            <w:r>
+              <w:t>_Ultimate</w:t>
             </w:r>
           </w:p>
         </w:tc>
@@ -6851,7 +7039,10 @@
               <w:spacing w:line="250" w:lineRule="auto"/>
             </w:pPr>
             <w:r>
-              <w:t>HR_AM_Ultimate</w:t>
+              <w:t>AM_HR</w:t>
+            </w:r>
+            <w:r>
+              <w:t>_Ultimate</w:t>
             </w:r>
           </w:p>
         </w:tc>
@@ -7042,394 +7233,13 @@
         </w:rPr>
         <w:t>회피반격</w:t>
       </w:r>
-    </w:p>
-    <w:tbl>
-      <w:tblPr>
-        <w:tblStyle w:val="ac"/>
-        <w:tblW w:w="9015" w:type="dxa"/>
-        <w:jc w:val="center"/>
-        <w:tblLayout w:type="fixed"/>
-        <w:tblLook w:val="04A0" w:firstRow="1" w:lastRow="0" w:firstColumn="1" w:lastColumn="0" w:noHBand="0" w:noVBand="1"/>
-      </w:tblPr>
-      <w:tblGrid>
-        <w:gridCol w:w="1587"/>
-        <w:gridCol w:w="7428"/>
-      </w:tblGrid>
-      <w:tr>
-        <w:trPr>
-          <w:jc w:val="center"/>
-        </w:trPr>
-        <w:tc>
-          <w:tcPr>
-            <w:tcW w:w="1587" w:type="dxa"/>
-            <w:shd w:val="clear" w:color="auto" w:fill="D9EAF7"/>
-            <w:tcMar>
-              <w:top w:w="70" w:type="dxa"/>
-              <w:left w:w="110" w:type="dxa"/>
-              <w:bottom w:w="70" w:type="dxa"/>
-              <w:right w:w="110" w:type="dxa"/>
-            </w:tcMar>
-            <w:vAlign w:val="center"/>
-          </w:tcPr>
-          <w:p>
-            <w:pPr>
-              <w:spacing w:line="250" w:lineRule="auto"/>
-              <w:jc w:val="center"/>
-            </w:pPr>
-            <w:r>
-              <w:rPr>
-                <w:rFonts w:ascii="맑은 고딕" w:eastAsia="맑은 고딕" w:hAnsi="맑은 고딕"/>
-                <w:b/>
-                <w:sz w:val="19"/>
-              </w:rPr>
-              <w:t>스킬명</w:t>
-            </w:r>
-          </w:p>
-        </w:tc>
-        <w:tc>
-          <w:tcPr>
-            <w:tcW w:w="7428" w:type="dxa"/>
-            <w:shd w:val="clear" w:color="auto" w:fill="F5FAFF"/>
-            <w:tcMar>
-              <w:top w:w="70" w:type="dxa"/>
-              <w:left w:w="110" w:type="dxa"/>
-              <w:bottom w:w="70" w:type="dxa"/>
-              <w:right w:w="110" w:type="dxa"/>
-            </w:tcMar>
-            <w:vAlign w:val="center"/>
-          </w:tcPr>
-          <w:p>
-            <w:pPr>
-              <w:spacing w:line="250" w:lineRule="auto"/>
-            </w:pPr>
-            <w:r>
-              <w:rPr>
-                <w:rFonts w:ascii="맑은 고딕" w:eastAsia="맑은 고딕" w:hAnsi="맑은 고딕"/>
-                <w:b/>
-                <w:sz w:val="20"/>
-              </w:rPr>
-              <w:t>추적</w:t>
-            </w:r>
-          </w:p>
-        </w:tc>
-      </w:tr>
-      <w:tr>
-        <w:trPr>
-          <w:jc w:val="center"/>
-        </w:trPr>
-        <w:tc>
-          <w:tcPr>
-            <w:tcW w:w="1587" w:type="dxa"/>
-            <w:shd w:val="clear" w:color="auto" w:fill="EAF0F7"/>
-            <w:tcMar>
-              <w:top w:w="70" w:type="dxa"/>
-              <w:left w:w="110" w:type="dxa"/>
-              <w:bottom w:w="70" w:type="dxa"/>
-              <w:right w:w="110" w:type="dxa"/>
-            </w:tcMar>
-            <w:vAlign w:val="center"/>
-          </w:tcPr>
-          <w:p>
-            <w:pPr>
-              <w:spacing w:line="250" w:lineRule="auto"/>
-              <w:jc w:val="center"/>
-            </w:pPr>
-            <w:r>
-              <w:rPr>
-                <w:rFonts w:ascii="맑은 고딕" w:eastAsia="맑은 고딕" w:hAnsi="맑은 고딕"/>
-                <w:b/>
-                <w:sz w:val="19"/>
-              </w:rPr>
-              <w:t>이미지</w:t>
-            </w:r>
-          </w:p>
-        </w:tc>
-        <w:tc>
-          <w:tcPr>
-            <w:tcW w:w="7428" w:type="dxa"/>
-            <w:tcMar>
-              <w:top w:w="70" w:type="dxa"/>
-              <w:left w:w="110" w:type="dxa"/>
-              <w:bottom w:w="70" w:type="dxa"/>
-              <w:right w:w="110" w:type="dxa"/>
-            </w:tcMar>
-            <w:vAlign w:val="center"/>
-          </w:tcPr>
-          <w:p>
-            <w:pPr>
-              <w:spacing w:line="250" w:lineRule="auto"/>
-            </w:pPr>
-            <w:hyperlink r:id="rId24" w:anchor="toc" w:history="1">
-              <w:r>
-                <w:rPr>
-                  <w:rStyle w:val="ad"/>
-                  <w:rFonts w:ascii="맑은 고딕" w:eastAsia="맑은 고딕" w:hAnsi="맑은 고딕"/>
-                  <w:sz w:val="20"/>
-                </w:rPr>
-                <w:t>링크</w:t>
-              </w:r>
-            </w:hyperlink>
-          </w:p>
-        </w:tc>
-      </w:tr>
-      <w:tr>
-        <w:trPr>
-          <w:jc w:val="center"/>
-        </w:trPr>
-        <w:tc>
-          <w:tcPr>
-            <w:tcW w:w="1587" w:type="dxa"/>
-            <w:shd w:val="clear" w:color="auto" w:fill="EAF0F7"/>
-            <w:tcMar>
-              <w:top w:w="70" w:type="dxa"/>
-              <w:left w:w="110" w:type="dxa"/>
-              <w:bottom w:w="70" w:type="dxa"/>
-              <w:right w:w="110" w:type="dxa"/>
-            </w:tcMar>
-            <w:vAlign w:val="center"/>
-          </w:tcPr>
-          <w:p>
-            <w:pPr>
-              <w:spacing w:line="250" w:lineRule="auto"/>
-              <w:jc w:val="center"/>
-            </w:pPr>
-            <w:r>
-              <w:rPr>
-                <w:rFonts w:ascii="맑은 고딕" w:eastAsia="맑은 고딕" w:hAnsi="맑은 고딕"/>
-                <w:b/>
-                <w:sz w:val="19"/>
-              </w:rPr>
-              <w:t>GA명</w:t>
-            </w:r>
-          </w:p>
-        </w:tc>
-        <w:tc>
-          <w:tcPr>
-            <w:tcW w:w="7428" w:type="dxa"/>
-            <w:tcMar>
-              <w:top w:w="70" w:type="dxa"/>
-              <w:left w:w="110" w:type="dxa"/>
-              <w:bottom w:w="70" w:type="dxa"/>
-              <w:right w:w="110" w:type="dxa"/>
-            </w:tcMar>
-            <w:vAlign w:val="center"/>
-          </w:tcPr>
-          <w:p>
-            <w:pPr>
-              <w:spacing w:line="250" w:lineRule="auto"/>
-            </w:pPr>
-            <w:r>
-              <w:t>HR_GA_Dodge</w:t>
-            </w:r>
-          </w:p>
-        </w:tc>
-      </w:tr>
-      <w:tr>
-        <w:trPr>
-          <w:jc w:val="center"/>
-        </w:trPr>
-        <w:tc>
-          <w:tcPr>
-            <w:tcW w:w="1587" w:type="dxa"/>
-            <w:shd w:val="clear" w:color="auto" w:fill="EAF0F7"/>
-            <w:tcMar>
-              <w:top w:w="70" w:type="dxa"/>
-              <w:left w:w="110" w:type="dxa"/>
-              <w:bottom w:w="70" w:type="dxa"/>
-              <w:right w:w="110" w:type="dxa"/>
-            </w:tcMar>
-            <w:vAlign w:val="center"/>
-          </w:tcPr>
-          <w:p>
-            <w:pPr>
-              <w:spacing w:line="250" w:lineRule="auto"/>
-              <w:jc w:val="center"/>
-            </w:pPr>
-            <w:r>
-              <w:rPr>
-                <w:rFonts w:ascii="맑은 고딕" w:eastAsia="맑은 고딕" w:hAnsi="맑은 고딕"/>
-                <w:b/>
-                <w:sz w:val="19"/>
-              </w:rPr>
-              <w:t>AM명</w:t>
-            </w:r>
-          </w:p>
-        </w:tc>
-        <w:tc>
-          <w:tcPr>
-            <w:tcW w:w="7428" w:type="dxa"/>
-            <w:tcMar>
-              <w:top w:w="70" w:type="dxa"/>
-              <w:left w:w="110" w:type="dxa"/>
-              <w:bottom w:w="70" w:type="dxa"/>
-              <w:right w:w="110" w:type="dxa"/>
-            </w:tcMar>
-            <w:vAlign w:val="center"/>
-          </w:tcPr>
-          <w:p>
-            <w:pPr>
-              <w:spacing w:line="250" w:lineRule="auto"/>
-            </w:pPr>
-            <w:r>
-              <w:t>HR_AM_DodgeCounter</w:t>
-            </w:r>
-            <w:r>
-              <w:rPr>
-                <w:rFonts w:hint="eastAsia"/>
-              </w:rPr>
-              <w:t xml:space="preserve">, </w:t>
-            </w:r>
-            <w:r>
-              <w:t>HR_AM_DodgeSuccess</w:t>
-            </w:r>
-            <w:r>
-              <w:rPr>
-                <w:rFonts w:hint="eastAsia"/>
-              </w:rPr>
-              <w:t xml:space="preserve">, </w:t>
-            </w:r>
-            <w:r>
-              <w:t>HR_AM_Dodge</w:t>
-            </w:r>
-          </w:p>
-        </w:tc>
-      </w:tr>
-      <w:tr>
-        <w:trPr>
-          <w:jc w:val="center"/>
-        </w:trPr>
-        <w:tc>
-          <w:tcPr>
-            <w:tcW w:w="1587" w:type="dxa"/>
-            <w:shd w:val="clear" w:color="auto" w:fill="EAF0F7"/>
-            <w:tcMar>
-              <w:top w:w="70" w:type="dxa"/>
-              <w:left w:w="110" w:type="dxa"/>
-              <w:bottom w:w="70" w:type="dxa"/>
-              <w:right w:w="110" w:type="dxa"/>
-            </w:tcMar>
-            <w:vAlign w:val="center"/>
-          </w:tcPr>
-          <w:p>
-            <w:pPr>
-              <w:spacing w:line="250" w:lineRule="auto"/>
-              <w:jc w:val="center"/>
-            </w:pPr>
-            <w:r>
-              <w:rPr>
-                <w:rFonts w:ascii="맑은 고딕" w:eastAsia="맑은 고딕" w:hAnsi="맑은 고딕"/>
-                <w:b/>
-                <w:sz w:val="19"/>
-              </w:rPr>
-              <w:t>설명</w:t>
-            </w:r>
-          </w:p>
-        </w:tc>
-        <w:tc>
-          <w:tcPr>
-            <w:tcW w:w="7428" w:type="dxa"/>
-            <w:tcMar>
-              <w:top w:w="70" w:type="dxa"/>
-              <w:left w:w="110" w:type="dxa"/>
-              <w:bottom w:w="70" w:type="dxa"/>
-              <w:right w:w="110" w:type="dxa"/>
-            </w:tcMar>
-            <w:vAlign w:val="center"/>
-          </w:tcPr>
-          <w:p>
-            <w:pPr>
-              <w:spacing w:line="250" w:lineRule="auto"/>
-            </w:pPr>
-            <w:r>
-              <w:rPr>
-                <w:rFonts w:ascii="맑은 고딕" w:eastAsia="맑은 고딕" w:hAnsi="맑은 고딕"/>
-                <w:sz w:val="20"/>
-              </w:rPr>
-              <w:t>극한 회피 상태에서 적 앞으로 고속 이동하여 적을 찌른다. 마찰검 버프를 얻는다</w:t>
-            </w:r>
-            <w:r>
-              <w:rPr>
-                <w:rFonts w:ascii="맑은 고딕" w:eastAsia="맑은 고딕" w:hAnsi="맑은 고딕" w:hint="eastAsia"/>
-                <w:sz w:val="20"/>
-              </w:rPr>
-              <w:t>. 회피 반격 사용중에는 무적이 된다.</w:t>
-            </w:r>
-          </w:p>
-        </w:tc>
-      </w:tr>
-      <w:tr>
-        <w:trPr>
-          <w:jc w:val="center"/>
-        </w:trPr>
-        <w:tc>
-          <w:tcPr>
-            <w:tcW w:w="1587" w:type="dxa"/>
-            <w:shd w:val="clear" w:color="auto" w:fill="EAF0F7"/>
-            <w:tcMar>
-              <w:top w:w="70" w:type="dxa"/>
-              <w:left w:w="110" w:type="dxa"/>
-              <w:bottom w:w="70" w:type="dxa"/>
-              <w:right w:w="110" w:type="dxa"/>
-            </w:tcMar>
-            <w:vAlign w:val="center"/>
-          </w:tcPr>
-          <w:p>
-            <w:pPr>
-              <w:spacing w:line="250" w:lineRule="auto"/>
-              <w:jc w:val="center"/>
-            </w:pPr>
-            <w:r>
-              <w:rPr>
-                <w:rFonts w:ascii="맑은 고딕" w:eastAsia="맑은 고딕" w:hAnsi="맑은 고딕"/>
-                <w:b/>
-                <w:sz w:val="19"/>
-              </w:rPr>
-              <w:t>데미지</w:t>
-            </w:r>
-          </w:p>
-        </w:tc>
-        <w:tc>
-          <w:tcPr>
-            <w:tcW w:w="7428" w:type="dxa"/>
-            <w:tcMar>
-              <w:top w:w="70" w:type="dxa"/>
-              <w:left w:w="110" w:type="dxa"/>
-              <w:bottom w:w="70" w:type="dxa"/>
-              <w:right w:w="110" w:type="dxa"/>
-            </w:tcMar>
-            <w:vAlign w:val="center"/>
-          </w:tcPr>
-          <w:p>
-            <w:pPr>
-              <w:spacing w:line="250" w:lineRule="auto"/>
-            </w:pPr>
-            <w:r>
-              <w:rPr>
-                <w:rFonts w:ascii="맑은 고딕" w:eastAsia="맑은 고딕" w:hAnsi="맑은 고딕"/>
-                <w:sz w:val="20"/>
-              </w:rPr>
-              <w:t>1타:100%</w:t>
-            </w:r>
-          </w:p>
-        </w:tc>
-      </w:tr>
-    </w:tbl>
-    <w:p>
-      <w:pPr>
-        <w:pStyle w:val="a6"/>
-        <w:numPr>
-          <w:ilvl w:val="0"/>
-          <w:numId w:val="5"/>
-        </w:numPr>
-        <w:spacing w:before="60" w:after="40"/>
-      </w:pPr>
       <w:r>
         <w:rPr>
           <w:rFonts w:ascii="맑은 고딕" w:eastAsia="맑은 고딕" w:hAnsi="맑은 고딕" w:hint="eastAsia"/>
           <w:b/>
           <w:sz w:val="21"/>
         </w:rPr>
-        <w:t>가드 카운터</w:t>
+        <w:t>, 패리 카운터</w:t>
       </w:r>
     </w:p>
     <w:tbl>
@@ -7477,7 +7287,7 @@
         </w:tc>
         <w:tc>
           <w:tcPr>
-            <w:tcW w:w="7427" w:type="dxa"/>
+            <w:tcW w:w="7428" w:type="dxa"/>
             <w:shd w:val="clear" w:color="auto" w:fill="F5FAFF"/>
             <w:tcMar>
               <w:top w:w="70" w:type="dxa"/>
@@ -7493,11 +7303,11 @@
             </w:pPr>
             <w:r>
               <w:rPr>
-                <w:rFonts w:ascii="맑은 고딕" w:eastAsia="맑은 고딕" w:hAnsi="맑은 고딕" w:hint="eastAsia"/>
-                <w:b/>
-                <w:sz w:val="20"/>
-              </w:rPr>
-              <w:t>XX</w:t>
+                <w:rFonts w:ascii="맑은 고딕" w:eastAsia="맑은 고딕" w:hAnsi="맑은 고딕"/>
+                <w:b/>
+                <w:sz w:val="20"/>
+              </w:rPr>
+              <w:t>추적</w:t>
             </w:r>
           </w:p>
         </w:tc>
@@ -7535,33 +7345,29 @@
         </w:tc>
         <w:tc>
           <w:tcPr>
-            <w:tcW w:w="7427" w:type="dxa"/>
-            <w:tcMar>
-              <w:top w:w="70" w:type="dxa"/>
-              <w:left w:w="110" w:type="dxa"/>
-              <w:bottom w:w="70" w:type="dxa"/>
-              <w:right w:w="110" w:type="dxa"/>
-            </w:tcMar>
-            <w:vAlign w:val="center"/>
-          </w:tcPr>
-          <w:p>
-            <w:pPr>
-              <w:spacing w:line="250" w:lineRule="auto"/>
-            </w:pPr>
-            <w:r>
-              <w:rPr>
-                <w:rFonts w:ascii="맑은 고딕" w:eastAsia="맑은 고딕" w:hAnsi="맑은 고딕"/>
-                <w:sz w:val="20"/>
-              </w:rPr>
-              <w:t>X</w:t>
-            </w:r>
-            <w:r>
-              <w:rPr>
-                <w:rFonts w:ascii="맑은 고딕" w:eastAsia="맑은 고딕" w:hAnsi="맑은 고딕" w:hint="eastAsia"/>
-                <w:sz w:val="20"/>
-              </w:rPr>
-              <w:t>X</w:t>
-            </w:r>
+            <w:tcW w:w="7428" w:type="dxa"/>
+            <w:tcMar>
+              <w:top w:w="70" w:type="dxa"/>
+              <w:left w:w="110" w:type="dxa"/>
+              <w:bottom w:w="70" w:type="dxa"/>
+              <w:right w:w="110" w:type="dxa"/>
+            </w:tcMar>
+            <w:vAlign w:val="center"/>
+          </w:tcPr>
+          <w:p>
+            <w:pPr>
+              <w:spacing w:line="250" w:lineRule="auto"/>
+            </w:pPr>
+            <w:hyperlink r:id="rId25" w:anchor="toc" w:history="1">
+              <w:r>
+                <w:rPr>
+                  <w:rStyle w:val="ad"/>
+                  <w:rFonts w:ascii="맑은 고딕" w:eastAsia="맑은 고딕" w:hAnsi="맑은 고딕"/>
+                  <w:sz w:val="20"/>
+                </w:rPr>
+                <w:t>링크</w:t>
+              </w:r>
+            </w:hyperlink>
           </w:p>
         </w:tc>
       </w:tr>
@@ -7598,24 +7404,30 @@
         </w:tc>
         <w:tc>
           <w:tcPr>
-            <w:tcW w:w="7427" w:type="dxa"/>
-            <w:tcMar>
-              <w:top w:w="70" w:type="dxa"/>
-              <w:left w:w="110" w:type="dxa"/>
-              <w:bottom w:w="70" w:type="dxa"/>
-              <w:right w:w="110" w:type="dxa"/>
-            </w:tcMar>
-            <w:vAlign w:val="center"/>
-          </w:tcPr>
-          <w:p>
-            <w:pPr>
-              <w:spacing w:line="250" w:lineRule="auto"/>
-            </w:pPr>
+            <w:tcW w:w="7428" w:type="dxa"/>
+            <w:tcMar>
+              <w:top w:w="70" w:type="dxa"/>
+              <w:left w:w="110" w:type="dxa"/>
+              <w:bottom w:w="70" w:type="dxa"/>
+              <w:right w:w="110" w:type="dxa"/>
+            </w:tcMar>
+            <w:vAlign w:val="center"/>
+          </w:tcPr>
+          <w:p>
+            <w:pPr>
+              <w:spacing w:line="250" w:lineRule="auto"/>
+            </w:pPr>
+            <w:r>
+              <w:t>GA_HR</w:t>
+            </w:r>
+            <w:r>
+              <w:t>_Dodge</w:t>
+            </w:r>
             <w:r>
               <w:rPr>
                 <w:rFonts w:hint="eastAsia"/>
               </w:rPr>
-              <w:t>XXXXX</w:t>
+              <w:t>, GA_HR_ParryCounter</w:t>
             </w:r>
           </w:p>
         </w:tc>
@@ -7653,24 +7465,54 @@
         </w:tc>
         <w:tc>
           <w:tcPr>
-            <w:tcW w:w="7427" w:type="dxa"/>
-            <w:tcMar>
-              <w:top w:w="70" w:type="dxa"/>
-              <w:left w:w="110" w:type="dxa"/>
-              <w:bottom w:w="70" w:type="dxa"/>
-              <w:right w:w="110" w:type="dxa"/>
-            </w:tcMar>
-            <w:vAlign w:val="center"/>
-          </w:tcPr>
-          <w:p>
-            <w:pPr>
-              <w:spacing w:line="250" w:lineRule="auto"/>
-            </w:pPr>
+            <w:tcW w:w="7428" w:type="dxa"/>
+            <w:tcMar>
+              <w:top w:w="70" w:type="dxa"/>
+              <w:left w:w="110" w:type="dxa"/>
+              <w:bottom w:w="70" w:type="dxa"/>
+              <w:right w:w="110" w:type="dxa"/>
+            </w:tcMar>
+            <w:vAlign w:val="center"/>
+          </w:tcPr>
+          <w:p>
+            <w:pPr>
+              <w:spacing w:line="250" w:lineRule="auto"/>
+            </w:pPr>
+            <w:r>
+              <w:t>AM_HR</w:t>
+            </w:r>
+            <w:r>
+              <w:t>_DodgeCounter</w:t>
+            </w:r>
             <w:r>
               <w:rPr>
                 <w:rFonts w:hint="eastAsia"/>
               </w:rPr>
-              <w:t>XXXXXX</w:t>
+              <w:t xml:space="preserve">, </w:t>
+            </w:r>
+            <w:r>
+              <w:t>AM_HR</w:t>
+            </w:r>
+            <w:r>
+              <w:t>_DodgeSuccess</w:t>
+            </w:r>
+            <w:r>
+              <w:rPr>
+                <w:rFonts w:hint="eastAsia"/>
+              </w:rPr>
+              <w:t xml:space="preserve">, </w:t>
+            </w:r>
+            <w:r>
+              <w:t>AM_HR</w:t>
+            </w:r>
+            <w:r>
+              <w:t>_Dodge</w:t>
+            </w:r>
+            <w:r>
+              <w:rPr>
+                <w:rFonts w:hint="eastAsia"/>
+              </w:rPr>
+              <w:t>, AM_HR_ParryCounter</w:t>
             </w:r>
           </w:p>
         </w:tc>
@@ -7708,25 +7550,48 @@
         </w:tc>
         <w:tc>
           <w:tcPr>
-            <w:tcW w:w="7427" w:type="dxa"/>
-            <w:tcMar>
-              <w:top w:w="70" w:type="dxa"/>
-              <w:left w:w="110" w:type="dxa"/>
-              <w:bottom w:w="70" w:type="dxa"/>
-              <w:right w:w="110" w:type="dxa"/>
-            </w:tcMar>
-            <w:vAlign w:val="center"/>
-          </w:tcPr>
-          <w:p>
-            <w:pPr>
-              <w:spacing w:line="250" w:lineRule="auto"/>
-            </w:pPr>
+            <w:tcW w:w="7428" w:type="dxa"/>
+            <w:tcMar>
+              <w:top w:w="70" w:type="dxa"/>
+              <w:left w:w="110" w:type="dxa"/>
+              <w:bottom w:w="70" w:type="dxa"/>
+              <w:right w:w="110" w:type="dxa"/>
+            </w:tcMar>
+            <w:vAlign w:val="center"/>
+          </w:tcPr>
+          <w:p>
+            <w:pPr>
+              <w:spacing w:line="250" w:lineRule="auto"/>
+              <w:rPr>
+                <w:rFonts w:ascii="맑은 고딕" w:eastAsia="맑은 고딕" w:hAnsi="맑은 고딕"/>
+                <w:sz w:val="20"/>
+              </w:rPr>
+            </w:pPr>
+            <w:r>
+              <w:rPr>
+                <w:rFonts w:ascii="맑은 고딕" w:eastAsia="맑은 고딕" w:hAnsi="맑은 고딕"/>
+                <w:sz w:val="20"/>
+              </w:rPr>
+              <w:t>극한 회피 상태에서 적 앞으로 고속 이동하여 적을 찌른다. 마찰검 버프를 얻는다</w:t>
+            </w:r>
             <w:r>
               <w:rPr>
                 <w:rFonts w:ascii="맑은 고딕" w:eastAsia="맑은 고딕" w:hAnsi="맑은 고딕" w:hint="eastAsia"/>
                 <w:sz w:val="20"/>
               </w:rPr>
-              <w:t>XXXXXXX</w:t>
+              <w:t>. 회피 반격 사용중에는 무적이 된다.</w:t>
+            </w:r>
+          </w:p>
+          <w:p>
+            <w:pPr>
+              <w:spacing w:line="250" w:lineRule="auto"/>
+            </w:pPr>
+            <w:r>
+              <w:rPr>
+                <w:rFonts w:ascii="맑은 고딕" w:eastAsia="맑은 고딕" w:hAnsi="맑은 고딕" w:hint="eastAsia"/>
+                <w:sz w:val="20"/>
+              </w:rPr>
+              <w:t>퍼펙트 패링 후 적에게 반격을 날릴 수 있다. 패리 카운터는 무적이 아니다.</w:t>
             </w:r>
           </w:p>
         </w:tc>
@@ -7758,14 +7623,13 @@
                 <w:b/>
                 <w:sz w:val="19"/>
               </w:rPr>
-              <w:lastRenderedPageBreak/>
               <w:t>데미지</w:t>
             </w:r>
           </w:p>
         </w:tc>
         <w:tc>
           <w:tcPr>
-            <w:tcW w:w="7427" w:type="dxa"/>
+            <w:tcW w:w="7428" w:type="dxa"/>
             <w:tcMar>
               <w:top w:w="70" w:type="dxa"/>
               <w:left w:w="110" w:type="dxa"/>
@@ -7833,6 +7697,9 @@
       </w:r>
       <w:r>
         <w:br/>
+      </w:r>
+      <w:r>
+        <w:lastRenderedPageBreak/>
         <w:t>→ 스태거 게이지 누적</w:t>
       </w:r>
       <w:r>
